--- a/public/investor-downloads/weekly/2026-W30/AI-Institute-Weekly-Report-2026-W30-zh.docx
+++ b/public/investor-downloads/weekly/2026-W30/AI-Institute-Weekly-Report-2026-W30-zh.docx
@@ -64,7 +64,7 @@
           <w:color w:val="5E6268"/>
           <w:sz w:val="28"/>
         </w:rPr>
-        <w:t>2026-W30 AI Institute 周度投资研究全景</w:t>
+        <w:t>2026-W30｜从名义 AI 资本开支转向可通电、可回收、可变现</w:t>
       </w:r>
     </w:p>
     <w:tbl>
@@ -218,7 +218,7 @@
                 <w:color w:val="111111"/>
                 <w:sz w:val="19"/>
               </w:rPr>
-              <w:t>rolling · REV 5</w:t>
+              <w:t>rolling · REV 6</w:t>
             </w:r>
           </w:p>
         </w:tc>
@@ -261,7 +261,7 @@
                 <w:color w:val="111111"/>
                 <w:sz w:val="19"/>
               </w:rPr>
-              <w:t>pass_with_warnings · 67</w:t>
+              <w:t>pass_with_warnings · 83</w:t>
             </w:r>
           </w:p>
         </w:tc>
@@ -328,7 +328,7 @@
                 <w:color w:val="111111"/>
                 <w:sz w:val="24"/>
               </w:rPr>
-              <w:t>本周的核心不是追逐研究热度，而是把 AI 电力/电网设备 与 A股半导体/两融负 Gamma 拆成可执行、可证伪的赛道和标的判断。</w:t>
+              <w:t>本周决策转向控制集中风险：TRIM AI 算力半导体与中国权益流动性，HOLD A股杠铃、AI再通胀资产和Mag7再分层；真正需要核对的已不是研究热度，而是并网、合同、产品结构和流动性确认。</w:t>
             </w:r>
           </w:p>
         </w:tc>
@@ -390,7 +390,7 @@
           <w:color w:val="111111"/>
           <w:sz w:val="22"/>
         </w:rPr>
-        <w:t>AI基础设施电力与信用瓶颈的宏观通胀与资本开支效应：对美国结构性通胀、... 与 硅电锁死与再通胀：AI算力电力通胀向核心PCE的传导路径与降息周期的利率定价博弈 构成本周最强的证据主轴，而 A股半导体ETF资金流、融资余额与半导体诱多风险吸收阈值 提供了必要的反向约束。公开研究合约显示，优先级正在从宽泛主题向可交付、可验证的产业链环节集中；组合层面应先读取 TRIM AI 算力半导体、TRIM 中国权益流动性、HOLD A股红利/硬科技杠铃，再用后续订单、交付、政策与市场数据确认。与 2026-W29 相比，本周有 1 项操作变化、1 项赛道立场变化。</w:t>
+        <w:t>相较 W29 的 standing theses，本周没有证据支持无条件扩大风险预算。AI需求叙事仍在，但盈利与配置价值正从单一加速器扩散至存储、定制芯片、云平台和电网设备；与此同时，并网滑期、先进封装良率、模型价格战和实际利率构成四重约束。因此，AI算力半导体执行 TRIM，Mag7再分层与AI再通胀资产维持 HOLD。中国资产方面，政策与人民币路径提供支持，但两融、ETF承接和硬科技微观结构尚未形成一致确认；中国权益流动性执行 TRIM，A股红利/硬科技杠铃维持 HOLD，且硬科技腿应弱于红利腿。本期没有可用市场报价数据，故不对最新价格、涨跌幅或实际资金流方向作判断。</w:t>
       </w:r>
     </w:p>
     <w:p>
@@ -404,7 +404,7 @@
           <w:color w:val="5E6268"/>
           <w:sz w:val="22"/>
         </w:rPr>
-        <w:t>周报的价值不在于给出更多观点，而在于留下可复查的决策、证据和证伪条件。下一周若触发器没有出现，应降低置信度，而不是用新的叙事延长旧判断。</w:t>
+        <w:t>本周最重要的变化不是AI叙事消失，而是决策单位从“资本开支金额”缩小到“已通电容量、合同保护、产品结构与现金流”。在这些变量同时改善前，TRIM与HOLD比方向性押注更符合证据；AI电力主线虽获结构性支持，但建设滑期可能先带来需求破坏，必须保留反向情景。本报告仅为研究综合，不构成投资建议，不承诺任何收益。</w:t>
       </w:r>
     </w:p>
     <w:p>
@@ -1184,7 +1184,7 @@
         <w:keepNext/>
       </w:pPr>
       <w:r>
-        <w:t>01 · TRIM AI 算力半导体：NAND盈利弹性由价格与产品结构主导，而非单纯出货增长</w:t>
+        <w:t>01 · TRIM｜AI 算力半导体</w:t>
       </w:r>
     </w:p>
     <w:p>
@@ -1198,7 +1198,7 @@
           <w:color w:val="111111"/>
           <w:sz w:val="22"/>
         </w:rPr>
-        <w:t>AI算力需求仍强，但收益正在从单一加速器向存储、定制芯片和云平台扩散；配置应侧重订单、产品结构和自由现金流，控制估值集中风险。 风险雷达：降权跟踪：适合作为风险雷达，不适合作为无条件加仓理由。 本周证据账本把该判断连接到 5 份公开报告；其有效性仍取决于“CPI/PCE 与油价是否重新推高实际利率”。</w:t>
+        <w:t>确定性 driver（原文）：AI算力需求仍强，但收益正在从单一加速器向存储、定制芯片和云平台扩散；配置应侧重订单、产品结构和自由现金流，控制估值集中风险。 风险雷达：降权跟踪：适合作为风险雷达，不适合作为无条件加仓理由。解释上，本周压力测试显示稀缺盈利尚未全面扩散，并网与先进封装约束可能使名义需求无法同步转化为交付和现金流。</w:t>
       </w:r>
     </w:p>
     <w:tbl>
@@ -1274,7 +1274,7 @@
                 <w:color w:val="111111"/>
                 <w:sz w:val="18"/>
               </w:rPr>
-              <w:t>在 AI 算力半导体 内优先保留证据与兑现路径清晰的标的，并按证伪条件控制暴露。</w:t>
+              <w:t>保留经订单、产品结构和现金流验证的核心暴露，削减仅依赖行业总需求或高利润率外推的集中仓位；NVDA、TSM、MU、000660.KS、AMD、AVGO等只作分层跟踪，不把证据密度视为价格确认。</w:t>
             </w:r>
           </w:p>
         </w:tc>
@@ -1409,7 +1409,7 @@
         <w:keepNext/>
       </w:pPr>
       <w:r>
-        <w:t>02 · TRIM 中国权益流动性：中国资产定价仍受政策、流动性与风险偏好共同驱动</w:t>
+        <w:t>02 · TRIM｜中国权益流动性</w:t>
       </w:r>
     </w:p>
     <w:p>
@@ -1423,7 +1423,7 @@
           <w:color w:val="111111"/>
           <w:sz w:val="22"/>
         </w:rPr>
-        <w:t>风险雷达：降权跟踪：适合作为风险雷达，不适合作为无条件加仓理由。 本周证据账本把该判断连接到 5 份公开报告；其有效性仍取决于“期权伽马和 ETF 资金是否放大尾盘流动性”。</w:t>
+        <w:t>确定性 driver（原文）：风险雷达：降权跟踪：适合作为风险雷达，不适合作为无条件加仓理由。解释上，人民币与政策路径仍提供支持，但A股微观结构、指数与中小盘流动性分化尚未被修复，支持证据不足以抵消风险信号。</w:t>
       </w:r>
     </w:p>
     <w:tbl>
@@ -1499,7 +1499,7 @@
                 <w:color w:val="111111"/>
                 <w:sz w:val="18"/>
               </w:rPr>
-              <w:t>在 中国权益流动性 内优先保留证据与兑现路径清晰的标的，并按证伪条件控制暴露。</w:t>
+              <w:t>降低依赖整体风险偏好扩张的中国权益 Beta，保留政策受益且基本面可验证的结构性暴露；在融资余额、ETF申赎和北向资金形成同向确认前，不恢复510300.SH、159915.SZ、2800.HK等宽基风险预算。</w:t>
             </w:r>
           </w:p>
         </w:tc>
@@ -1600,7 +1600,7 @@
       <w:r>
         <w:t xml:space="preserve"> · </w:t>
       </w:r>
-      <w:hyperlink r:id="rId19">
+      <w:hyperlink r:id="rId23">
         <w:r>
           <w:rPr>
             <w:color w:val="1D5FD1"/>
@@ -1615,7 +1615,7 @@
       <w:r>
         <w:t xml:space="preserve"> · </w:t>
       </w:r>
-      <w:hyperlink r:id="rId23">
+      <w:hyperlink r:id="rId24">
         <w:r>
           <w:rPr>
             <w:color w:val="1D5FD1"/>
@@ -1634,7 +1634,7 @@
         <w:keepNext/>
       </w:pPr>
       <w:r>
-        <w:t>03 · HOLD A股红利/硬科技杠铃：A 股红利与硬科技杠铃仍是政策、利率和风险偏好的组合表达</w:t>
+        <w:t>03 · HOLD｜A股红利/硬科技杠铃</w:t>
       </w:r>
     </w:p>
     <w:p>
@@ -1648,7 +1648,7 @@
           <w:color w:val="111111"/>
           <w:sz w:val="22"/>
         </w:rPr>
-        <w:t>观察等待：先放入观察池，只在证据密度和价格确认同时改善时进入组合。 本周证据账本把该判断连接到 5 份公开报告；其有效性仍取决于“融资余额、ETF 申赎和北向资金是否同向”。</w:t>
+        <w:t>确定性 driver（原文）：观察等待：先放入观察池，只在证据密度和价格确认同时改善时进入组合。解释上，红利腿仍获银行质量筛选与公用事业现金流逻辑支持，但硬科技腿已由 NEUTRAL 下调至 UNDERWEIGHT；杠铃仍可跟踪，却不能假设两腿具有对称的防御能力。</w:t>
       </w:r>
     </w:p>
     <w:tbl>
@@ -1724,7 +1724,7 @@
                 <w:color w:val="111111"/>
                 <w:sz w:val="18"/>
               </w:rPr>
-              <w:t>在 A股红利/硬科技杠铃 内优先保留证据与兑现路径清晰的标的，并按证伪条件控制暴露。</w:t>
+              <w:t>维持观察状态并向红利腿倾斜质量筛选；硬科技腿只保留具备真实订单、良率和现金流验证的标的。未获得价格与资金面确认前，不因政策叙事扩大整体杠铃仓位。</w:t>
             </w:r>
           </w:p>
         </w:tc>
@@ -1795,7 +1795,7 @@
       <w:r>
         <w:t>证据：</w:t>
       </w:r>
-      <w:hyperlink r:id="rId24">
+      <w:hyperlink r:id="rId25">
         <w:r>
           <w:rPr>
             <w:color w:val="1D5FD1"/>
@@ -1810,7 +1810,7 @@
       <w:r>
         <w:t xml:space="preserve"> · </w:t>
       </w:r>
-      <w:hyperlink r:id="rId25">
+      <w:hyperlink r:id="rId26">
         <w:r>
           <w:rPr>
             <w:color w:val="1D5FD1"/>
@@ -1825,7 +1825,7 @@
       <w:r>
         <w:t xml:space="preserve"> · </w:t>
       </w:r>
-      <w:hyperlink r:id="rId21">
+      <w:hyperlink r:id="rId27">
         <w:r>
           <w:rPr>
             <w:color w:val="1D5FD1"/>
@@ -1840,7 +1840,7 @@
       <w:r>
         <w:t xml:space="preserve"> · </w:t>
       </w:r>
-      <w:hyperlink r:id="rId26">
+      <w:hyperlink r:id="rId28">
         <w:r>
           <w:rPr>
             <w:color w:val="1D5FD1"/>
@@ -1859,7 +1859,7 @@
         <w:keepNext/>
       </w:pPr>
       <w:r>
-        <w:t>04 · HOLD AI 再通胀/利率敏感资产：AI 资本开支通过能源、设备和利率进入通胀定价</w:t>
+        <w:t>04 · HOLD｜AI 再通胀/利率敏感资产</w:t>
       </w:r>
     </w:p>
     <w:p>
@@ -1873,7 +1873,7 @@
           <w:color w:val="111111"/>
           <w:sz w:val="22"/>
         </w:rPr>
-        <w:t>观察等待：先放入观察池，只在证据密度和价格确认同时改善时进入组合。 本周证据账本把该判断连接到 5 份公开报告；其有效性仍取决于“CPI/PCE 与油价是否重新推高实际利率”。</w:t>
+        <w:t>确定性 driver（原文）：观察等待：先放入观察池，只在证据密度和价格确认同时改善时进入组合。解释上，电网扩容和费率传导可能抬升服务通胀，但并网与信用约束也可能先推迟物理建设、削弱固定投资和短期需求；当前不足以形成单向利率判断。</w:t>
       </w:r>
     </w:p>
     <w:tbl>
@@ -1949,7 +1949,7 @@
                 <w:color w:val="111111"/>
                 <w:sz w:val="18"/>
               </w:rPr>
-              <w:t>在 AI 再通胀/利率敏感资产 内优先保留证据与兑现路径清晰的标的，并按证伪条件控制暴露。</w:t>
+              <w:t>不押注单一利率方向。优先跟踪具备订单、费率保护或已通电容量的资产，同时控制TLT、XLE、XLU、GLD等宏观敏感敞口，等待CPI/PCE、油价与实际利率给出一致信号。</w:t>
             </w:r>
           </w:p>
         </w:tc>
@@ -2020,7 +2020,7 @@
       <w:r>
         <w:t>证据：</w:t>
       </w:r>
-      <w:hyperlink r:id="rId17">
+      <w:hyperlink r:id="rId29">
         <w:r>
           <w:rPr>
             <w:color w:val="1D5FD1"/>
@@ -2035,7 +2035,7 @@
       <w:r>
         <w:t xml:space="preserve"> · </w:t>
       </w:r>
-      <w:hyperlink r:id="rId21">
+      <w:hyperlink r:id="rId30">
         <w:r>
           <w:rPr>
             <w:color w:val="1D5FD1"/>
@@ -2050,7 +2050,7 @@
       <w:r>
         <w:t xml:space="preserve"> · </w:t>
       </w:r>
-      <w:hyperlink r:id="rId18">
+      <w:hyperlink r:id="rId31">
         <w:r>
           <w:rPr>
             <w:color w:val="1D5FD1"/>
@@ -2065,7 +2065,7 @@
       <w:r>
         <w:t xml:space="preserve"> · </w:t>
       </w:r>
-      <w:hyperlink r:id="rId27">
+      <w:hyperlink r:id="rId32">
         <w:r>
           <w:rPr>
             <w:color w:val="1D5FD1"/>
@@ -2084,7 +2084,7 @@
         <w:keepNext/>
       </w:pPr>
       <w:r>
-        <w:t>05 · HOLD Mag7 AI 平台再分层：Mag7 在 AI 时代从平台垄断转向基础设施再分层</w:t>
+        <w:t>05 · HOLD｜Mag7 AI 平台再分层</w:t>
       </w:r>
     </w:p>
     <w:p>
@@ -2098,7 +2098,7 @@
           <w:color w:val="111111"/>
           <w:sz w:val="22"/>
         </w:rPr>
-        <w:t>观察等待：先放入观察池，只在证据密度和价格确认同时改善时进入组合。 本周证据账本把该判断连接到 5 份公开报告；其有效性仍取决于“云厂商 capex 指引是否继续上修”。</w:t>
+        <w:t>确定性 driver（原文）：观察等待：先放入观察池，只在证据密度和价格确认同时改善时进入组合。解释上，平台再分层逻辑仍成立，但模型价格战、商业化分化和可通电容量约束意味着名义 capex 不能直接等同于收入质量或自由现金流改善。</w:t>
       </w:r>
     </w:p>
     <w:tbl>
@@ -2174,7 +2174,7 @@
                 <w:color w:val="111111"/>
                 <w:sz w:val="18"/>
               </w:rPr>
-              <w:t>在 Mag7 AI 平台再分层 内优先保留证据与兑现路径清晰的标的，并按证伪条件控制暴露。</w:t>
+              <w:t>MSFT、META、AMZN、GOOGL、NVDA等应按云增长、已锁定算力、电力合同和自由现金流逐一筛选，而非继续作为同质化篮子配置；在capex与变现同步确认前维持观察。</w:t>
             </w:r>
           </w:p>
         </w:tc>
@@ -2260,7 +2260,7 @@
       <w:r>
         <w:t xml:space="preserve"> · </w:t>
       </w:r>
-      <w:hyperlink r:id="rId21">
+      <w:hyperlink r:id="rId33">
         <w:r>
           <w:rPr>
             <w:color w:val="1D5FD1"/>
@@ -2275,7 +2275,7 @@
       <w:r>
         <w:t xml:space="preserve"> · </w:t>
       </w:r>
-      <w:hyperlink r:id="rId18">
+      <w:hyperlink r:id="rId34">
         <w:r>
           <w:rPr>
             <w:color w:val="1D5FD1"/>
@@ -2290,7 +2290,7 @@
       <w:r>
         <w:t xml:space="preserve"> · </w:t>
       </w:r>
-      <w:hyperlink r:id="rId28">
+      <w:hyperlink r:id="rId35">
         <w:r>
           <w:rPr>
             <w:color w:val="1D5FD1"/>
@@ -2331,7 +2331,7 @@
           <w:color w:val="111111"/>
           <w:sz w:val="22"/>
         </w:rPr>
-        <w:t>主线进一步集中到 A股红利/硬科技杠铃</w:t>
+        <w:t>AI再通胀主线由单向判断转为双向情景</w:t>
       </w:r>
     </w:p>
     <w:p>
@@ -2345,7 +2345,7 @@
           <w:color w:val="111111"/>
           <w:sz w:val="22"/>
         </w:rPr>
-        <w:t>赛道：A股红利/硬科技杠铃。候选观察标的：510880.SH, 601398.SH, 600900.SH, 601088.SH, 600941.SH, 588000.SH, 688981.SH。当前共有 40 条证据、2 位分析师和 8 条风险信号指向该判断；主导链条为 宏观通胀传导。该主题应作为可跟踪投资假设，而不是孤立结论。 本周新增 8 条主线事件，其中支持 4 条、风险 4 条；当前组合含义是 先放入观察池，只在证据密度和价格确认同时改善时进入组合。</w:t>
+        <w:t>W29 standing thesis 强调AI资本开支经能源、设备和利率进入通胀定价；W30新增证据表明，容量费和电价传导可能推升服务通胀，但并网及信用约束也可能先造成项目滑期、固定投资延后和短期需求降温。主线仍重要，却不再支持单向押注实际利率上行。</w:t>
       </w:r>
     </w:p>
     <w:p>
@@ -2355,7 +2355,7 @@
       <w:r>
         <w:t>关联标的：</w:t>
       </w:r>
-      <w:hyperlink r:id="rId29">
+      <w:hyperlink r:id="rId36">
         <w:r>
           <w:rPr>
             <w:color w:val="1D5FD1"/>
@@ -2364,13 +2364,13 @@
             <w:szCs w:val="17"/>
             <w:rFonts w:ascii="Calibri" w:hAnsi="Calibri" w:eastAsia="Hiragino Sans GB"/>
           </w:rPr>
-          <w:t>600900.SH</w:t>
+          <w:t>GEV</w:t>
         </w:r>
       </w:hyperlink>
       <w:r>
         <w:t xml:space="preserve"> · </w:t>
       </w:r>
-      <w:hyperlink r:id="rId30">
+      <w:hyperlink r:id="rId37">
         <w:r>
           <w:rPr>
             <w:color w:val="1D5FD1"/>
@@ -2379,13 +2379,13 @@
             <w:szCs w:val="17"/>
             <w:rFonts w:ascii="Calibri" w:hAnsi="Calibri" w:eastAsia="Hiragino Sans GB"/>
           </w:rPr>
-          <w:t>601398.SH</w:t>
+          <w:t>CEG</w:t>
         </w:r>
       </w:hyperlink>
       <w:r>
         <w:t xml:space="preserve"> · </w:t>
       </w:r>
-      <w:hyperlink r:id="rId31">
+      <w:hyperlink r:id="rId38">
         <w:r>
           <w:rPr>
             <w:color w:val="1D5FD1"/>
@@ -2394,13 +2394,13 @@
             <w:szCs w:val="17"/>
             <w:rFonts w:ascii="Calibri" w:hAnsi="Calibri" w:eastAsia="Hiragino Sans GB"/>
           </w:rPr>
-          <w:t>601088.SH</w:t>
+          <w:t>VST</w:t>
         </w:r>
       </w:hyperlink>
       <w:r>
         <w:t xml:space="preserve"> · </w:t>
       </w:r>
-      <w:hyperlink r:id="rId32">
+      <w:hyperlink r:id="rId39">
         <w:r>
           <w:rPr>
             <w:color w:val="1D5FD1"/>
@@ -2409,13 +2409,13 @@
             <w:szCs w:val="17"/>
             <w:rFonts w:ascii="Calibri" w:hAnsi="Calibri" w:eastAsia="Hiragino Sans GB"/>
           </w:rPr>
-          <w:t>600941.SH</w:t>
+          <w:t>XLU</w:t>
         </w:r>
       </w:hyperlink>
       <w:r>
         <w:t xml:space="preserve"> · </w:t>
       </w:r>
-      <w:hyperlink r:id="rId33">
+      <w:hyperlink r:id="rId40">
         <w:r>
           <w:rPr>
             <w:color w:val="1D5FD1"/>
@@ -2424,13 +2424,13 @@
             <w:szCs w:val="17"/>
             <w:rFonts w:ascii="Calibri" w:hAnsi="Calibri" w:eastAsia="Hiragino Sans GB"/>
           </w:rPr>
-          <w:t>588000.SH</w:t>
+          <w:t>TLT</w:t>
         </w:r>
       </w:hyperlink>
       <w:r>
         <w:t xml:space="preserve"> · </w:t>
       </w:r>
-      <w:hyperlink r:id="rId34">
+      <w:hyperlink r:id="rId41">
         <w:r>
           <w:rPr>
             <w:color w:val="1D5FD1"/>
@@ -2439,7 +2439,7 @@
             <w:szCs w:val="17"/>
             <w:rFonts w:ascii="Calibri" w:hAnsi="Calibri" w:eastAsia="Hiragino Sans GB"/>
           </w:rPr>
-          <w:t>688981.SH</w:t>
+          <w:t>IEF</w:t>
         </w:r>
       </w:hyperlink>
     </w:p>
@@ -2463,7 +2463,7 @@
           <w:color w:val="111111"/>
           <w:sz w:val="22"/>
         </w:rPr>
-        <w:t>AI 资本开支通过能源、设备和利率进入通胀定价 的本周证据更新</w:t>
+        <w:t>AI算力半导体从需求总量交易转向盈利质量筛选</w:t>
       </w:r>
     </w:p>
     <w:p>
@@ -2477,7 +2477,7 @@
           <w:color w:val="111111"/>
           <w:sz w:val="22"/>
         </w:rPr>
-        <w:t>赛道：AI 再通胀/利率敏感资产。候选观察标的：XLE, XLU, TLT, GLD, JPM, NEE。当前共有 40 条证据、3 位分析师和 8 条风险信号指向该判断；主导链条为 宏观通胀传导。该主题应作为可跟踪投资假设，而不是孤立结论。 本周新增 8 条主线事件，其中支持 3 条、风险 5 条；当前组合含义是 先放入观察池，只在证据密度和价格确认同时改善时进入组合。</w:t>
+        <w:t>W29 standing thesis 将NAND盈利弹性归因于单位价格与产品结构，而非单纯出货；W30压力测试进一步确认稀缺盈利存在，但尚未全面扩散，同时先进封装良率、并网时序和光电集成约束提高了交付不确定性。因此，主线由可扩散的需求逻辑弱化为少数公司的订单、结构和现金流验证。</w:t>
       </w:r>
     </w:p>
     <w:p>
@@ -2487,7 +2487,7 @@
       <w:r>
         <w:t>关联标的：</w:t>
       </w:r>
-      <w:hyperlink r:id="rId35">
+      <w:hyperlink r:id="rId42">
         <w:r>
           <w:rPr>
             <w:color w:val="1D5FD1"/>
@@ -2496,13 +2496,13 @@
             <w:szCs w:val="17"/>
             <w:rFonts w:ascii="Calibri" w:hAnsi="Calibri" w:eastAsia="Hiragino Sans GB"/>
           </w:rPr>
-          <w:t>META</w:t>
+          <w:t>NVDA</w:t>
         </w:r>
       </w:hyperlink>
       <w:r>
         <w:t xml:space="preserve"> · </w:t>
       </w:r>
-      <w:hyperlink r:id="rId36">
+      <w:hyperlink r:id="rId43">
         <w:r>
           <w:rPr>
             <w:color w:val="1D5FD1"/>
@@ -2511,13 +2511,145 @@
             <w:szCs w:val="17"/>
             <w:rFonts w:ascii="Calibri" w:hAnsi="Calibri" w:eastAsia="Hiragino Sans GB"/>
           </w:rPr>
-          <w:t>MSFT</w:t>
+          <w:t>TSM</w:t>
         </w:r>
       </w:hyperlink>
       <w:r>
         <w:t xml:space="preserve"> · </w:t>
       </w:r>
-      <w:hyperlink r:id="rId29">
+      <w:hyperlink r:id="rId44">
+        <w:r>
+          <w:rPr>
+            <w:color w:val="1D5FD1"/>
+            <w:u w:val="single"/>
+            <w:sz w:val="17"/>
+            <w:szCs w:val="17"/>
+            <w:rFonts w:ascii="Calibri" w:hAnsi="Calibri" w:eastAsia="Hiragino Sans GB"/>
+          </w:rPr>
+          <w:t>MU</w:t>
+        </w:r>
+      </w:hyperlink>
+      <w:r>
+        <w:t xml:space="preserve"> · </w:t>
+      </w:r>
+      <w:hyperlink r:id="rId45">
+        <w:r>
+          <w:rPr>
+            <w:color w:val="1D5FD1"/>
+            <w:u w:val="single"/>
+            <w:sz w:val="17"/>
+            <w:szCs w:val="17"/>
+            <w:rFonts w:ascii="Calibri" w:hAnsi="Calibri" w:eastAsia="Hiragino Sans GB"/>
+          </w:rPr>
+          <w:t>000660.KS</w:t>
+        </w:r>
+      </w:hyperlink>
+      <w:r>
+        <w:t xml:space="preserve"> · </w:t>
+      </w:r>
+      <w:hyperlink r:id="rId46">
+        <w:r>
+          <w:rPr>
+            <w:color w:val="1D5FD1"/>
+            <w:u w:val="single"/>
+            <w:sz w:val="17"/>
+            <w:szCs w:val="17"/>
+            <w:rFonts w:ascii="Calibri" w:hAnsi="Calibri" w:eastAsia="Hiragino Sans GB"/>
+          </w:rPr>
+          <w:t>AMD</w:t>
+        </w:r>
+      </w:hyperlink>
+      <w:r>
+        <w:t xml:space="preserve"> · </w:t>
+      </w:r>
+      <w:hyperlink r:id="rId47">
+        <w:r>
+          <w:rPr>
+            <w:color w:val="1D5FD1"/>
+            <w:u w:val="single"/>
+            <w:sz w:val="17"/>
+            <w:szCs w:val="17"/>
+            <w:rFonts w:ascii="Calibri" w:hAnsi="Calibri" w:eastAsia="Hiragino Sans GB"/>
+          </w:rPr>
+          <w:t>AVGO</w:t>
+        </w:r>
+      </w:hyperlink>
+    </w:p>
+    <w:p>
+      <w:pPr>
+        <w:keepNext/>
+      </w:pPr>
+      <w:r>
+        <w:rPr>
+          <w:rFonts w:ascii="Calibri" w:hAnsi="Calibri" w:eastAsia="Hiragino Sans GB"/>
+          <w:b/>
+          <w:color w:val="D85B16"/>
+          <w:sz w:val="18"/>
+        </w:rPr>
+        <w:t xml:space="preserve">03  SPLIT  </w:t>
+      </w:r>
+      <w:r>
+        <w:rPr>
+          <w:rFonts w:ascii="Calibri" w:hAnsi="Calibri" w:eastAsia="Hiragino Sans GB"/>
+          <w:b/>
+          <w:color w:val="111111"/>
+          <w:sz w:val="22"/>
+        </w:rPr>
+        <w:t>A股杠铃发生内部失衡，挑战“两腿互补”的主导观点</w:t>
+      </w:r>
+    </w:p>
+    <w:p>
+      <w:pPr>
+        <w:keepLines w:val="0"/>
+      </w:pPr>
+      <w:r>
+        <w:rPr>
+          <w:rFonts w:ascii="Calibri" w:hAnsi="Calibri" w:eastAsia="Hiragino Sans GB"/>
+          <w:b w:val="0"/>
+          <w:color w:val="111111"/>
+          <w:sz w:val="22"/>
+        </w:rPr>
+        <w:t>W29 standing thesis 把红利与硬科技视为政策、利率和风险偏好的组合表达；W30新增证据却显示，红利腿仍有银行质量与公用事业支撑，硬科技腿则受到两融、ETF拥挤、指数调样和良率验证压力，且A股硬科技/科创50已由NEUTRAL下调至UNDERWEIGHT。杠铃仍可观察，但不能继续把两腿当作对称配置。</w:t>
+      </w:r>
+    </w:p>
+    <w:p>
+      <w:pPr>
+        <w:pStyle w:val="TableCitation"/>
+      </w:pPr>
+      <w:r>
+        <w:t>关联标的：</w:t>
+      </w:r>
+      <w:hyperlink r:id="rId48">
+        <w:r>
+          <w:rPr>
+            <w:color w:val="1D5FD1"/>
+            <w:u w:val="single"/>
+            <w:sz w:val="17"/>
+            <w:szCs w:val="17"/>
+            <w:rFonts w:ascii="Calibri" w:hAnsi="Calibri" w:eastAsia="Hiragino Sans GB"/>
+          </w:rPr>
+          <w:t>510880.SH</w:t>
+        </w:r>
+      </w:hyperlink>
+      <w:r>
+        <w:t xml:space="preserve"> · </w:t>
+      </w:r>
+      <w:hyperlink r:id="rId49">
+        <w:r>
+          <w:rPr>
+            <w:color w:val="1D5FD1"/>
+            <w:u w:val="single"/>
+            <w:sz w:val="17"/>
+            <w:szCs w:val="17"/>
+            <w:rFonts w:ascii="Calibri" w:hAnsi="Calibri" w:eastAsia="Hiragino Sans GB"/>
+          </w:rPr>
+          <w:t>601398.SH</w:t>
+        </w:r>
+      </w:hyperlink>
+      <w:r>
+        <w:t xml:space="preserve"> · </w:t>
+      </w:r>
+      <w:hyperlink r:id="rId50">
         <w:r>
           <w:rPr>
             <w:color w:val="1D5FD1"/>
@@ -2532,7 +2664,7 @@
       <w:r>
         <w:t xml:space="preserve"> · </w:t>
       </w:r>
-      <w:hyperlink r:id="rId37">
+      <w:hyperlink r:id="rId51">
         <w:r>
           <w:rPr>
             <w:color w:val="1D5FD1"/>
@@ -2541,13 +2673,13 @@
             <w:szCs w:val="17"/>
             <w:rFonts w:ascii="Calibri" w:hAnsi="Calibri" w:eastAsia="Hiragino Sans GB"/>
           </w:rPr>
-          <w:t>XLU</w:t>
+          <w:t>588000.SH</w:t>
         </w:r>
       </w:hyperlink>
       <w:r>
         <w:t xml:space="preserve"> · </w:t>
       </w:r>
-      <w:hyperlink r:id="rId38">
+      <w:hyperlink r:id="rId52">
         <w:r>
           <w:rPr>
             <w:color w:val="1D5FD1"/>
@@ -2556,13 +2688,13 @@
             <w:szCs w:val="17"/>
             <w:rFonts w:ascii="Calibri" w:hAnsi="Calibri" w:eastAsia="Hiragino Sans GB"/>
           </w:rPr>
-          <w:t>AMZN</w:t>
+          <w:t>688981.SH</w:t>
         </w:r>
       </w:hyperlink>
       <w:r>
         <w:t xml:space="preserve"> · </w:t>
       </w:r>
-      <w:hyperlink r:id="rId39">
+      <w:hyperlink r:id="rId53">
         <w:r>
           <w:rPr>
             <w:color w:val="1D5FD1"/>
@@ -2571,139 +2703,7 @@
             <w:szCs w:val="17"/>
             <w:rFonts w:ascii="Calibri" w:hAnsi="Calibri" w:eastAsia="Hiragino Sans GB"/>
           </w:rPr>
-          <w:t>GOOGL</w:t>
-        </w:r>
-      </w:hyperlink>
-    </w:p>
-    <w:p>
-      <w:pPr>
-        <w:keepNext/>
-      </w:pPr>
-      <w:r>
-        <w:rPr>
-          <w:rFonts w:ascii="Calibri" w:hAnsi="Calibri" w:eastAsia="Hiragino Sans GB"/>
-          <w:b/>
-          <w:color w:val="D85B16"/>
-          <w:sz w:val="18"/>
-        </w:rPr>
-        <w:t xml:space="preserve">03  WEAKENED  </w:t>
-      </w:r>
-      <w:r>
-        <w:rPr>
-          <w:rFonts w:ascii="Calibri" w:hAnsi="Calibri" w:eastAsia="Hiragino Sans GB"/>
-          <w:b/>
-          <w:color w:val="111111"/>
-          <w:sz w:val="22"/>
-        </w:rPr>
-        <w:t>Mag7 在 AI 时代从平台垄断转向基础设施再分层 的本周证据更新</w:t>
-      </w:r>
-    </w:p>
-    <w:p>
-      <w:pPr>
-        <w:keepLines w:val="0"/>
-      </w:pPr>
-      <w:r>
-        <w:rPr>
-          <w:rFonts w:ascii="Calibri" w:hAnsi="Calibri" w:eastAsia="Hiragino Sans GB"/>
-          <w:b w:val="0"/>
-          <w:color w:val="111111"/>
-          <w:sz w:val="22"/>
-        </w:rPr>
-        <w:t>赛道：Mag7 AI 平台再分层。候选观察标的：MSFT, AAPL, TSLA, META, AMZN, GOOGL, NVDA。当前共有 40 条证据、4 位分析师和 8 条风险信号指向该判断；主导链条为 AI 基础设施。该主题应作为可跟踪投资假设，而不是孤立结论。 本周新增 8 条主线事件，其中支持 1 条、风险 7 条；当前组合含义是 先放入观察池，只在证据密度和价格确认同时改善时进入组合。</w:t>
-      </w:r>
-    </w:p>
-    <w:p>
-      <w:pPr>
-        <w:pStyle w:val="TableCitation"/>
-      </w:pPr>
-      <w:r>
-        <w:t>关联标的：</w:t>
-      </w:r>
-      <w:hyperlink r:id="rId35">
-        <w:r>
-          <w:rPr>
-            <w:color w:val="1D5FD1"/>
-            <w:u w:val="single"/>
-            <w:sz w:val="17"/>
-            <w:szCs w:val="17"/>
-            <w:rFonts w:ascii="Calibri" w:hAnsi="Calibri" w:eastAsia="Hiragino Sans GB"/>
-          </w:rPr>
-          <w:t>META</w:t>
-        </w:r>
-      </w:hyperlink>
-      <w:r>
-        <w:t xml:space="preserve"> · </w:t>
-      </w:r>
-      <w:hyperlink r:id="rId36">
-        <w:r>
-          <w:rPr>
-            <w:color w:val="1D5FD1"/>
-            <w:u w:val="single"/>
-            <w:sz w:val="17"/>
-            <w:szCs w:val="17"/>
-            <w:rFonts w:ascii="Calibri" w:hAnsi="Calibri" w:eastAsia="Hiragino Sans GB"/>
-          </w:rPr>
-          <w:t>MSFT</w:t>
-        </w:r>
-      </w:hyperlink>
-      <w:r>
-        <w:t xml:space="preserve"> · </w:t>
-      </w:r>
-      <w:hyperlink r:id="rId40">
-        <w:r>
-          <w:rPr>
-            <w:color w:val="1D5FD1"/>
-            <w:u w:val="single"/>
-            <w:sz w:val="17"/>
-            <w:szCs w:val="17"/>
-            <w:rFonts w:ascii="Calibri" w:hAnsi="Calibri" w:eastAsia="Hiragino Sans GB"/>
-          </w:rPr>
-          <w:t>NVDA</w:t>
-        </w:r>
-      </w:hyperlink>
-      <w:r>
-        <w:t xml:space="preserve"> · </w:t>
-      </w:r>
-      <w:hyperlink r:id="rId38">
-        <w:r>
-          <w:rPr>
-            <w:color w:val="1D5FD1"/>
-            <w:u w:val="single"/>
-            <w:sz w:val="17"/>
-            <w:szCs w:val="17"/>
-            <w:rFonts w:ascii="Calibri" w:hAnsi="Calibri" w:eastAsia="Hiragino Sans GB"/>
-          </w:rPr>
-          <w:t>AMZN</w:t>
-        </w:r>
-      </w:hyperlink>
-      <w:r>
-        <w:t xml:space="preserve"> · </w:t>
-      </w:r>
-      <w:hyperlink r:id="rId39">
-        <w:r>
-          <w:rPr>
-            <w:color w:val="1D5FD1"/>
-            <w:u w:val="single"/>
-            <w:sz w:val="17"/>
-            <w:szCs w:val="17"/>
-            <w:rFonts w:ascii="Calibri" w:hAnsi="Calibri" w:eastAsia="Hiragino Sans GB"/>
-          </w:rPr>
-          <w:t>GOOGL</w:t>
-        </w:r>
-      </w:hyperlink>
-      <w:r>
-        <w:t xml:space="preserve"> · </w:t>
-      </w:r>
-      <w:hyperlink r:id="rId41">
-        <w:r>
-          <w:rPr>
-            <w:color w:val="1D5FD1"/>
-            <w:u w:val="single"/>
-            <w:sz w:val="17"/>
-            <w:szCs w:val="17"/>
-            <w:rFonts w:ascii="Calibri" w:hAnsi="Calibri" w:eastAsia="Hiragino Sans GB"/>
-          </w:rPr>
-          <w:t>TSM</w:t>
+          <w:t>300308.SZ</w:t>
         </w:r>
       </w:hyperlink>
     </w:p>
@@ -2727,7 +2727,7 @@
           <w:color w:val="111111"/>
           <w:sz w:val="22"/>
         </w:rPr>
-        <w:t>NAND盈利弹性由价格与产品结构主导，而非单纯出货增长 的本周证据更新</w:t>
+        <w:t>中国资产政策支持仍在，但流动性确认不足</w:t>
       </w:r>
     </w:p>
     <w:p>
@@ -2741,7 +2741,7 @@
           <w:color w:val="111111"/>
           <w:sz w:val="22"/>
         </w:rPr>
-        <w:t>SanDisk的盈利修复主要来自NAND单位价格上行和产品结构改善，而非位元出货扩张。若AI及企业存储需求维持、行业供给纪律未被破坏，利润率可保持韧性；若新增供给推动价格回落，盈利弹性将快速反转。 本周新增 8 条主线事件，其中支持 3 条、风险 5 条；当前组合含义是 适合作为风险雷达，不适合作为无条件加仓理由。</w:t>
+        <w:t>W29 standing thesis 强调政策、流动性和风险偏好的共同驱动；W30人民币路径、出口链和内需政策研究继续提供支持，但微观结构证据没有证明融资、ETF承接与跨境风险偏好已形成合力。变化不是政策逻辑失效，而是执行条件由宏观预期进一步收紧为可观察的流动性三联确认。</w:t>
       </w:r>
     </w:p>
     <w:p>
@@ -2751,7 +2751,184 @@
       <w:r>
         <w:t>关联标的：</w:t>
       </w:r>
-      <w:hyperlink r:id="rId40">
+      <w:hyperlink r:id="rId54">
+        <w:r>
+          <w:rPr>
+            <w:color w:val="1D5FD1"/>
+            <w:u w:val="single"/>
+            <w:sz w:val="17"/>
+            <w:szCs w:val="17"/>
+            <w:rFonts w:ascii="Calibri" w:hAnsi="Calibri" w:eastAsia="Hiragino Sans GB"/>
+          </w:rPr>
+          <w:t>510300.SH</w:t>
+        </w:r>
+      </w:hyperlink>
+      <w:r>
+        <w:t xml:space="preserve"> · </w:t>
+      </w:r>
+      <w:hyperlink r:id="rId55">
+        <w:r>
+          <w:rPr>
+            <w:color w:val="1D5FD1"/>
+            <w:u w:val="single"/>
+            <w:sz w:val="17"/>
+            <w:szCs w:val="17"/>
+            <w:rFonts w:ascii="Calibri" w:hAnsi="Calibri" w:eastAsia="Hiragino Sans GB"/>
+          </w:rPr>
+          <w:t>159915.SZ</w:t>
+        </w:r>
+      </w:hyperlink>
+      <w:r>
+        <w:t xml:space="preserve"> · </w:t>
+      </w:r>
+      <w:hyperlink r:id="rId56">
+        <w:r>
+          <w:rPr>
+            <w:color w:val="1D5FD1"/>
+            <w:u w:val="single"/>
+            <w:sz w:val="17"/>
+            <w:szCs w:val="17"/>
+            <w:rFonts w:ascii="Calibri" w:hAnsi="Calibri" w:eastAsia="Hiragino Sans GB"/>
+          </w:rPr>
+          <w:t>2800.HK</w:t>
+        </w:r>
+      </w:hyperlink>
+      <w:r>
+        <w:t xml:space="preserve"> · </w:t>
+      </w:r>
+      <w:hyperlink r:id="rId57">
+        <w:r>
+          <w:rPr>
+            <w:color w:val="1D5FD1"/>
+            <w:u w:val="single"/>
+            <w:sz w:val="17"/>
+            <w:szCs w:val="17"/>
+            <w:rFonts w:ascii="Calibri" w:hAnsi="Calibri" w:eastAsia="Hiragino Sans GB"/>
+          </w:rPr>
+          <w:t>0700.HK</w:t>
+        </w:r>
+      </w:hyperlink>
+      <w:r>
+        <w:t xml:space="preserve"> · </w:t>
+      </w:r>
+      <w:hyperlink r:id="rId58">
+        <w:r>
+          <w:rPr>
+            <w:color w:val="1D5FD1"/>
+            <w:u w:val="single"/>
+            <w:sz w:val="17"/>
+            <w:szCs w:val="17"/>
+            <w:rFonts w:ascii="Calibri" w:hAnsi="Calibri" w:eastAsia="Hiragino Sans GB"/>
+          </w:rPr>
+          <w:t>9988.HK</w:t>
+        </w:r>
+      </w:hyperlink>
+    </w:p>
+    <w:p>
+      <w:pPr>
+        <w:keepNext/>
+      </w:pPr>
+      <w:r>
+        <w:rPr>
+          <w:rFonts w:ascii="Calibri" w:hAnsi="Calibri" w:eastAsia="Hiragino Sans GB"/>
+          <w:b/>
+          <w:color w:val="D85B16"/>
+          <w:sz w:val="18"/>
+        </w:rPr>
+        <w:t xml:space="preserve">05  STRENGTHENED  </w:t>
+      </w:r>
+      <w:r>
+        <w:rPr>
+          <w:rFonts w:ascii="Calibri" w:hAnsi="Calibri" w:eastAsia="Hiragino Sans GB"/>
+          <w:b/>
+          <w:color w:val="111111"/>
+          <w:sz w:val="22"/>
+        </w:rPr>
+        <w:t>AI平台再分层逻辑保留，但验证标准升级</w:t>
+      </w:r>
+    </w:p>
+    <w:p>
+      <w:pPr>
+        <w:keepLines w:val="0"/>
+      </w:pPr>
+      <w:r>
+        <w:rPr>
+          <w:rFonts w:ascii="Calibri" w:hAnsi="Calibri" w:eastAsia="Hiragino Sans GB"/>
+          <w:b w:val="0"/>
+          <w:color w:val="111111"/>
+          <w:sz w:val="22"/>
+        </w:rPr>
+        <w:t>W29 standing thesis 关注Mag7从平台垄断向基础设施再分层；W30模型价格战与商业化分化强化了内部筛选的必要性，同时并网瓶颈要求把云厂商名义capex折算为已锁定兆瓦、可靠并网日和受保护的成本分摊。研究方向未变，但仅有资本开支增长已不足以提升判断。</w:t>
+      </w:r>
+    </w:p>
+    <w:p>
+      <w:pPr>
+        <w:pStyle w:val="TableCitation"/>
+      </w:pPr>
+      <w:r>
+        <w:t>关联标的：</w:t>
+      </w:r>
+      <w:hyperlink r:id="rId59">
+        <w:r>
+          <w:rPr>
+            <w:color w:val="1D5FD1"/>
+            <w:u w:val="single"/>
+            <w:sz w:val="17"/>
+            <w:szCs w:val="17"/>
+            <w:rFonts w:ascii="Calibri" w:hAnsi="Calibri" w:eastAsia="Hiragino Sans GB"/>
+          </w:rPr>
+          <w:t>MSFT</w:t>
+        </w:r>
+      </w:hyperlink>
+      <w:r>
+        <w:t xml:space="preserve"> · </w:t>
+      </w:r>
+      <w:hyperlink r:id="rId60">
+        <w:r>
+          <w:rPr>
+            <w:color w:val="1D5FD1"/>
+            <w:u w:val="single"/>
+            <w:sz w:val="17"/>
+            <w:szCs w:val="17"/>
+            <w:rFonts w:ascii="Calibri" w:hAnsi="Calibri" w:eastAsia="Hiragino Sans GB"/>
+          </w:rPr>
+          <w:t>META</w:t>
+        </w:r>
+      </w:hyperlink>
+      <w:r>
+        <w:t xml:space="preserve"> · </w:t>
+      </w:r>
+      <w:hyperlink r:id="rId61">
+        <w:r>
+          <w:rPr>
+            <w:color w:val="1D5FD1"/>
+            <w:u w:val="single"/>
+            <w:sz w:val="17"/>
+            <w:szCs w:val="17"/>
+            <w:rFonts w:ascii="Calibri" w:hAnsi="Calibri" w:eastAsia="Hiragino Sans GB"/>
+          </w:rPr>
+          <w:t>AMZN</w:t>
+        </w:r>
+      </w:hyperlink>
+      <w:r>
+        <w:t xml:space="preserve"> · </w:t>
+      </w:r>
+      <w:hyperlink r:id="rId62">
+        <w:r>
+          <w:rPr>
+            <w:color w:val="1D5FD1"/>
+            <w:u w:val="single"/>
+            <w:sz w:val="17"/>
+            <w:szCs w:val="17"/>
+            <w:rFonts w:ascii="Calibri" w:hAnsi="Calibri" w:eastAsia="Hiragino Sans GB"/>
+          </w:rPr>
+          <w:t>GOOGL</w:t>
+        </w:r>
+      </w:hyperlink>
+      <w:r>
+        <w:t xml:space="preserve"> · </w:t>
+      </w:r>
+      <w:hyperlink r:id="rId42">
         <w:r>
           <w:rPr>
             <w:color w:val="1D5FD1"/>
@@ -2766,7 +2943,7 @@
       <w:r>
         <w:t xml:space="preserve"> · </w:t>
       </w:r>
-      <w:hyperlink r:id="rId41">
+      <w:hyperlink r:id="rId63">
         <w:r>
           <w:rPr>
             <w:color w:val="1D5FD1"/>
@@ -2775,199 +2952,7 @@
             <w:szCs w:val="17"/>
             <w:rFonts w:ascii="Calibri" w:hAnsi="Calibri" w:eastAsia="Hiragino Sans GB"/>
           </w:rPr>
-          <w:t>TSM</w:t>
-        </w:r>
-      </w:hyperlink>
-      <w:r>
-        <w:t xml:space="preserve"> · </w:t>
-      </w:r>
-      <w:hyperlink r:id="rId42">
-        <w:r>
-          <w:rPr>
-            <w:color w:val="1D5FD1"/>
-            <w:u w:val="single"/>
-            <w:sz w:val="17"/>
-            <w:szCs w:val="17"/>
-            <w:rFonts w:ascii="Calibri" w:hAnsi="Calibri" w:eastAsia="Hiragino Sans GB"/>
-          </w:rPr>
-          <w:t>MU</w:t>
-        </w:r>
-      </w:hyperlink>
-      <w:r>
-        <w:t xml:space="preserve"> · </w:t>
-      </w:r>
-      <w:hyperlink r:id="rId43">
-        <w:r>
-          <w:rPr>
-            <w:color w:val="1D5FD1"/>
-            <w:u w:val="single"/>
-            <w:sz w:val="17"/>
-            <w:szCs w:val="17"/>
-            <w:rFonts w:ascii="Calibri" w:hAnsi="Calibri" w:eastAsia="Hiragino Sans GB"/>
-          </w:rPr>
-          <w:t>000660.KS</w:t>
-        </w:r>
-      </w:hyperlink>
-      <w:r>
-        <w:t xml:space="preserve"> · </w:t>
-      </w:r>
-      <w:hyperlink r:id="rId35">
-        <w:r>
-          <w:rPr>
-            <w:color w:val="1D5FD1"/>
-            <w:u w:val="single"/>
-            <w:sz w:val="17"/>
-            <w:szCs w:val="17"/>
-            <w:rFonts w:ascii="Calibri" w:hAnsi="Calibri" w:eastAsia="Hiragino Sans GB"/>
-          </w:rPr>
-          <w:t>META</w:t>
-        </w:r>
-      </w:hyperlink>
-      <w:r>
-        <w:t xml:space="preserve"> · </w:t>
-      </w:r>
-      <w:hyperlink r:id="rId44">
-        <w:r>
-          <w:rPr>
-            <w:color w:val="1D5FD1"/>
-            <w:u w:val="single"/>
-            <w:sz w:val="17"/>
-            <w:szCs w:val="17"/>
-            <w:rFonts w:ascii="Calibri" w:hAnsi="Calibri" w:eastAsia="Hiragino Sans GB"/>
-          </w:rPr>
-          <w:t>AMD</w:t>
-        </w:r>
-      </w:hyperlink>
-    </w:p>
-    <w:p>
-      <w:pPr>
-        <w:keepNext/>
-      </w:pPr>
-      <w:r>
-        <w:rPr>
-          <w:rFonts w:ascii="Calibri" w:hAnsi="Calibri" w:eastAsia="Hiragino Sans GB"/>
-          <w:b/>
-          <w:color w:val="D85B16"/>
-          <w:sz w:val="18"/>
-        </w:rPr>
-        <w:t xml:space="preserve">05  SPLIT  </w:t>
-      </w:r>
-      <w:r>
-        <w:rPr>
-          <w:rFonts w:ascii="Calibri" w:hAnsi="Calibri" w:eastAsia="Hiragino Sans GB"/>
-          <w:b/>
-          <w:color w:val="111111"/>
-          <w:sz w:val="22"/>
-        </w:rPr>
-        <w:t>酒店餐饮休闲复苏正在从客流修复转向 RevPAR、翻台率与小盘 Alpha 的本周证据更新</w:t>
-      </w:r>
-    </w:p>
-    <w:p>
-      <w:pPr>
-        <w:keepLines w:val="0"/>
-      </w:pPr>
-      <w:r>
-        <w:rPr>
-          <w:rFonts w:ascii="Calibri" w:hAnsi="Calibri" w:eastAsia="Hiragino Sans GB"/>
-          <w:b w:val="0"/>
-          <w:color w:val="111111"/>
-          <w:sz w:val="22"/>
-        </w:rPr>
-        <w:t>赛道：酒店餐饮休闲/服务消费。候选观察标的：1179.HK, 9961.HK, 3690.HK, YUMC, MAR, BKNG, SBUX。当前共有 40 条证据、1 位分析师和 4 条风险信号指向该判断；主导链条为 宏观通胀传导。该主题应作为可跟踪投资假设，而不是孤立结论。 本周新增 8 条主线事件，其中支持 5 条、风险 3 条；当前组合含义是 先放入观察池，只在证据密度和价格确认同时改善时进入组合。</w:t>
-      </w:r>
-    </w:p>
-    <w:p>
-      <w:pPr>
-        <w:pStyle w:val="TableCitation"/>
-      </w:pPr>
-      <w:r>
-        <w:t>关联标的：</w:t>
-      </w:r>
-      <w:hyperlink r:id="rId45">
-        <w:r>
-          <w:rPr>
-            <w:color w:val="1D5FD1"/>
-            <w:u w:val="single"/>
-            <w:sz w:val="17"/>
-            <w:szCs w:val="17"/>
-            <w:rFonts w:ascii="Calibri" w:hAnsi="Calibri" w:eastAsia="Hiragino Sans GB"/>
-          </w:rPr>
-          <w:t>9922.HK</w:t>
-        </w:r>
-      </w:hyperlink>
-      <w:r>
-        <w:t xml:space="preserve"> · </w:t>
-      </w:r>
-      <w:hyperlink r:id="rId46">
-        <w:r>
-          <w:rPr>
-            <w:color w:val="1D5FD1"/>
-            <w:u w:val="single"/>
-            <w:sz w:val="17"/>
-            <w:szCs w:val="17"/>
-            <w:rFonts w:ascii="Calibri" w:hAnsi="Calibri" w:eastAsia="Hiragino Sans GB"/>
-          </w:rPr>
-          <w:t>001215.SZ</w:t>
-        </w:r>
-      </w:hyperlink>
-      <w:r>
-        <w:t xml:space="preserve"> · </w:t>
-      </w:r>
-      <w:hyperlink r:id="rId47">
-        <w:r>
-          <w:rPr>
-            <w:color w:val="1D5FD1"/>
-            <w:u w:val="single"/>
-            <w:sz w:val="17"/>
-            <w:szCs w:val="17"/>
-            <w:rFonts w:ascii="Calibri" w:hAnsi="Calibri" w:eastAsia="Hiragino Sans GB"/>
-          </w:rPr>
-          <w:t>3690.HK</w:t>
-        </w:r>
-      </w:hyperlink>
-      <w:r>
-        <w:t xml:space="preserve"> · </w:t>
-      </w:r>
-      <w:hyperlink r:id="rId48">
-        <w:r>
-          <w:rPr>
-            <w:color w:val="1D5FD1"/>
-            <w:u w:val="single"/>
-            <w:sz w:val="17"/>
-            <w:szCs w:val="17"/>
-            <w:rFonts w:ascii="Calibri" w:hAnsi="Calibri" w:eastAsia="Hiragino Sans GB"/>
-          </w:rPr>
-          <w:t>YUMC</w:t>
-        </w:r>
-      </w:hyperlink>
-      <w:r>
-        <w:t xml:space="preserve"> · </w:t>
-      </w:r>
-      <w:hyperlink r:id="rId49">
-        <w:r>
-          <w:rPr>
-            <w:color w:val="1D5FD1"/>
-            <w:u w:val="single"/>
-            <w:sz w:val="17"/>
-            <w:szCs w:val="17"/>
-            <w:rFonts w:ascii="Calibri" w:hAnsi="Calibri" w:eastAsia="Hiragino Sans GB"/>
-          </w:rPr>
-          <w:t>1179.HK</w:t>
-        </w:r>
-      </w:hyperlink>
-      <w:r>
-        <w:t xml:space="preserve"> · </w:t>
-      </w:r>
-      <w:hyperlink r:id="rId50">
-        <w:r>
-          <w:rPr>
-            <w:color w:val="1D5FD1"/>
-            <w:u w:val="single"/>
-            <w:sz w:val="17"/>
-            <w:szCs w:val="17"/>
-            <w:rFonts w:ascii="Calibri" w:hAnsi="Calibri" w:eastAsia="Hiragino Sans GB"/>
-          </w:rPr>
-          <w:t>0780.HK</w:t>
+          <w:t>AAPL</w:t>
         </w:r>
       </w:hyperlink>
     </w:p>
@@ -3208,7 +3193,7 @@
             </w:tcMar>
           </w:tcPr>
           <w:p>
-            <w:hyperlink r:id="rId51">
+            <w:hyperlink r:id="rId64">
               <w:r>
                 <w:rPr>
                   <w:color w:val="1D5FD1"/>
@@ -3339,7 +3324,7 @@
             </w:tcMar>
           </w:tcPr>
           <w:p>
-            <w:hyperlink r:id="rId52">
+            <w:hyperlink r:id="rId65">
               <w:r>
                 <w:rPr>
                   <w:color w:val="1D5FD1"/>
@@ -3470,7 +3455,7 @@
             </w:tcMar>
           </w:tcPr>
           <w:p>
-            <w:hyperlink r:id="rId53">
+            <w:hyperlink r:id="rId66">
               <w:r>
                 <w:rPr>
                   <w:color w:val="1D5FD1"/>
@@ -3601,7 +3586,7 @@
             </w:tcMar>
           </w:tcPr>
           <w:p>
-            <w:hyperlink r:id="rId54">
+            <w:hyperlink r:id="rId67">
               <w:r>
                 <w:rPr>
                   <w:color w:val="1D5FD1"/>
@@ -3863,7 +3848,7 @@
             </w:tcMar>
           </w:tcPr>
           <w:p>
-            <w:hyperlink r:id="rId55">
+            <w:hyperlink r:id="rId68">
               <w:r>
                 <w:rPr>
                   <w:color w:val="1D5FD1"/>
@@ -3994,7 +3979,7 @@
             </w:tcMar>
           </w:tcPr>
           <w:p>
-            <w:hyperlink r:id="rId56">
+            <w:hyperlink r:id="rId69">
               <w:r>
                 <w:rPr>
                   <w:color w:val="1D5FD1"/>
@@ -4125,7 +4110,7 @@
             </w:tcMar>
           </w:tcPr>
           <w:p>
-            <w:hyperlink r:id="rId57">
+            <w:hyperlink r:id="rId70">
               <w:r>
                 <w:rPr>
                   <w:color w:val="1D5FD1"/>
@@ -4256,7 +4241,7 @@
             </w:tcMar>
           </w:tcPr>
           <w:p>
-            <w:hyperlink r:id="rId58">
+            <w:hyperlink r:id="rId71">
               <w:r>
                 <w:rPr>
                   <w:color w:val="1D5FD1"/>
@@ -4387,7 +4372,7 @@
             </w:tcMar>
           </w:tcPr>
           <w:p>
-            <w:hyperlink r:id="rId59">
+            <w:hyperlink r:id="rId72">
               <w:r>
                 <w:rPr>
                   <w:color w:val="1D5FD1"/>
@@ -4518,7 +4503,7 @@
             </w:tcMar>
           </w:tcPr>
           <w:p>
-            <w:hyperlink r:id="rId60">
+            <w:hyperlink r:id="rId73">
               <w:r>
                 <w:rPr>
                   <w:color w:val="1D5FD1"/>
@@ -4649,7 +4634,7 @@
             </w:tcMar>
           </w:tcPr>
           <w:p>
-            <w:hyperlink r:id="rId61">
+            <w:hyperlink r:id="rId74">
               <w:r>
                 <w:rPr>
                   <w:color w:val="1D5FD1"/>
@@ -4729,7 +4714,7 @@
         <w:pStyle w:val="Heading2"/>
       </w:pPr>
       <w:r>
-        <w:t>01 · Mag7 在 AI 时代从平台垄断转向基础设施再分层</w:t>
+        <w:t>01 · AI电力瓶颈究竟是再通胀，还是短期需求破坏</w:t>
       </w:r>
     </w:p>
     <w:tbl>
@@ -4805,7 +4790,7 @@
                 <w:color w:val="111111"/>
                 <w:sz w:val="18"/>
               </w:rPr>
-              <w:t>2026-07-10｜超大规模厂商资本轮动：从消费内容到 AI 算力</w:t>
+              <w:t>容量费、电网扩容和大负荷接入成本可能经费率机制传导至能源服务价格，同时设备短缺延长资本开支周期，支持AI再通胀与电网设备主线。</w:t>
             </w:r>
           </w:p>
         </w:tc>
@@ -4863,7 +4848,7 @@
                 <w:color w:val="111111"/>
                 <w:sz w:val="18"/>
               </w:rPr>
-              <w:t>2026-07-18 AI 资本开支消化气穴仪表盘:公司与供应链披露</w:t>
+              <w:t>并网和信用约束也可能先推迟数据中心建设，使名义capex无法转化为固定投资与用电需求；若项目滑期主导，短期通胀脉冲和设备兑现都可能弱于预期。</w:t>
             </w:r>
           </w:p>
         </w:tc>
@@ -4921,7 +4906,7 @@
                 <w:color w:val="111111"/>
                 <w:sz w:val="18"/>
               </w:rPr>
-              <w:t>下一周需要由价格、订单、交付、政策或盈利数据中的至少一项同向确认。</w:t>
+              <w:t>同时观察已锁定兆瓦、可靠并网日、大负荷费率保护、设备交期以及CPI/PCE能源服务项；只有物理交付与通胀数据同向，才能确认主导机制。</w:t>
             </w:r>
           </w:p>
         </w:tc>
@@ -4932,7 +4917,7 @@
         <w:pStyle w:val="Heading2"/>
       </w:pPr>
       <w:r>
-        <w:t>02 · 中国资产定价仍受政策、流动性与风险偏好共同驱动</w:t>
+        <w:t>02 · Mag7高资本开支能否转化为平台盈利分层</w:t>
       </w:r>
     </w:p>
     <w:tbl>
@@ -5008,7 +4993,7 @@
                 <w:color w:val="111111"/>
                 <w:sz w:val="18"/>
               </w:rPr>
-              <w:t>港股主导 AI 算力国产替代交易的 FX 覆盖方案</w:t>
+              <w:t>云厂商继续建设AI基础设施，并通过模型降本、Agent化和平台分发扩大使用量，可能强化拥有云、数据和分发入口的平台优势。</w:t>
             </w:r>
           </w:p>
         </w:tc>
@@ -5066,7 +5051,7 @@
                 <w:color w:val="111111"/>
                 <w:sz w:val="18"/>
               </w:rPr>
-              <w:t>压力测试「出口+高股息」组合的流动性边界：顺差收窄触发的汇率压力如何经北向资金与融资融券传导</w:t>
+              <w:t>模型价格战会压缩单位经济性；若并网落后于服务器采购，资本开支可能先形成折旧和现金流压力，而非同步形成可变现收入。</w:t>
             </w:r>
           </w:p>
         </w:tc>
@@ -5124,7 +5109,7 @@
                 <w:color w:val="111111"/>
                 <w:sz w:val="18"/>
               </w:rPr>
-              <w:t>下一周需要由价格、订单、交付、政策或盈利数据中的至少一项同向确认。</w:t>
+              <w:t>核对云厂商capex指引、AI收入与云增长、自由现金流、已通电容量和电力合同覆盖率是否同步改善。</w:t>
             </w:r>
           </w:p>
         </w:tc>
@@ -5135,7 +5120,7 @@
         <w:pStyle w:val="Heading2"/>
       </w:pPr>
       <w:r>
-        <w:t>03 · AI 资本开支通过能源、设备和利率进入通胀定价</w:t>
+        <w:t>03 · A股政策支持能否穿透微观流动性约束</w:t>
       </w:r>
     </w:p>
     <w:tbl>
@@ -5211,7 +5196,7 @@
                 <w:color w:val="111111"/>
                 <w:sz w:val="18"/>
               </w:rPr>
-              <w:t>AI基建净通胀-增长脉冲的量化与沃什美联储反应函数</w:t>
+              <w:t>人民币路径、出口链盈利和内需政策信号若相互配合，可改善中国资产的风险预算与结构性机会。红利资产还具备质量筛选和现金流防线。</w:t>
             </w:r>
           </w:p>
         </w:tc>
@@ -5269,7 +5254,7 @@
                 <w:color w:val="111111"/>
                 <w:sz w:val="18"/>
               </w:rPr>
-              <w:t>硅电锁死与再通胀：AI算力电力通胀向核心PCE的传导路径与降息周期的利率定价博弈</w:t>
+              <w:t>两融、ETF被动化、指数调样与中小盘折价可能令政策利好停留在局部；硬科技拥挤度和基本面验证不足会使杠铃的成长腿继续拖累整体结构。</w:t>
             </w:r>
           </w:p>
         </w:tc>
@@ -5327,7 +5312,210 @@
                 <w:color w:val="111111"/>
                 <w:sz w:val="18"/>
               </w:rPr>
-              <w:t>下一周需要由价格、订单、交付、政策或盈利数据中的至少一项同向确认。</w:t>
+              <w:t>观察融资余额、ETF申赎和北向资金是否连续同向，并要求硬科技订单、良率和盈利证据同步更新。</w:t>
+            </w:r>
+          </w:p>
+        </w:tc>
+      </w:tr>
+    </w:tbl>
+    <w:p>
+      <w:pPr>
+        <w:pStyle w:val="Heading2"/>
+      </w:pPr>
+      <w:r>
+        <w:t>04 · NAND与半导体稀缺盈利能否扩散</w:t>
+      </w:r>
+    </w:p>
+    <w:tbl>
+      <w:tblPr>
+        <w:tblW w:type="dxa" w:w="9360"/>
+        <w:jc w:val="left"/>
+        <w:tblLayout w:type="fixed"/>
+        <w:tblLook w:firstColumn="1" w:firstRow="1" w:lastColumn="0" w:lastRow="0" w:noHBand="0" w:noVBand="1" w:val="04A0"/>
+        <w:tblInd w:w="120" w:type="dxa"/>
+        <w:tblBorders>
+          <w:top w:val="single" w:sz="4" w:color="C8CDD3"/>
+          <w:left w:val="single" w:sz="4" w:color="C8CDD3"/>
+          <w:bottom w:val="single" w:sz="4" w:color="C8CDD3"/>
+          <w:right w:val="single" w:sz="4" w:color="C8CDD3"/>
+          <w:insideH w:val="single" w:sz="4" w:color="C8CDD3"/>
+          <w:insideV w:val="single" w:sz="4" w:color="C8CDD3"/>
+        </w:tblBorders>
+      </w:tblPr>
+      <w:tblGrid>
+        <w:gridCol w:w="1350"/>
+        <w:gridCol w:w="8010"/>
+      </w:tblGrid>
+      <w:tr>
+        <w:trPr>
+          <w:cantSplit/>
+        </w:trPr>
+        <w:tc>
+          <w:tcPr>
+            <w:tcW w:type="dxa" w:w="1350"/>
+            <w:tcMar>
+              <w:top w:w="80" w:type="dxa"/>
+              <w:bottom w:w="80" w:type="dxa"/>
+              <w:start w:w="120" w:type="dxa"/>
+              <w:end w:w="120" w:type="dxa"/>
+            </w:tcMar>
+            <w:vAlign w:val="top"/>
+            <w:shd w:fill="F2F4F7"/>
+          </w:tcPr>
+          <w:p>
+            <w:pPr>
+              <w:spacing w:before="0" w:after="0" w:line="252" w:lineRule="auto"/>
+            </w:pPr>
+            <w:r>
+              <w:rPr>
+                <w:rFonts w:ascii="Calibri" w:hAnsi="Calibri" w:eastAsia="Hiragino Sans GB"/>
+                <w:b/>
+                <w:color w:val="18864B"/>
+                <w:sz w:val="16"/>
+              </w:rPr>
+              <w:t>SUPPORT</w:t>
+            </w:r>
+          </w:p>
+        </w:tc>
+        <w:tc>
+          <w:tcPr>
+            <w:tcW w:type="dxa" w:w="8010"/>
+            <w:tcMar>
+              <w:top w:w="80" w:type="dxa"/>
+              <w:bottom w:w="80" w:type="dxa"/>
+              <w:start w:w="120" w:type="dxa"/>
+              <w:end w:w="120" w:type="dxa"/>
+            </w:tcMar>
+            <w:vAlign w:val="top"/>
+          </w:tcPr>
+          <w:p>
+            <w:pPr>
+              <w:spacing w:before="0" w:after="0" w:line="252" w:lineRule="auto"/>
+            </w:pPr>
+            <w:r>
+              <w:rPr>
+                <w:rFonts w:ascii="Calibri" w:hAnsi="Calibri" w:eastAsia="Hiragino Sans GB"/>
+                <w:b w:val="0"/>
+                <w:color w:val="111111"/>
+                <w:sz w:val="18"/>
+              </w:rPr>
+              <w:t>若AI与企业存储需求维持、供给纪律未被破坏，单位价格和高价值产品占比改善可继续支撑MU、000660.KS等存储链盈利韧性。</w:t>
+            </w:r>
+          </w:p>
+        </w:tc>
+      </w:tr>
+      <w:tr>
+        <w:trPr>
+          <w:cantSplit/>
+        </w:trPr>
+        <w:tc>
+          <w:tcPr>
+            <w:tcW w:type="dxa" w:w="1350"/>
+            <w:tcMar>
+              <w:top w:w="80" w:type="dxa"/>
+              <w:bottom w:w="80" w:type="dxa"/>
+              <w:start w:w="120" w:type="dxa"/>
+              <w:end w:w="120" w:type="dxa"/>
+            </w:tcMar>
+            <w:vAlign w:val="top"/>
+            <w:shd w:fill="F2F4F7"/>
+          </w:tcPr>
+          <w:p>
+            <w:pPr>
+              <w:spacing w:before="0" w:after="0" w:line="252" w:lineRule="auto"/>
+            </w:pPr>
+            <w:r>
+              <w:rPr>
+                <w:rFonts w:ascii="Calibri" w:hAnsi="Calibri" w:eastAsia="Hiragino Sans GB"/>
+                <w:b/>
+                <w:color w:val="C92A2A"/>
+                <w:sz w:val="16"/>
+              </w:rPr>
+              <w:t>CHALLENGE</w:t>
+            </w:r>
+          </w:p>
+        </w:tc>
+        <w:tc>
+          <w:tcPr>
+            <w:tcW w:type="dxa" w:w="8010"/>
+            <w:tcMar>
+              <w:top w:w="80" w:type="dxa"/>
+              <w:bottom w:w="80" w:type="dxa"/>
+              <w:start w:w="120" w:type="dxa"/>
+              <w:end w:w="120" w:type="dxa"/>
+            </w:tcMar>
+            <w:vAlign w:val="top"/>
+          </w:tcPr>
+          <w:p>
+            <w:pPr>
+              <w:spacing w:before="0" w:after="0" w:line="252" w:lineRule="auto"/>
+            </w:pPr>
+            <w:r>
+              <w:rPr>
+                <w:rFonts w:ascii="Calibri" w:hAnsi="Calibri" w:eastAsia="Hiragino Sans GB"/>
+                <w:b w:val="0"/>
+                <w:color w:val="111111"/>
+                <w:sz w:val="18"/>
+              </w:rPr>
+              <w:t>新增供给、产品价格回落或先进封装及光电集成瓶颈扩散，都可能令盈利弹性快速反转；当前证据仅支持稀缺盈利，尚不支持行业全面扩散。</w:t>
+            </w:r>
+          </w:p>
+        </w:tc>
+      </w:tr>
+      <w:tr>
+        <w:trPr>
+          <w:cantSplit/>
+        </w:trPr>
+        <w:tc>
+          <w:tcPr>
+            <w:tcW w:type="dxa" w:w="1350"/>
+            <w:tcMar>
+              <w:top w:w="80" w:type="dxa"/>
+              <w:bottom w:w="80" w:type="dxa"/>
+              <w:start w:w="120" w:type="dxa"/>
+              <w:end w:w="120" w:type="dxa"/>
+            </w:tcMar>
+            <w:vAlign w:val="top"/>
+            <w:shd w:fill="F2F4F7"/>
+          </w:tcPr>
+          <w:p>
+            <w:pPr>
+              <w:spacing w:before="0" w:after="0" w:line="252" w:lineRule="auto"/>
+            </w:pPr>
+            <w:r>
+              <w:rPr>
+                <w:rFonts w:ascii="Calibri" w:hAnsi="Calibri" w:eastAsia="Hiragino Sans GB"/>
+                <w:b/>
+                <w:color w:val="D85B16"/>
+                <w:sz w:val="16"/>
+              </w:rPr>
+              <w:t>RESOLVE</w:t>
+            </w:r>
+          </w:p>
+        </w:tc>
+        <w:tc>
+          <w:tcPr>
+            <w:tcW w:type="dxa" w:w="8010"/>
+            <w:tcMar>
+              <w:top w:w="80" w:type="dxa"/>
+              <w:bottom w:w="80" w:type="dxa"/>
+              <w:start w:w="120" w:type="dxa"/>
+              <w:end w:w="120" w:type="dxa"/>
+            </w:tcMar>
+            <w:vAlign w:val="top"/>
+          </w:tcPr>
+          <w:p>
+            <w:pPr>
+              <w:spacing w:before="0" w:after="0" w:line="252" w:lineRule="auto"/>
+            </w:pPr>
+            <w:r>
+              <w:rPr>
+                <w:rFonts w:ascii="Calibri" w:hAnsi="Calibri" w:eastAsia="Hiragino Sans GB"/>
+                <w:b w:val="0"/>
+                <w:color w:val="111111"/>
+                <w:sz w:val="18"/>
+              </w:rPr>
+              <w:t>跟踪NAND合约价格、库存、位元供给增速、企业级产品占比、毛利率指引以及先进封装良率是否同时改善。</w:t>
             </w:r>
           </w:p>
         </w:tc>
@@ -5346,7 +5534,7 @@
         <w:pStyle w:val="Heading2"/>
       </w:pPr>
       <w:r>
-        <w:t>01 · AI 电力/电网设备：并网排队和变压器交期是否继续拉长</w:t>
+        <w:t>01 · 云厂商capex与可通电容量是否同步</w:t>
       </w:r>
     </w:p>
     <w:p>
@@ -5360,7 +5548,7 @@
           <w:color w:val="5E6268"/>
           <w:sz w:val="22"/>
         </w:rPr>
-        <w:t>该信号决定 OVERWEIGHT 配置能否从研究判断转化为可验证的组合结果。</w:t>
+        <w:t>这是区分真实基础设施扩张与未通电资本开支的核心闸门，也决定Mag7 HOLD能否获得更强确认。</w:t>
       </w:r>
     </w:p>
     <w:tbl>
@@ -5437,7 +5625,7 @@
                 <w:color w:val="111111"/>
                 <w:sz w:val="17"/>
               </w:rPr>
-              <w:t>并网排队和变压器交期是否继续拉长</w:t>
+              <w:t>云厂商上修或维持capex指引，同时披露已签电力服务协议、已锁定兆瓦或可靠并网日改善，且自由现金流未进一步承压。</w:t>
             </w:r>
           </w:p>
         </w:tc>
@@ -5463,7 +5651,7 @@
                 <w:color w:val="111111"/>
                 <w:sz w:val="17"/>
               </w:rPr>
-              <w:t>在既定赛道上限内优先增加证据最强的核心标的。</w:t>
+              <w:t>维持Mag7整体HOLD，但把观察权重向合同质量、已通电容量和现金流更强的平台倾斜；AI算力半导体停止进一步扩张性减仓评估，仍不恢复无条件加仓。</w:t>
             </w:r>
           </w:p>
         </w:tc>
@@ -5521,7 +5709,7 @@
                 <w:color w:val="111111"/>
                 <w:sz w:val="17"/>
               </w:rPr>
-              <w:t>风险事件继续高于支持事件，且最新证据没有修复。</w:t>
+              <w:t>capex保持高位但并网日后移、项目滑期扩大、合同覆盖不足或自由现金流恶化。</w:t>
             </w:r>
           </w:p>
         </w:tc>
@@ -5547,7 +5735,7 @@
                 <w:color w:val="111111"/>
                 <w:sz w:val="17"/>
               </w:rPr>
-              <w:t>降低相关暴露，回到观察状态，并重新比较替代赛道。</w:t>
+              <w:t>继续压低未通电云资本开支和高估值平台暴露，并执行AI算力半导体TRIM，增加组合现金与防御预算。</w:t>
             </w:r>
           </w:p>
         </w:tc>
@@ -5558,7 +5746,7 @@
         <w:pStyle w:val="Heading2"/>
       </w:pPr>
       <w:r>
-        <w:t>02 · A股半导体/两融负 Gamma：融资余额、ETF 申赎和北向资金是否同向</w:t>
+        <w:t>02 · CPI/PCE、油价与实际利率是否形成同向冲击</w:t>
       </w:r>
     </w:p>
     <w:p>
@@ -5572,7 +5760,7 @@
           <w:color w:val="5E6268"/>
           <w:sz w:val="22"/>
         </w:rPr>
-        <w:t>该信号决定 UNDERWEIGHT 配置能否从研究判断转化为可验证的组合结果。</w:t>
+        <w:t>该组合信号将决定AI电力瓶颈是以再通胀还是建设滑期主导，并影响半导体、长久期平台和利率敏感资产。</w:t>
       </w:r>
     </w:p>
     <w:tbl>
@@ -5649,7 +5837,7 @@
                 <w:color w:val="111111"/>
                 <w:sz w:val="17"/>
               </w:rPr>
-              <w:t>融资余额、ETF 申赎和北向资金是否同向</w:t>
+              <w:t>CPI/PCE未重新加速，油价压力受控，实际利率未被重新推高，同时数据中心交付改善。</w:t>
             </w:r>
           </w:p>
         </w:tc>
@@ -5675,7 +5863,7 @@
                 <w:color w:val="111111"/>
                 <w:sz w:val="17"/>
               </w:rPr>
-              <w:t>维持低配并等待第二条确认。</w:t>
+              <w:t>维持AI再通胀/利率敏感资产HOLD，优先保留订单和费率保护明确的电网设备及公用事业观察仓，不押注单一久期方向。</w:t>
             </w:r>
           </w:p>
         </w:tc>
@@ -5733,7 +5921,7 @@
                 <w:color w:val="111111"/>
                 <w:sz w:val="17"/>
               </w:rPr>
-              <w:t>风险事件继续高于支持事件，且最新证据没有修复。</w:t>
+              <w:t>CPI/PCE与油价同步上行并推高实际利率，或项目滑期继续扩大、固定投资走弱。</w:t>
             </w:r>
           </w:p>
         </w:tc>
@@ -5759,7 +5947,7 @@
                 <w:color w:val="111111"/>
                 <w:sz w:val="17"/>
               </w:rPr>
-              <w:t>降低相关暴露，回到观察状态，并重新比较替代赛道。</w:t>
+              <w:t>降低AI算力半导体和长久期平台集中度；若由再通胀主导，收缩久期风险，若由滑期主导，则同步削减未兑现的电力与设备题材。</w:t>
             </w:r>
           </w:p>
         </w:tc>
@@ -5770,7 +5958,7 @@
         <w:pStyle w:val="Heading2"/>
       </w:pPr>
       <w:r>
-        <w:t>03 · A股风险偏好/两融：融资余额、ETF 申赎和北向资金是否同向</w:t>
+        <w:t>03 · A股融资、ETF申赎与北向资金三联确认</w:t>
       </w:r>
     </w:p>
     <w:p>
@@ -5784,7 +5972,7 @@
           <w:color w:val="5E6268"/>
           <w:sz w:val="22"/>
         </w:rPr>
-        <w:t>该信号决定 UNDERWEIGHT 配置能否从研究判断转化为可验证的组合结果。</w:t>
+        <w:t>中国权益流动性TRIM和A股杠铃HOLD能否升级，取决于宏观政策支持是否真正穿透微观结构。</w:t>
       </w:r>
     </w:p>
     <w:tbl>
@@ -5861,7 +6049,7 @@
                 <w:color w:val="111111"/>
                 <w:sz w:val="17"/>
               </w:rPr>
-              <w:t>融资余额、ETF 申赎和北向资金是否同向</w:t>
+              <w:t>融资余额、ETF申赎和北向资金连续同向改善，且硬科技订单、良率或盈利证据同步更新。</w:t>
             </w:r>
           </w:p>
         </w:tc>
@@ -5887,7 +6075,7 @@
                 <w:color w:val="111111"/>
                 <w:sz w:val="17"/>
               </w:rPr>
-              <w:t>维持低配并等待第二条确认。</w:t>
+              <w:t>中国权益仍保持已降低的风险预算；A股杠铃整体维持HOLD，仅将获得基本面和价格双重确认的一腿从观察池转为小额分批验证。</w:t>
             </w:r>
           </w:p>
         </w:tc>
@@ -5945,7 +6133,7 @@
                 <w:color w:val="111111"/>
                 <w:sz w:val="17"/>
               </w:rPr>
-              <w:t>风险事件继续高于支持事件，且最新证据没有修复。</w:t>
+              <w:t>三项指标继续背离，ETF承接集中于少数指数权重，或两融与中小盘流动性压力加剧。</w:t>
             </w:r>
           </w:p>
         </w:tc>
@@ -5971,7 +6159,7 @@
                 <w:color w:val="111111"/>
                 <w:sz w:val="17"/>
               </w:rPr>
-              <w:t>降低相关暴露，回到观察状态，并重新比较替代赛道。</w:t>
+              <w:t>继续执行中国权益流动性TRIM，并进一步收缩硬科技腿，红利腿也只保留银行质量和公用事业现金流可验证的标的。</w:t>
             </w:r>
           </w:p>
         </w:tc>
@@ -5982,7 +6170,7 @@
         <w:pStyle w:val="Heading2"/>
       </w:pPr>
       <w:r>
-        <w:t>04 · 先进封装/HBM4 闸门：云厂商 capex 指引是否继续上修</w:t>
+        <w:t>04 · NAND价格、产品结构与供给纪律</w:t>
       </w:r>
     </w:p>
     <w:p>
@@ -5996,7 +6184,7 @@
           <w:color w:val="5E6268"/>
           <w:sz w:val="22"/>
         </w:rPr>
-        <w:t>该信号决定 NEUTRAL 配置能否从研究判断转化为可验证的组合结果。</w:t>
+        <w:t>这是验证NAND盈利弹性是否仍由单位价格和高价值产品主导，以及AI算力半导体TRIM是否需要继续的直接指标。</w:t>
       </w:r>
     </w:p>
     <w:tbl>
@@ -6073,7 +6261,7 @@
                 <w:color w:val="111111"/>
                 <w:sz w:val="17"/>
               </w:rPr>
-              <w:t>云厂商 capex 指引是否继续上修</w:t>
+              <w:t>企业级存储需求、NAND合约价格、高价值产品占比和毛利率指引同步改善，且位元供给增速保持克制。</w:t>
             </w:r>
           </w:p>
         </w:tc>
@@ -6099,7 +6287,7 @@
                 <w:color w:val="111111"/>
                 <w:sz w:val="17"/>
               </w:rPr>
-              <w:t>在既定赛道上限内优先增加证据最强的核心标的。</w:t>
+              <w:t>停止进一步削减已通过订单、结构和现金流验证的存储核心暴露，但不撤销当前TRIM形成的风险控制。</w:t>
             </w:r>
           </w:p>
         </w:tc>
@@ -6157,7 +6345,7 @@
                 <w:color w:val="111111"/>
                 <w:sz w:val="17"/>
               </w:rPr>
-              <w:t>风险事件继续高于支持事件，且最新证据没有修复。</w:t>
+              <w:t>新增供给加速、合约价格转弱、库存上升或产品结构改善不足以抵消成本与良率压力。</w:t>
             </w:r>
           </w:p>
         </w:tc>
@@ -6183,219 +6371,7 @@
                 <w:color w:val="111111"/>
                 <w:sz w:val="17"/>
               </w:rPr>
-              <w:t>降低相关暴露，回到观察状态，并重新比较替代赛道。</w:t>
-            </w:r>
-          </w:p>
-        </w:tc>
-      </w:tr>
-    </w:tbl>
-    <w:p>
-      <w:pPr>
-        <w:pStyle w:val="Heading2"/>
-      </w:pPr>
-      <w:r>
-        <w:t>05 · AI 算力半导体：CPI/PCE 与油价是否重新推高实际利率</w:t>
-      </w:r>
-    </w:p>
-    <w:p>
-      <w:pPr>
-        <w:keepLines/>
-      </w:pPr>
-      <w:r>
-        <w:rPr>
-          <w:rFonts w:ascii="Calibri" w:hAnsi="Calibri" w:eastAsia="Hiragino Sans GB"/>
-          <w:b w:val="0"/>
-          <w:color w:val="5E6268"/>
-          <w:sz w:val="22"/>
-        </w:rPr>
-        <w:t>该信号决定 NEUTRAL 配置能否从研究判断转化为可验证的组合结果。</w:t>
-      </w:r>
-    </w:p>
-    <w:tbl>
-      <w:tblPr>
-        <w:tblW w:type="dxa" w:w="9360"/>
-        <w:jc w:val="left"/>
-        <w:tblLayout w:type="fixed"/>
-        <w:tblLook w:firstColumn="1" w:firstRow="1" w:lastColumn="0" w:lastRow="0" w:noHBand="0" w:noVBand="1" w:val="04A0"/>
-        <w:tblInd w:w="120" w:type="dxa"/>
-        <w:tblBorders>
-          <w:top w:val="single" w:sz="4" w:color="C8CDD3"/>
-          <w:left w:val="single" w:sz="4" w:color="C8CDD3"/>
-          <w:bottom w:val="single" w:sz="4" w:color="C8CDD3"/>
-          <w:right w:val="single" w:sz="4" w:color="C8CDD3"/>
-          <w:insideH w:val="single" w:sz="4" w:color="C8CDD3"/>
-          <w:insideV w:val="single" w:sz="4" w:color="C8CDD3"/>
-        </w:tblBorders>
-      </w:tblPr>
-      <w:tblGrid>
-        <w:gridCol w:w="900"/>
-        <w:gridCol w:w="3770"/>
-        <w:gridCol w:w="4690"/>
-      </w:tblGrid>
-      <w:tr>
-        <w:trPr>
-          <w:cantSplit/>
-        </w:trPr>
-        <w:tc>
-          <w:tcPr>
-            <w:tcW w:type="dxa" w:w="900"/>
-            <w:tcMar>
-              <w:top w:w="80" w:type="dxa"/>
-              <w:bottom w:w="80" w:type="dxa"/>
-              <w:start w:w="120" w:type="dxa"/>
-              <w:end w:w="120" w:type="dxa"/>
-            </w:tcMar>
-            <w:vAlign w:val="top"/>
-            <w:shd w:fill="F2F4F7"/>
-          </w:tcPr>
-          <w:p>
-            <w:pPr>
-              <w:spacing w:before="0" w:after="0" w:line="252" w:lineRule="auto"/>
-            </w:pPr>
-            <w:r>
-              <w:rPr>
-                <w:rFonts w:ascii="Calibri" w:hAnsi="Calibri" w:eastAsia="Hiragino Sans GB"/>
-                <w:b/>
-                <w:color w:val="18864B"/>
-                <w:sz w:val="15"/>
-              </w:rPr>
-              <w:t>POSITIVE</w:t>
-            </w:r>
-          </w:p>
-        </w:tc>
-        <w:tc>
-          <w:tcPr>
-            <w:tcW w:type="dxa" w:w="3770"/>
-            <w:tcMar>
-              <w:top w:w="80" w:type="dxa"/>
-              <w:bottom w:w="80" w:type="dxa"/>
-              <w:start w:w="120" w:type="dxa"/>
-              <w:end w:w="120" w:type="dxa"/>
-            </w:tcMar>
-            <w:vAlign w:val="top"/>
-          </w:tcPr>
-          <w:p>
-            <w:pPr>
-              <w:spacing w:before="0" w:after="0" w:line="252" w:lineRule="auto"/>
-            </w:pPr>
-            <w:r>
-              <w:rPr>
-                <w:rFonts w:ascii="Calibri" w:hAnsi="Calibri" w:eastAsia="Hiragino Sans GB"/>
-                <w:b w:val="0"/>
-                <w:color w:val="111111"/>
-                <w:sz w:val="17"/>
-              </w:rPr>
-              <w:t>CPI/PCE 与油价是否重新推高实际利率</w:t>
-            </w:r>
-          </w:p>
-        </w:tc>
-        <w:tc>
-          <w:tcPr>
-            <w:tcW w:type="dxa" w:w="4690"/>
-            <w:tcMar>
-              <w:top w:w="80" w:type="dxa"/>
-              <w:bottom w:w="80" w:type="dxa"/>
-              <w:start w:w="120" w:type="dxa"/>
-              <w:end w:w="120" w:type="dxa"/>
-            </w:tcMar>
-            <w:vAlign w:val="top"/>
-          </w:tcPr>
-          <w:p>
-            <w:pPr>
-              <w:spacing w:before="0" w:after="0" w:line="252" w:lineRule="auto"/>
-            </w:pPr>
-            <w:r>
-              <w:rPr>
-                <w:rFonts w:ascii="Calibri" w:hAnsi="Calibri" w:eastAsia="Hiragino Sans GB"/>
-                <w:b w:val="0"/>
-                <w:color w:val="111111"/>
-                <w:sz w:val="17"/>
-              </w:rPr>
-              <w:t>在既定赛道上限内优先增加证据最强的核心标的。</w:t>
-            </w:r>
-          </w:p>
-        </w:tc>
-      </w:tr>
-      <w:tr>
-        <w:trPr>
-          <w:cantSplit/>
-        </w:trPr>
-        <w:tc>
-          <w:tcPr>
-            <w:tcW w:type="dxa" w:w="900"/>
-            <w:tcMar>
-              <w:top w:w="80" w:type="dxa"/>
-              <w:bottom w:w="80" w:type="dxa"/>
-              <w:start w:w="120" w:type="dxa"/>
-              <w:end w:w="120" w:type="dxa"/>
-            </w:tcMar>
-            <w:vAlign w:val="top"/>
-            <w:shd w:fill="F2F4F7"/>
-          </w:tcPr>
-          <w:p>
-            <w:pPr>
-              <w:spacing w:before="0" w:after="0" w:line="252" w:lineRule="auto"/>
-            </w:pPr>
-            <w:r>
-              <w:rPr>
-                <w:rFonts w:ascii="Calibri" w:hAnsi="Calibri" w:eastAsia="Hiragino Sans GB"/>
-                <w:b/>
-                <w:color w:val="C92A2A"/>
-                <w:sz w:val="15"/>
-              </w:rPr>
-              <w:t>NEGATIVE</w:t>
-            </w:r>
-          </w:p>
-        </w:tc>
-        <w:tc>
-          <w:tcPr>
-            <w:tcW w:type="dxa" w:w="3770"/>
-            <w:tcMar>
-              <w:top w:w="80" w:type="dxa"/>
-              <w:bottom w:w="80" w:type="dxa"/>
-              <w:start w:w="120" w:type="dxa"/>
-              <w:end w:w="120" w:type="dxa"/>
-            </w:tcMar>
-            <w:vAlign w:val="top"/>
-          </w:tcPr>
-          <w:p>
-            <w:pPr>
-              <w:spacing w:before="0" w:after="0" w:line="252" w:lineRule="auto"/>
-            </w:pPr>
-            <w:r>
-              <w:rPr>
-                <w:rFonts w:ascii="Calibri" w:hAnsi="Calibri" w:eastAsia="Hiragino Sans GB"/>
-                <w:b w:val="0"/>
-                <w:color w:val="111111"/>
-                <w:sz w:val="17"/>
-              </w:rPr>
-              <w:t>风险事件继续高于支持事件，且最新证据没有修复。</w:t>
-            </w:r>
-          </w:p>
-        </w:tc>
-        <w:tc>
-          <w:tcPr>
-            <w:tcW w:type="dxa" w:w="4690"/>
-            <w:tcMar>
-              <w:top w:w="80" w:type="dxa"/>
-              <w:bottom w:w="80" w:type="dxa"/>
-              <w:start w:w="120" w:type="dxa"/>
-              <w:end w:w="120" w:type="dxa"/>
-            </w:tcMar>
-            <w:vAlign w:val="top"/>
-          </w:tcPr>
-          <w:p>
-            <w:pPr>
-              <w:spacing w:before="0" w:after="0" w:line="252" w:lineRule="auto"/>
-            </w:pPr>
-            <w:r>
-              <w:rPr>
-                <w:rFonts w:ascii="Calibri" w:hAnsi="Calibri" w:eastAsia="Hiragino Sans GB"/>
-                <w:b w:val="0"/>
-                <w:color w:val="111111"/>
-                <w:sz w:val="17"/>
-              </w:rPr>
-              <w:t>降低相关暴露，回到观察状态，并重新比较替代赛道。</w:t>
+              <w:t>继续执行AI算力半导体TRIM，优先削减依赖行业价格上行和高利润率外推的存储与封装暴露。</w:t>
             </w:r>
           </w:p>
         </w:tc>
@@ -6978,10 +6954,10 @@
               <w:rPr>
                 <w:rFonts w:ascii="Calibri" w:hAnsi="Calibri" w:eastAsia="Hiragino Sans GB"/>
                 <w:b/>
-                <w:color w:val="D85B16"/>
+                <w:color w:val="18864B"/>
                 <w:sz w:val="16"/>
               </w:rPr>
-              <w:t>warn · deterministic_grounded</w:t>
+              <w:t>pass · structured_llm</w:t>
             </w:r>
           </w:p>
         </w:tc>
@@ -7285,7 +7261,7 @@
             <w:pPr>
               <w:spacing w:after="20"/>
             </w:pPr>
-            <w:hyperlink r:id="rId62">
+            <w:hyperlink r:id="rId29">
               <w:r>
                 <w:rPr>
                   <w:color w:val="1D5FD1"/>
@@ -7403,7 +7379,7 @@
             <w:pPr>
               <w:spacing w:after="20"/>
             </w:pPr>
-            <w:hyperlink r:id="rId63">
+            <w:hyperlink r:id="rId30">
               <w:r>
                 <w:rPr>
                   <w:color w:val="1D5FD1"/>
@@ -7521,7 +7497,7 @@
             <w:pPr>
               <w:spacing w:after="20"/>
             </w:pPr>
-            <w:hyperlink r:id="rId64">
+            <w:hyperlink r:id="rId75">
               <w:r>
                 <w:rPr>
                   <w:color w:val="1D5FD1"/>
@@ -7639,7 +7615,7 @@
             <w:pPr>
               <w:spacing w:after="20"/>
             </w:pPr>
-            <w:hyperlink r:id="rId65">
+            <w:hyperlink r:id="rId27">
               <w:r>
                 <w:rPr>
                   <w:color w:val="1D5FD1"/>
@@ -7757,7 +7733,7 @@
             <w:pPr>
               <w:spacing w:after="20"/>
             </w:pPr>
-            <w:hyperlink r:id="rId66">
+            <w:hyperlink r:id="rId76">
               <w:r>
                 <w:rPr>
                   <w:color w:val="1D5FD1"/>
@@ -7875,7 +7851,7 @@
             <w:pPr>
               <w:spacing w:after="20"/>
             </w:pPr>
-            <w:hyperlink r:id="rId67">
+            <w:hyperlink r:id="rId77">
               <w:r>
                 <w:rPr>
                   <w:color w:val="1D5FD1"/>
@@ -7993,7 +7969,7 @@
             <w:pPr>
               <w:spacing w:after="20"/>
             </w:pPr>
-            <w:hyperlink r:id="rId68">
+            <w:hyperlink r:id="rId78">
               <w:r>
                 <w:rPr>
                   <w:color w:val="1D5FD1"/>
@@ -8111,7 +8087,7 @@
             <w:pPr>
               <w:spacing w:after="20"/>
             </w:pPr>
-            <w:hyperlink r:id="rId69">
+            <w:hyperlink r:id="rId79">
               <w:r>
                 <w:rPr>
                   <w:color w:val="1D5FD1"/>
@@ -8347,7 +8323,7 @@
             <w:pPr>
               <w:spacing w:after="20"/>
             </w:pPr>
-            <w:hyperlink r:id="rId70">
+            <w:hyperlink r:id="rId31">
               <w:r>
                 <w:rPr>
                   <w:color w:val="1D5FD1"/>
@@ -8465,7 +8441,7 @@
             <w:pPr>
               <w:spacing w:after="20"/>
             </w:pPr>
-            <w:hyperlink r:id="rId71">
+            <w:hyperlink r:id="rId22">
               <w:r>
                 <w:rPr>
                   <w:color w:val="1D5FD1"/>
@@ -8583,7 +8559,7 @@
             <w:pPr>
               <w:spacing w:after="20"/>
             </w:pPr>
-            <w:hyperlink r:id="rId72">
+            <w:hyperlink r:id="rId80">
               <w:r>
                 <w:rPr>
                   <w:color w:val="1D5FD1"/>
@@ -8701,7 +8677,7 @@
             <w:pPr>
               <w:spacing w:after="20"/>
             </w:pPr>
-            <w:hyperlink r:id="rId73">
+            <w:hyperlink r:id="rId81">
               <w:r>
                 <w:rPr>
                   <w:color w:val="1D5FD1"/>
@@ -8819,7 +8795,7 @@
             <w:pPr>
               <w:spacing w:after="20"/>
             </w:pPr>
-            <w:hyperlink r:id="rId19">
+            <w:hyperlink r:id="rId82">
               <w:r>
                 <w:rPr>
                   <w:color w:val="1D5FD1"/>
@@ -8937,7 +8913,7 @@
             <w:pPr>
               <w:spacing w:after="20"/>
             </w:pPr>
-            <w:hyperlink r:id="rId74">
+            <w:hyperlink r:id="rId25">
               <w:r>
                 <w:rPr>
                   <w:color w:val="1D5FD1"/>
@@ -9055,7 +9031,7 @@
             <w:pPr>
               <w:spacing w:after="20"/>
             </w:pPr>
-            <w:hyperlink r:id="rId75">
+            <w:hyperlink r:id="rId83">
               <w:r>
                 <w:rPr>
                   <w:color w:val="1D5FD1"/>
@@ -9173,7 +9149,7 @@
             <w:pPr>
               <w:spacing w:after="20"/>
             </w:pPr>
-            <w:hyperlink r:id="rId76">
+            <w:hyperlink r:id="rId33">
               <w:r>
                 <w:rPr>
                   <w:color w:val="1D5FD1"/>
@@ -9409,7 +9385,7 @@
             <w:pPr>
               <w:spacing w:after="20"/>
             </w:pPr>
-            <w:hyperlink r:id="rId77">
+            <w:hyperlink r:id="rId19">
               <w:r>
                 <w:rPr>
                   <w:color w:val="1D5FD1"/>
@@ -9527,7 +9503,7 @@
             <w:pPr>
               <w:spacing w:after="20"/>
             </w:pPr>
-            <w:hyperlink r:id="rId78">
+            <w:hyperlink r:id="rId84">
               <w:r>
                 <w:rPr>
                   <w:color w:val="1D5FD1"/>
@@ -9645,7 +9621,7 @@
             <w:pPr>
               <w:spacing w:after="20"/>
             </w:pPr>
-            <w:hyperlink r:id="rId79">
+            <w:hyperlink r:id="rId85">
               <w:r>
                 <w:rPr>
                   <w:color w:val="1D5FD1"/>
@@ -9763,7 +9739,7 @@
             <w:pPr>
               <w:spacing w:after="20"/>
             </w:pPr>
-            <w:hyperlink r:id="rId80">
+            <w:hyperlink r:id="rId86">
               <w:r>
                 <w:rPr>
                   <w:color w:val="1D5FD1"/>
@@ -9881,7 +9857,7 @@
             <w:pPr>
               <w:spacing w:after="20"/>
             </w:pPr>
-            <w:hyperlink r:id="rId25">
+            <w:hyperlink r:id="rId87">
               <w:r>
                 <w:rPr>
                   <w:color w:val="1D5FD1"/>
@@ -9999,7 +9975,7 @@
             <w:pPr>
               <w:spacing w:after="20"/>
             </w:pPr>
-            <w:hyperlink r:id="rId81">
+            <w:hyperlink r:id="rId88">
               <w:r>
                 <w:rPr>
                   <w:color w:val="1D5FD1"/>
@@ -10117,7 +10093,7 @@
             <w:pPr>
               <w:spacing w:after="20"/>
             </w:pPr>
-            <w:hyperlink r:id="rId82">
+            <w:hyperlink r:id="rId89">
               <w:r>
                 <w:rPr>
                   <w:color w:val="1D5FD1"/>
@@ -10235,7 +10211,7 @@
             <w:pPr>
               <w:spacing w:after="20"/>
             </w:pPr>
-            <w:hyperlink r:id="rId83">
+            <w:hyperlink r:id="rId34">
               <w:r>
                 <w:rPr>
                   <w:color w:val="1D5FD1"/>
@@ -10353,7 +10329,7 @@
             <w:pPr>
               <w:spacing w:after="20"/>
             </w:pPr>
-            <w:hyperlink r:id="rId84">
+            <w:hyperlink r:id="rId90">
               <w:r>
                 <w:rPr>
                   <w:color w:val="1D5FD1"/>
@@ -10471,7 +10447,7 @@
             <w:pPr>
               <w:spacing w:after="20"/>
             </w:pPr>
-            <w:hyperlink r:id="rId85">
+            <w:hyperlink r:id="rId91">
               <w:r>
                 <w:rPr>
                   <w:color w:val="1D5FD1"/>
@@ -10589,7 +10565,7 @@
             <w:pPr>
               <w:spacing w:after="20"/>
             </w:pPr>
-            <w:hyperlink r:id="rId86">
+            <w:hyperlink r:id="rId92">
               <w:r>
                 <w:rPr>
                   <w:color w:val="1D5FD1"/>
@@ -10707,7 +10683,7 @@
             <w:pPr>
               <w:spacing w:after="20"/>
             </w:pPr>
-            <w:hyperlink r:id="rId87">
+            <w:hyperlink r:id="rId93">
               <w:r>
                 <w:rPr>
                   <w:color w:val="1D5FD1"/>
@@ -10825,7 +10801,7 @@
             <w:pPr>
               <w:spacing w:after="20"/>
             </w:pPr>
-            <w:hyperlink r:id="rId88">
+            <w:hyperlink r:id="rId94">
               <w:r>
                 <w:rPr>
                   <w:color w:val="1D5FD1"/>
@@ -10943,7 +10919,7 @@
             <w:pPr>
               <w:spacing w:after="20"/>
             </w:pPr>
-            <w:hyperlink r:id="rId89">
+            <w:hyperlink r:id="rId95">
               <w:r>
                 <w:rPr>
                   <w:color w:val="1D5FD1"/>
@@ -11061,7 +11037,7 @@
             <w:pPr>
               <w:spacing w:after="20"/>
             </w:pPr>
-            <w:hyperlink r:id="rId90">
+            <w:hyperlink r:id="rId96">
               <w:r>
                 <w:rPr>
                   <w:color w:val="1D5FD1"/>
@@ -11179,7 +11155,7 @@
             <w:pPr>
               <w:spacing w:after="20"/>
             </w:pPr>
-            <w:hyperlink r:id="rId91">
+            <w:hyperlink r:id="rId97">
               <w:r>
                 <w:rPr>
                   <w:color w:val="1D5FD1"/>
@@ -11297,7 +11273,7 @@
             <w:pPr>
               <w:spacing w:after="20"/>
             </w:pPr>
-            <w:hyperlink r:id="rId92">
+            <w:hyperlink r:id="rId98">
               <w:r>
                 <w:rPr>
                   <w:color w:val="1D5FD1"/>
@@ -11415,7 +11391,7 @@
             <w:pPr>
               <w:spacing w:after="20"/>
             </w:pPr>
-            <w:hyperlink r:id="rId93">
+            <w:hyperlink r:id="rId99">
               <w:r>
                 <w:rPr>
                   <w:color w:val="1D5FD1"/>
@@ -11533,7 +11509,7 @@
             <w:pPr>
               <w:spacing w:after="20"/>
             </w:pPr>
-            <w:hyperlink r:id="rId94">
+            <w:hyperlink r:id="rId100">
               <w:r>
                 <w:rPr>
                   <w:color w:val="1D5FD1"/>
@@ -11651,7 +11627,7 @@
             <w:pPr>
               <w:spacing w:after="20"/>
             </w:pPr>
-            <w:hyperlink r:id="rId95">
+            <w:hyperlink r:id="rId101">
               <w:r>
                 <w:rPr>
                   <w:color w:val="1D5FD1"/>
@@ -11769,7 +11745,7 @@
             <w:pPr>
               <w:spacing w:after="20"/>
             </w:pPr>
-            <w:hyperlink r:id="rId96">
+            <w:hyperlink r:id="rId102">
               <w:r>
                 <w:rPr>
                   <w:color w:val="1D5FD1"/>
@@ -11887,7 +11863,7 @@
             <w:pPr>
               <w:spacing w:after="20"/>
             </w:pPr>
-            <w:hyperlink r:id="rId97">
+            <w:hyperlink r:id="rId26">
               <w:r>
                 <w:rPr>
                   <w:color w:val="1D5FD1"/>
@@ -12005,7 +11981,7 @@
             <w:pPr>
               <w:spacing w:after="20"/>
             </w:pPr>
-            <w:hyperlink r:id="rId98">
+            <w:hyperlink r:id="rId103">
               <w:r>
                 <w:rPr>
                   <w:color w:val="1D5FD1"/>
@@ -12123,7 +12099,7 @@
             <w:pPr>
               <w:spacing w:after="20"/>
             </w:pPr>
-            <w:hyperlink r:id="rId99">
+            <w:hyperlink r:id="rId104">
               <w:r>
                 <w:rPr>
                   <w:color w:val="1D5FD1"/>
@@ -12241,7 +12217,7 @@
             <w:pPr>
               <w:spacing w:after="20"/>
             </w:pPr>
-            <w:hyperlink r:id="rId100">
+            <w:hyperlink r:id="rId105">
               <w:r>
                 <w:rPr>
                   <w:color w:val="1D5FD1"/>
@@ -12359,7 +12335,7 @@
             <w:pPr>
               <w:spacing w:after="20"/>
             </w:pPr>
-            <w:hyperlink r:id="rId101">
+            <w:hyperlink r:id="rId106">
               <w:r>
                 <w:rPr>
                   <w:color w:val="1D5FD1"/>
@@ -12477,7 +12453,7 @@
             <w:pPr>
               <w:spacing w:after="20"/>
             </w:pPr>
-            <w:hyperlink r:id="rId102">
+            <w:hyperlink r:id="rId107">
               <w:r>
                 <w:rPr>
                   <w:color w:val="1D5FD1"/>
@@ -12595,7 +12571,7 @@
             <w:pPr>
               <w:spacing w:after="20"/>
             </w:pPr>
-            <w:hyperlink r:id="rId103">
+            <w:hyperlink r:id="rId108">
               <w:r>
                 <w:rPr>
                   <w:color w:val="1D5FD1"/>
@@ -12713,7 +12689,7 @@
             <w:pPr>
               <w:spacing w:after="20"/>
             </w:pPr>
-            <w:hyperlink r:id="rId104">
+            <w:hyperlink r:id="rId109">
               <w:r>
                 <w:rPr>
                   <w:color w:val="1D5FD1"/>
@@ -12831,7 +12807,7 @@
             <w:pPr>
               <w:spacing w:after="20"/>
             </w:pPr>
-            <w:hyperlink r:id="rId105">
+            <w:hyperlink r:id="rId110">
               <w:r>
                 <w:rPr>
                   <w:color w:val="1D5FD1"/>
@@ -12949,7 +12925,7 @@
             <w:pPr>
               <w:spacing w:after="20"/>
             </w:pPr>
-            <w:hyperlink r:id="rId24">
+            <w:hyperlink r:id="rId111">
               <w:r>
                 <w:rPr>
                   <w:color w:val="1D5FD1"/>
@@ -13067,7 +13043,7 @@
             <w:pPr>
               <w:spacing w:after="20"/>
             </w:pPr>
-            <w:hyperlink r:id="rId106">
+            <w:hyperlink r:id="rId112">
               <w:r>
                 <w:rPr>
                   <w:color w:val="1D5FD1"/>
@@ -13185,7 +13161,7 @@
             <w:pPr>
               <w:spacing w:after="20"/>
             </w:pPr>
-            <w:hyperlink r:id="rId107">
+            <w:hyperlink r:id="rId113">
               <w:r>
                 <w:rPr>
                   <w:color w:val="1D5FD1"/>
@@ -13303,7 +13279,7 @@
             <w:pPr>
               <w:spacing w:after="20"/>
             </w:pPr>
-            <w:hyperlink r:id="rId108">
+            <w:hyperlink r:id="rId114">
               <w:r>
                 <w:rPr>
                   <w:color w:val="1D5FD1"/>
@@ -13421,7 +13397,7 @@
             <w:pPr>
               <w:spacing w:after="20"/>
             </w:pPr>
-            <w:hyperlink r:id="rId109">
+            <w:hyperlink r:id="rId115">
               <w:r>
                 <w:rPr>
                   <w:color w:val="1D5FD1"/>
@@ -13539,7 +13515,7 @@
             <w:pPr>
               <w:spacing w:after="20"/>
             </w:pPr>
-            <w:hyperlink r:id="rId110">
+            <w:hyperlink r:id="rId116">
               <w:r>
                 <w:rPr>
                   <w:color w:val="1D5FD1"/>
@@ -13657,7 +13633,7 @@
             <w:pPr>
               <w:spacing w:after="20"/>
             </w:pPr>
-            <w:hyperlink r:id="rId111">
+            <w:hyperlink r:id="rId117">
               <w:r>
                 <w:rPr>
                   <w:color w:val="1D5FD1"/>
@@ -13893,7 +13869,7 @@
             <w:pPr>
               <w:spacing w:after="20"/>
             </w:pPr>
-            <w:hyperlink r:id="rId112">
+            <w:hyperlink r:id="rId118">
               <w:r>
                 <w:rPr>
                   <w:color w:val="1D5FD1"/>
@@ -14011,7 +13987,7 @@
             <w:pPr>
               <w:spacing w:after="20"/>
             </w:pPr>
-            <w:hyperlink r:id="rId113">
+            <w:hyperlink r:id="rId119">
               <w:r>
                 <w:rPr>
                   <w:color w:val="1D5FD1"/>
@@ -14129,7 +14105,7 @@
             <w:pPr>
               <w:spacing w:after="20"/>
             </w:pPr>
-            <w:hyperlink r:id="rId114">
+            <w:hyperlink r:id="rId120">
               <w:r>
                 <w:rPr>
                   <w:color w:val="1D5FD1"/>
@@ -14247,7 +14223,7 @@
             <w:pPr>
               <w:spacing w:after="20"/>
             </w:pPr>
-            <w:hyperlink r:id="rId115">
+            <w:hyperlink r:id="rId121">
               <w:r>
                 <w:rPr>
                   <w:color w:val="1D5FD1"/>
@@ -14365,7 +14341,7 @@
             <w:pPr>
               <w:spacing w:after="20"/>
             </w:pPr>
-            <w:hyperlink r:id="rId116">
+            <w:hyperlink r:id="rId122">
               <w:r>
                 <w:rPr>
                   <w:color w:val="1D5FD1"/>
@@ -14483,7 +14459,7 @@
             <w:pPr>
               <w:spacing w:after="20"/>
             </w:pPr>
-            <w:hyperlink r:id="rId117">
+            <w:hyperlink r:id="rId123">
               <w:r>
                 <w:rPr>
                   <w:color w:val="1D5FD1"/>
@@ -14601,7 +14577,7 @@
             <w:pPr>
               <w:spacing w:after="20"/>
             </w:pPr>
-            <w:hyperlink r:id="rId118">
+            <w:hyperlink r:id="rId124">
               <w:r>
                 <w:rPr>
                   <w:color w:val="1D5FD1"/>
@@ -14719,7 +14695,7 @@
             <w:pPr>
               <w:spacing w:after="20"/>
             </w:pPr>
-            <w:hyperlink r:id="rId119">
+            <w:hyperlink r:id="rId125">
               <w:r>
                 <w:rPr>
                   <w:color w:val="1D5FD1"/>
@@ -14837,7 +14813,7 @@
             <w:pPr>
               <w:spacing w:after="20"/>
             </w:pPr>
-            <w:hyperlink r:id="rId120">
+            <w:hyperlink r:id="rId126">
               <w:r>
                 <w:rPr>
                   <w:color w:val="1D5FD1"/>
@@ -14955,7 +14931,7 @@
             <w:pPr>
               <w:spacing w:after="20"/>
             </w:pPr>
-            <w:hyperlink r:id="rId121">
+            <w:hyperlink r:id="rId127">
               <w:r>
                 <w:rPr>
                   <w:color w:val="1D5FD1"/>
@@ -15073,7 +15049,7 @@
             <w:pPr>
               <w:spacing w:after="20"/>
             </w:pPr>
-            <w:hyperlink r:id="rId122">
+            <w:hyperlink r:id="rId128">
               <w:r>
                 <w:rPr>
                   <w:color w:val="1D5FD1"/>
@@ -15191,7 +15167,7 @@
             <w:pPr>
               <w:spacing w:after="20"/>
             </w:pPr>
-            <w:hyperlink r:id="rId123">
+            <w:hyperlink r:id="rId129">
               <w:r>
                 <w:rPr>
                   <w:color w:val="1D5FD1"/>
@@ -15309,7 +15285,7 @@
             <w:pPr>
               <w:spacing w:after="20"/>
             </w:pPr>
-            <w:hyperlink r:id="rId124">
+            <w:hyperlink r:id="rId130">
               <w:r>
                 <w:rPr>
                   <w:color w:val="1D5FD1"/>
@@ -15427,7 +15403,7 @@
             <w:pPr>
               <w:spacing w:after="20"/>
             </w:pPr>
-            <w:hyperlink r:id="rId125">
+            <w:hyperlink r:id="rId131">
               <w:r>
                 <w:rPr>
                   <w:color w:val="1D5FD1"/>
@@ -15545,7 +15521,7 @@
             <w:pPr>
               <w:spacing w:after="20"/>
             </w:pPr>
-            <w:hyperlink r:id="rId126">
+            <w:hyperlink r:id="rId132">
               <w:r>
                 <w:rPr>
                   <w:color w:val="1D5FD1"/>
@@ -15663,7 +15639,7 @@
             <w:pPr>
               <w:spacing w:after="20"/>
             </w:pPr>
-            <w:hyperlink r:id="rId127">
+            <w:hyperlink r:id="rId133">
               <w:r>
                 <w:rPr>
                   <w:color w:val="1D5FD1"/>
@@ -15781,7 +15757,7 @@
             <w:pPr>
               <w:spacing w:after="20"/>
             </w:pPr>
-            <w:hyperlink r:id="rId128">
+            <w:hyperlink r:id="rId134">
               <w:r>
                 <w:rPr>
                   <w:color w:val="1D5FD1"/>
@@ -15899,7 +15875,7 @@
             <w:pPr>
               <w:spacing w:after="20"/>
             </w:pPr>
-            <w:hyperlink r:id="rId129">
+            <w:hyperlink r:id="rId23">
               <w:r>
                 <w:rPr>
                   <w:color w:val="1D5FD1"/>
@@ -16017,7 +15993,7 @@
             <w:pPr>
               <w:spacing w:after="20"/>
             </w:pPr>
-            <w:hyperlink r:id="rId130">
+            <w:hyperlink r:id="rId135">
               <w:r>
                 <w:rPr>
                   <w:color w:val="1D5FD1"/>
@@ -16135,7 +16111,7 @@
             <w:pPr>
               <w:spacing w:after="20"/>
             </w:pPr>
-            <w:hyperlink r:id="rId131">
+            <w:hyperlink r:id="rId136">
               <w:r>
                 <w:rPr>
                   <w:color w:val="1D5FD1"/>
@@ -16253,7 +16229,7 @@
             <w:pPr>
               <w:spacing w:after="20"/>
             </w:pPr>
-            <w:hyperlink r:id="rId132">
+            <w:hyperlink r:id="rId137">
               <w:r>
                 <w:rPr>
                   <w:color w:val="1D5FD1"/>
@@ -16371,7 +16347,7 @@
             <w:pPr>
               <w:spacing w:after="20"/>
             </w:pPr>
-            <w:hyperlink r:id="rId133">
+            <w:hyperlink r:id="rId138">
               <w:r>
                 <w:rPr>
                   <w:color w:val="1D5FD1"/>
@@ -16489,7 +16465,7 @@
             <w:pPr>
               <w:spacing w:after="20"/>
             </w:pPr>
-            <w:hyperlink r:id="rId134">
+            <w:hyperlink r:id="rId139">
               <w:r>
                 <w:rPr>
                   <w:color w:val="1D5FD1"/>
@@ -16607,7 +16583,7 @@
             <w:pPr>
               <w:spacing w:after="20"/>
             </w:pPr>
-            <w:hyperlink r:id="rId22">
+            <w:hyperlink r:id="rId140">
               <w:r>
                 <w:rPr>
                   <w:color w:val="1D5FD1"/>

--- a/public/investor-downloads/weekly/2026-W30/AI-Institute-Weekly-Report-2026-W30-zh.docx
+++ b/public/investor-downloads/weekly/2026-W30/AI-Institute-Weekly-Report-2026-W30-zh.docx
@@ -64,7 +64,7 @@
           <w:color w:val="5E6268"/>
           <w:sz w:val="28"/>
         </w:rPr>
-        <w:t>2026-W30 AI Institute 周度投资研究全景</w:t>
+        <w:t>2026-W30｜AI 需求未逆转，但组合重心转向可交付性</w:t>
       </w:r>
     </w:p>
     <w:tbl>
@@ -218,7 +218,7 @@
                 <w:color w:val="111111"/>
                 <w:sz w:val="19"/>
               </w:rPr>
-              <w:t>rolling · REV 7</w:t>
+              <w:t>rolling · REV 8</w:t>
             </w:r>
           </w:p>
         </w:tc>
@@ -261,7 +261,7 @@
                 <w:color w:val="111111"/>
                 <w:sz w:val="19"/>
               </w:rPr>
-              <w:t>pass_with_warnings · 67</w:t>
+              <w:t>pass_with_warnings · 83</w:t>
             </w:r>
           </w:p>
         </w:tc>
@@ -328,7 +328,7 @@
                 <w:color w:val="111111"/>
                 <w:sz w:val="24"/>
               </w:rPr>
-              <w:t>本周的核心不是追逐研究热度，而是把 AI 电力/电网设备 与 A股半导体/两融负 Gamma 拆成可执行、可证伪的赛道和标的判断。</w:t>
+              <w:t>本周没有可确认的周环比动作翻转；决策组合仍是“AI 算力半导体 TRIM、其余六条主线 HOLD”，核心变化是从需求叙事转向订单、通电与现金流验证。</w:t>
             </w:r>
           </w:p>
         </w:tc>
@@ -390,7 +390,7 @@
           <w:color w:val="111111"/>
           <w:sz w:val="22"/>
         </w:rPr>
-        <w:t>Hyperscaler Behind-the-Meter (BTM) 核电与天然气自备电站替代方案对电网排队瓶颈的破解与 Capex... 与 2026-07-22 A股策略卡：光通信相对GPU链的定价与拥挤度 构成本周最强的证据主轴，而 2026-07-22 云巨头AI Capex分化与电力瓶颈对半导体算力链订单兑现的传导验证报告 提供了必要的反向约束。公开研究合约显示，优先级正在从宽泛主题向可交付、可验证的产业链环节集中；组合层面应先读取 TRIM AI 算力半导体、HOLD A股红利/硬科技杠铃、HOLD AI 再通胀/利率敏感资产，再用后续订单、交付、政策与市场数据确认。与 2026-W29 相比，本周有 3 项操作变化、2 项赛道立场变化。</w:t>
+        <w:t>决策面先行：所有 deterministic calls 的 changedFrom 均为空，不能据此宣称相较 W29 已发生动作翻转；当前明确的组合排序是降低 AI 算力半导体集中度，同时对 Mag7、CPO、A股硬科技、红利/硬科技杠铃、AI 再通胀和中国权益流动性维持观察。证据面真正改变的是验证标准：AI 需求及先进封装订单仍获支持，但云厂商 Capex 分化、电力并网约束和库存倒灌风险使“需求强等于盈利普涨”不再成立。A股方面，产业订单与主题逻辑尚在，融资、ETF、北向资金和成分股宽度却仍需同向确认，因此研究密度不能替代交易确认。本期 marketQuoteRows 为 0，以下不陈述最新价格、涨跌幅或实际资金流。</w:t>
       </w:r>
     </w:p>
     <w:p>
@@ -404,7 +404,7 @@
           <w:color w:val="5E6268"/>
           <w:sz w:val="22"/>
         </w:rPr>
-        <w:t>周报的价值不在于给出更多观点，而在于留下可复查的决策、证据和证伪条件。下一周若触发器没有出现，应降低置信度，而不是用新的叙事延长旧判断。</w:t>
+        <w:t>2026-W30 的关键不是再确认一次“AI 需求很强”，而是承认需求、盈利和可交付性已经分离。组合因此应继续降低单一加速器集中度，对 Mag7、CPO 和A股硬科技保持条件式 HOLD，并只在订单、通电、现金流以及资金与宽度信号共同改善时启用新增风险预算。电网瓶颈仍是最强产业线索，但“瓶颈即收益”必须接受交付、合同和资本效率验证。本报告未使用最新价格、涨跌幅或资金流数据；这是研究综合，不构成投资建议，也不承诺收益。</w:t>
       </w:r>
     </w:p>
     <w:p>
@@ -1428,7 +1428,7 @@
         <w:keepNext/>
       </w:pPr>
       <w:r>
-        <w:t>01 · TRIM AI 算力半导体：NAND盈利弹性由价格与产品结构主导，而非单纯出货增长</w:t>
+        <w:t>01 · TRIM｜AI 算力半导体</w:t>
       </w:r>
     </w:p>
     <w:p>
@@ -1442,7 +1442,7 @@
           <w:color w:val="111111"/>
           <w:sz w:val="22"/>
         </w:rPr>
-        <w:t>AI算力需求仍强，但收益正在从单一加速器向存储、定制芯片和云平台扩散；配置应侧重订单、产品结构和自由现金流，控制估值集中风险。 风险雷达：降权跟踪：适合作为风险雷达，不适合作为无条件加仓理由。 本周证据账本把该判断连接到 5 份公开报告；其有效性仍取决于“CPI/PCE 与油价是否重新推高实际利率”。</w:t>
+        <w:t>决策驱动原文：“AI算力需求仍强，但收益正在从单一加速器向存储、定制芯片和云平台扩散；配置应侧重订单、产品结构和自由现金流，控制估值集中风险。 风险雷达：降权跟踪：适合作为风险雷达，不适合作为无条件加仓理由。”本周支持证据确认先进封装与设备订单仍有韧性，挑战证据则把约束从芯片需求推进到云厂商 Capex 分化、电力接入和有效产能利用率。因而 TRIM 针对的是集中度和兑现风险，而不是把 AI 需求判断改写为衰退。</w:t>
       </w:r>
     </w:p>
     <w:tbl>
@@ -1518,7 +1518,7 @@
                 <w:color w:val="111111"/>
                 <w:sz w:val="18"/>
               </w:rPr>
-              <w:t>在 AI 算力半导体 内优先保留证据与兑现路径清晰的标的，并按证伪条件控制暴露。</w:t>
+              <w:t>压低单一加速器暴露，保留能够用订单、产品结构和自由现金流验证的存储、定制芯片及平台环节；在 NAND 价格与供给纪律没有新增修复证据前，不把更广泛的 AI 研究热度当作原 thesis 的盈利确认。</w:t>
             </w:r>
           </w:p>
         </w:tc>
@@ -1653,7 +1653,7 @@
         <w:keepNext/>
       </w:pPr>
       <w:r>
-        <w:t>02 · HOLD A股红利/硬科技杠铃：A 股红利与硬科技杠铃仍是政策、利率和风险偏好的组合表达</w:t>
+        <w:t>02 · HOLD｜A股红利/硬科技杠铃</w:t>
       </w:r>
     </w:p>
     <w:p>
@@ -1667,7 +1667,7 @@
           <w:color w:val="111111"/>
           <w:sz w:val="22"/>
         </w:rPr>
-        <w:t>观察等待：先放入观察池，只在证据密度和价格确认同时改善时进入组合。 本周证据账本把该判断连接到 5 份公开报告；其有效性仍取决于“融资余额、ETF 申赎和北向资金是否同向”。</w:t>
+        <w:t>决策驱动原文：“观察等待：先放入观察池，只在证据密度和价格确认同时改善时进入组合。”红利腿仍有现金流与行业再平衡依据，但银行 NIM 压力要求从笼统高股息转向非银红利内部筛选；硬科技腿则有产业证据、缺少资金与价格的同步确认。两端都能提供组合功能，却都不支持无条件扩仓。</w:t>
       </w:r>
     </w:p>
     <w:tbl>
@@ -1743,7 +1743,7 @@
                 <w:color w:val="111111"/>
                 <w:sz w:val="18"/>
               </w:rPr>
-              <w:t>在 A股红利/硬科技杠铃 内优先保留证据与兑现路径清晰的标的，并按证伪条件控制暴露。</w:t>
+              <w:t>维持杠铃观察框架：红利腿优先核对水电、电网、运营商和煤炭的现金流安全垫，硬科技腿等待订单与融资余额、ETF 申赎、北向资金共振。由于本期没有市场报价数据，不认定任一腿已完成价格确认。</w:t>
             </w:r>
           </w:p>
         </w:tc>
@@ -1878,7 +1878,7 @@
         <w:keepNext/>
       </w:pPr>
       <w:r>
-        <w:t>03 · HOLD AI 再通胀/利率敏感资产：AI 资本开支通过能源、设备和利率进入通胀定价</w:t>
+        <w:t>03 · HOLD｜AI 再通胀/利率敏感资产</w:t>
       </w:r>
     </w:p>
     <w:p>
@@ -1892,7 +1892,7 @@
           <w:color w:val="111111"/>
           <w:sz w:val="22"/>
         </w:rPr>
-        <w:t>观察等待：先放入观察池，只在证据密度和价格确认同时改善时进入组合。 本周证据账本把该判断连接到 5 份公开报告；其有效性仍取决于“CPI/PCE 与油价是否重新推高实际利率”。</w:t>
+        <w:t>决策驱动原文：“观察等待：先放入观察池，只在证据密度和价格确认同时改善时进入组合。”AI 电力、设备与上游材料约束强化了成本传导假设，但油价和通胀究竟形成能源现金流机会，还是通过实际利率压制长久期资产，仍是双向结果，当前不足以升级为单边配置。</w:t>
       </w:r>
     </w:p>
     <w:tbl>
@@ -1968,7 +1968,7 @@
                 <w:color w:val="111111"/>
                 <w:sz w:val="18"/>
               </w:rPr>
-              <w:t>在 AI 再通胀/利率敏感资产 内优先保留证据与兑现路径清晰的标的，并按证伪条件控制暴露。</w:t>
+              <w:t>维持 XLE、XLU、TLT、GLD、JPM、NEE 等跨资产观察，而非把再通胀研究直接映射成方向仓位；下一步以 CPI/PCE、油价及实际利率的共同方向决定久期和能源风险预算。</w:t>
             </w:r>
           </w:p>
         </w:tc>
@@ -2103,7 +2103,7 @@
         <w:keepNext/>
       </w:pPr>
       <w:r>
-        <w:t>04 · HOLD Mag7 AI 平台再分层：Mag7 在 AI 时代从平台垄断转向基础设施再分层</w:t>
+        <w:t>04 · HOLD｜Mag7 AI 平台再分层</w:t>
       </w:r>
     </w:p>
     <w:p>
@@ -2117,7 +2117,7 @@
           <w:color w:val="111111"/>
           <w:sz w:val="22"/>
         </w:rPr>
-        <w:t>分歧主线：配对验证：这是有投资含义但证据分歧很高的主线，更适合配对验证、分批试错和严格证伪。 本周证据账本把该判断连接到 5 份公开报告；其有效性仍取决于“云厂商 capex 指引是否继续上修”。</w:t>
+        <w:t>决策驱动原文：“分歧主线：配对验证：这是有投资含义但证据分歧很高的主线，更适合配对验证、分批试错和严格证伪。”AI Capex 延续支持基础设施平台的收入机会，但云厂商投入节奏、上游金属成本、电力可得性和软件变现效率出现分化，不能再把 Mag7 作为同质化受益篮子。</w:t>
       </w:r>
     </w:p>
     <w:tbl>
@@ -2193,7 +2193,7 @@
                 <w:color w:val="111111"/>
                 <w:sz w:val="18"/>
               </w:rPr>
-              <w:t>在 Mag7 AI 平台再分层 内优先保留证据与兑现路径清晰的标的，并按证伪条件控制暴露。</w:t>
+              <w:t>继续做平台内部配对验证：比较 Capex 承担者与直接受益者、已锁定电力与受并网约束者、基础设施收入与软件变现。未见 Capex 指引和自由现金流同时改善前，不扩大同方向平台风险。</w:t>
             </w:r>
           </w:p>
         </w:tc>
@@ -2264,7 +2264,7 @@
       <w:r>
         <w:t>证据：</w:t>
       </w:r>
-      <w:hyperlink r:id="rId21">
+      <w:hyperlink r:id="rId19">
         <w:r>
           <w:rPr>
             <w:color w:val="1D5FD1"/>
@@ -2279,7 +2279,7 @@
       <w:r>
         <w:t xml:space="preserve"> · </w:t>
       </w:r>
-      <w:hyperlink r:id="rId19">
+      <w:hyperlink r:id="rId31">
         <w:r>
           <w:rPr>
             <w:color w:val="1D5FD1"/>
@@ -2294,7 +2294,7 @@
       <w:r>
         <w:t xml:space="preserve"> · </w:t>
       </w:r>
-      <w:hyperlink r:id="rId31">
+      <w:hyperlink r:id="rId32">
         <w:r>
           <w:rPr>
             <w:color w:val="1D5FD1"/>
@@ -2309,7 +2309,7 @@
       <w:r>
         <w:t xml:space="preserve"> · </w:t>
       </w:r>
-      <w:hyperlink r:id="rId32">
+      <w:hyperlink r:id="rId33">
         <w:r>
           <w:rPr>
             <w:color w:val="1D5FD1"/>
@@ -2328,7 +2328,7 @@
         <w:keepNext/>
       </w:pPr>
       <w:r>
-        <w:t>05 · HOLD A股硬科技/科创50：A 股硬科技与科创50的复苏需要订单、融资盘和指数结构共振</w:t>
+        <w:t>05 · HOLD｜A股硬科技/科创50</w:t>
       </w:r>
     </w:p>
     <w:p>
@@ -2342,7 +2342,7 @@
           <w:color w:val="111111"/>
           <w:sz w:val="22"/>
         </w:rPr>
-        <w:t>分歧主线：配对验证：这是有投资含义但证据分歧很高的主线，更适合配对验证、分批试错和严格证伪。 本周证据账本把该判断连接到 5 份公开报告；其有效性仍取决于“融资余额、ETF 申赎和北向资金是否同向”。</w:t>
+        <w:t>决策驱动原文：“分歧主线：配对验证：这是有投资含义但证据分歧很高的主线，更适合配对验证、分批试错和严格证伪。”本周先进封装、半导体设备和部分光通信订单逻辑提供支持，但 standing thesis 要求订单、融资盘和指数结构共振；现有材料同时提示被动配置、融资集中和拥挤风险，因此仅凭产业证据尚不能完成复苏确认。</w:t>
       </w:r>
     </w:p>
     <w:tbl>
@@ -2418,7 +2418,7 @@
                 <w:color w:val="111111"/>
                 <w:sz w:val="18"/>
               </w:rPr>
-              <w:t>在 A股硬科技/科创50 内优先保留证据与兑现路径清晰的标的，并按证伪条件控制暴露。</w:t>
+              <w:t>保持精选而非指数化追逐：优先跟踪订单和业绩兑现度较高的设备、封装与互联环节，同时把融资余额、ETF 申赎、北向资金和成分股宽度设为再入场门槛。</w:t>
             </w:r>
           </w:p>
         </w:tc>
@@ -2489,7 +2489,7 @@
       <w:r>
         <w:t>证据：</w:t>
       </w:r>
-      <w:hyperlink r:id="rId33">
+      <w:hyperlink r:id="rId34">
         <w:r>
           <w:rPr>
             <w:color w:val="1D5FD1"/>
@@ -2504,7 +2504,7 @@
       <w:r>
         <w:t xml:space="preserve"> · </w:t>
       </w:r>
-      <w:hyperlink r:id="rId34">
+      <w:hyperlink r:id="rId35">
         <w:r>
           <w:rPr>
             <w:color w:val="1D5FD1"/>
@@ -2519,7 +2519,7 @@
       <w:r>
         <w:t xml:space="preserve"> · </w:t>
       </w:r>
-      <w:hyperlink r:id="rId35">
+      <w:hyperlink r:id="rId36">
         <w:r>
           <w:rPr>
             <w:color w:val="1D5FD1"/>
@@ -2534,7 +2534,7 @@
       <w:r>
         <w:t xml:space="preserve"> · </w:t>
       </w:r>
-      <w:hyperlink r:id="rId36">
+      <w:hyperlink r:id="rId37">
         <w:r>
           <w:rPr>
             <w:color w:val="1D5FD1"/>
@@ -2553,7 +2553,7 @@
         <w:keepNext/>
       </w:pPr>
       <w:r>
-        <w:t>06 · HOLD CPO/光模块/高速互联：CPO、光互联与铜连接决定 AI 集群内部租金迁移</w:t>
+        <w:t>06 · HOLD｜CPO/光模块/高速互联</w:t>
       </w:r>
     </w:p>
     <w:p>
@@ -2567,7 +2567,7 @@
           <w:color w:val="111111"/>
           <w:sz w:val="22"/>
         </w:rPr>
-        <w:t>观察等待：先放入观察池，只在证据密度和价格确认同时改善时进入组合。 本周证据账本把该判断连接到 5 份公开报告；其有效性仍取决于“云厂商 capex 指引是否继续上修”。</w:t>
+        <w:t>决策驱动原文：“观察等待：先放入观察池，只在证据密度和价格确认同时改善时进入组合。”Capex 从单一加速器向网络、交换和光互联迁移，支持集群内部租金再分配；但 A股光通信交易结构的集中度风险上升，而且该 thesis 当前分析师覆盖为零，证据广度不足以消除拥挤和供应链约束。</w:t>
       </w:r>
     </w:p>
     <w:tbl>
@@ -2643,7 +2643,7 @@
                 <w:color w:val="111111"/>
                 <w:sz w:val="18"/>
               </w:rPr>
-              <w:t>在 CPO/光模块/高速互联 内优先保留证据与兑现路径清晰的标的，并按证伪条件控制暴露。</w:t>
+              <w:t>保留 AVGO、MRVL、COHR、LITE、300308.SZ、300394.SZ 等观察篮子，但只在云厂商 Capex、厂商订单与利润兑现、交易宽度共同改善时试错；在此之前不以产业方向正确替代买点确认。</w:t>
             </w:r>
           </w:p>
         </w:tc>
@@ -2714,7 +2714,7 @@
       <w:r>
         <w:t>证据：</w:t>
       </w:r>
-      <w:hyperlink r:id="rId33">
+      <w:hyperlink r:id="rId38">
         <w:r>
           <w:rPr>
             <w:color w:val="1D5FD1"/>
@@ -2729,7 +2729,7 @@
       <w:r>
         <w:t xml:space="preserve"> · </w:t>
       </w:r>
-      <w:hyperlink r:id="rId34">
+      <w:hyperlink r:id="rId39">
         <w:r>
           <w:rPr>
             <w:color w:val="1D5FD1"/>
@@ -2744,7 +2744,7 @@
       <w:r>
         <w:t xml:space="preserve"> · </w:t>
       </w:r>
-      <w:hyperlink r:id="rId35">
+      <w:hyperlink r:id="rId40">
         <w:r>
           <w:rPr>
             <w:color w:val="1D5FD1"/>
@@ -2759,7 +2759,217 @@
       <w:r>
         <w:t xml:space="preserve"> · </w:t>
       </w:r>
-      <w:hyperlink r:id="rId37">
+      <w:hyperlink r:id="rId41">
+        <w:r>
+          <w:rPr>
+            <w:color w:val="1D5FD1"/>
+            <w:u w:val="single"/>
+            <w:sz w:val="17"/>
+            <w:szCs w:val="17"/>
+            <w:rFonts w:ascii="Calibri" w:hAnsi="Calibri" w:eastAsia="Hiragino Sans GB"/>
+          </w:rPr>
+          <w:t>对应 Thesis</w:t>
+        </w:r>
+      </w:hyperlink>
+    </w:p>
+    <w:p>
+      <w:pPr>
+        <w:pStyle w:val="Heading2"/>
+        <w:keepNext/>
+      </w:pPr>
+      <w:r>
+        <w:t>07 · HOLD｜中国权益流动性</w:t>
+      </w:r>
+    </w:p>
+    <w:p>
+      <w:pPr>
+        <w:keepLines/>
+      </w:pPr>
+      <w:r>
+        <w:rPr>
+          <w:rFonts w:ascii="Calibri" w:hAnsi="Calibri" w:eastAsia="Hiragino Sans GB"/>
+          <w:b w:val="0"/>
+          <w:color w:val="111111"/>
+          <w:sz w:val="22"/>
+        </w:rPr>
+        <w:t>决策驱动原文：“观察等待：先放入观察池，只在证据密度和价格确认同时改善时进入组合。”standing thesis 强调政策、流动性与风险偏好共同驱动；本周证据显示地产企稳仍窄，尚不足以证明广谱风险偏好修复，而该 call 只有两条直接证据，结论应保持克制。</w:t>
+      </w:r>
+    </w:p>
+    <w:tbl>
+      <w:tblPr>
+        <w:tblW w:type="dxa" w:w="9360"/>
+        <w:jc w:val="left"/>
+        <w:tblLayout w:type="fixed"/>
+        <w:tblLook w:firstColumn="1" w:firstRow="1" w:lastColumn="0" w:lastRow="0" w:noHBand="0" w:noVBand="1" w:val="04A0"/>
+        <w:tblInd w:w="120" w:type="dxa"/>
+        <w:tblBorders>
+          <w:top w:val="single" w:sz="4" w:color="C8CDD3"/>
+          <w:left w:val="single" w:sz="4" w:color="C8CDD3"/>
+          <w:bottom w:val="single" w:sz="4" w:color="C8CDD3"/>
+          <w:right w:val="single" w:sz="4" w:color="C8CDD3"/>
+          <w:insideH w:val="single" w:sz="4" w:color="C8CDD3"/>
+          <w:insideV w:val="single" w:sz="4" w:color="C8CDD3"/>
+        </w:tblBorders>
+      </w:tblPr>
+      <w:tblGrid>
+        <w:gridCol w:w="1500"/>
+        <w:gridCol w:w="7860"/>
+      </w:tblGrid>
+      <w:tr>
+        <w:trPr>
+          <w:cantSplit/>
+        </w:trPr>
+        <w:tc>
+          <w:tcPr>
+            <w:tcW w:type="dxa" w:w="1500"/>
+            <w:tcMar>
+              <w:top w:w="80" w:type="dxa"/>
+              <w:bottom w:w="80" w:type="dxa"/>
+              <w:start w:w="120" w:type="dxa"/>
+              <w:end w:w="120" w:type="dxa"/>
+            </w:tcMar>
+            <w:vAlign w:val="top"/>
+            <w:shd w:fill="F2F4F7"/>
+          </w:tcPr>
+          <w:p>
+            <w:pPr>
+              <w:spacing w:before="0" w:after="0" w:line="252" w:lineRule="auto"/>
+            </w:pPr>
+            <w:r>
+              <w:rPr>
+                <w:rFonts w:ascii="Calibri" w:hAnsi="Calibri" w:eastAsia="Hiragino Sans GB"/>
+                <w:b/>
+                <w:color w:val="18864B"/>
+                <w:sz w:val="17"/>
+              </w:rPr>
+              <w:t>组合含义</w:t>
+            </w:r>
+          </w:p>
+        </w:tc>
+        <w:tc>
+          <w:tcPr>
+            <w:tcW w:type="dxa" w:w="7860"/>
+            <w:tcMar>
+              <w:top w:w="80" w:type="dxa"/>
+              <w:bottom w:w="80" w:type="dxa"/>
+              <w:start w:w="120" w:type="dxa"/>
+              <w:end w:w="120" w:type="dxa"/>
+            </w:tcMar>
+            <w:vAlign w:val="top"/>
+          </w:tcPr>
+          <w:p>
+            <w:pPr>
+              <w:spacing w:before="0" w:after="0" w:line="252" w:lineRule="auto"/>
+            </w:pPr>
+            <w:r>
+              <w:rPr>
+                <w:rFonts w:ascii="Calibri" w:hAnsi="Calibri" w:eastAsia="Hiragino Sans GB"/>
+                <w:b w:val="0"/>
+                <w:color w:val="111111"/>
+                <w:sz w:val="18"/>
+              </w:rPr>
+              <w:t>继续观察 510300.SH、159915.SZ、2800.HK、0700.HK、9988.HK 等宽基与平台资产的流动性传导，但需等待 ETF 申赎、期权伽马和尾盘流动性形成可重复信号，不把政策研究密度写成资金已经改善。</w:t>
+            </w:r>
+          </w:p>
+        </w:tc>
+      </w:tr>
+      <w:tr>
+        <w:trPr>
+          <w:cantSplit/>
+        </w:trPr>
+        <w:tc>
+          <w:tcPr>
+            <w:tcW w:type="dxa" w:w="1500"/>
+            <w:tcMar>
+              <w:top w:w="80" w:type="dxa"/>
+              <w:bottom w:w="80" w:type="dxa"/>
+              <w:start w:w="120" w:type="dxa"/>
+              <w:end w:w="120" w:type="dxa"/>
+            </w:tcMar>
+            <w:vAlign w:val="top"/>
+            <w:shd w:fill="F2F4F7"/>
+          </w:tcPr>
+          <w:p>
+            <w:pPr>
+              <w:spacing w:before="0" w:after="0" w:line="252" w:lineRule="auto"/>
+            </w:pPr>
+            <w:r>
+              <w:rPr>
+                <w:rFonts w:ascii="Calibri" w:hAnsi="Calibri" w:eastAsia="Hiragino Sans GB"/>
+                <w:b/>
+                <w:color w:val="C92A2A"/>
+                <w:sz w:val="17"/>
+              </w:rPr>
+              <w:t>证伪条件</w:t>
+            </w:r>
+          </w:p>
+        </w:tc>
+        <w:tc>
+          <w:tcPr>
+            <w:tcW w:type="dxa" w:w="7860"/>
+            <w:tcMar>
+              <w:top w:w="80" w:type="dxa"/>
+              <w:bottom w:w="80" w:type="dxa"/>
+              <w:start w:w="120" w:type="dxa"/>
+              <w:end w:w="120" w:type="dxa"/>
+            </w:tcMar>
+            <w:vAlign w:val="top"/>
+          </w:tcPr>
+          <w:p>
+            <w:pPr>
+              <w:spacing w:before="0" w:after="0" w:line="252" w:lineRule="auto"/>
+            </w:pPr>
+            <w:r>
+              <w:rPr>
+                <w:rFonts w:ascii="Calibri" w:hAnsi="Calibri" w:eastAsia="Hiragino Sans GB"/>
+                <w:b w:val="0"/>
+                <w:color w:val="111111"/>
+                <w:sz w:val="18"/>
+              </w:rPr>
+              <w:t>风险事件继续高于支持事件，且最新证据没有修复。</w:t>
+            </w:r>
+          </w:p>
+        </w:tc>
+      </w:tr>
+    </w:tbl>
+    <w:p>
+      <w:pPr>
+        <w:pStyle w:val="TableCitation"/>
+      </w:pPr>
+      <w:r>
+        <w:t>证据：</w:t>
+      </w:r>
+      <w:hyperlink r:id="rId42">
+        <w:r>
+          <w:rPr>
+            <w:color w:val="1D5FD1"/>
+            <w:u w:val="single"/>
+            <w:sz w:val="17"/>
+            <w:szCs w:val="17"/>
+            <w:rFonts w:ascii="Calibri" w:hAnsi="Calibri" w:eastAsia="Hiragino Sans GB"/>
+          </w:rPr>
+          <w:t>R1</w:t>
+        </w:r>
+      </w:hyperlink>
+      <w:r>
+        <w:t xml:space="preserve"> · </w:t>
+      </w:r>
+      <w:hyperlink r:id="rId43">
+        <w:r>
+          <w:rPr>
+            <w:color w:val="1D5FD1"/>
+            <w:u w:val="single"/>
+            <w:sz w:val="17"/>
+            <w:szCs w:val="17"/>
+            <w:rFonts w:ascii="Calibri" w:hAnsi="Calibri" w:eastAsia="Hiragino Sans GB"/>
+          </w:rPr>
+          <w:t>R2</w:t>
+        </w:r>
+      </w:hyperlink>
+      <w:r>
+        <w:t xml:space="preserve"> · </w:t>
+      </w:r>
+      <w:hyperlink r:id="rId44">
         <w:r>
           <w:rPr>
             <w:color w:val="1D5FD1"/>
@@ -2791,7 +3001,7 @@
           <w:color w:val="D85B16"/>
           <w:sz w:val="18"/>
         </w:rPr>
-        <w:t xml:space="preserve">01  SPLIT  </w:t>
+        <w:t xml:space="preserve">01  WEAKENED  </w:t>
       </w:r>
       <w:r>
         <w:rPr>
@@ -2800,7 +3010,7 @@
           <w:color w:val="111111"/>
           <w:sz w:val="22"/>
         </w:rPr>
-        <w:t>主线进一步集中到 A股红利/硬科技杠铃</w:t>
+        <w:t>AI 半导体：验证重心从需求扩张转向盈利与交付质量</w:t>
       </w:r>
     </w:p>
     <w:p>
@@ -2814,7 +3024,7 @@
           <w:color w:val="111111"/>
           <w:sz w:val="22"/>
         </w:rPr>
-        <w:t>赛道：A股红利/硬科技杠铃。候选观察标的：510880.SH, 601398.SH, 600900.SH, 601088.SH, 600941.SH, 588000.SH, 688981.SH。当前共有 40 条证据、2 位分析师和 6 条风险信号指向该判断；主导链条为 宏观通胀传导。该主题应作为可跟踪投资假设，而不是孤立结论。 本周新增 8 条主线事件，其中支持 7 条、风险 1 条；当前组合含义是 先放入观察池，只在证据密度和价格确认同时改善时进入组合。</w:t>
+        <w:t>W29 标记可用，但 packet 未给出其逐项正文，且本周 call 的 changedFrom 为空，因此不能宣称动作发生翻转。相对 standing thesis“盈利弹性由 NAND 价格与产品结构主导”，本周新增证据更多支持广义 AI 订单，同时集中提示云厂商 Capex 分化、电力接入和库存倒灌；这些证据没有修复 NAND 供给纪律和价格反转风险，反而强化 TRIM 的必要性。</w:t>
       </w:r>
     </w:p>
     <w:p>
@@ -2824,7 +3034,271 @@
       <w:r>
         <w:t>关联标的：</w:t>
       </w:r>
-      <w:hyperlink r:id="rId38">
+      <w:hyperlink r:id="rId45">
+        <w:r>
+          <w:rPr>
+            <w:color w:val="1D5FD1"/>
+            <w:u w:val="single"/>
+            <w:sz w:val="17"/>
+            <w:szCs w:val="17"/>
+            <w:rFonts w:ascii="Calibri" w:hAnsi="Calibri" w:eastAsia="Hiragino Sans GB"/>
+          </w:rPr>
+          <w:t>NVDA</w:t>
+        </w:r>
+      </w:hyperlink>
+      <w:r>
+        <w:t xml:space="preserve"> · </w:t>
+      </w:r>
+      <w:hyperlink r:id="rId46">
+        <w:r>
+          <w:rPr>
+            <w:color w:val="1D5FD1"/>
+            <w:u w:val="single"/>
+            <w:sz w:val="17"/>
+            <w:szCs w:val="17"/>
+            <w:rFonts w:ascii="Calibri" w:hAnsi="Calibri" w:eastAsia="Hiragino Sans GB"/>
+          </w:rPr>
+          <w:t>TSM</w:t>
+        </w:r>
+      </w:hyperlink>
+      <w:r>
+        <w:t xml:space="preserve"> · </w:t>
+      </w:r>
+      <w:hyperlink r:id="rId47">
+        <w:r>
+          <w:rPr>
+            <w:color w:val="1D5FD1"/>
+            <w:u w:val="single"/>
+            <w:sz w:val="17"/>
+            <w:szCs w:val="17"/>
+            <w:rFonts w:ascii="Calibri" w:hAnsi="Calibri" w:eastAsia="Hiragino Sans GB"/>
+          </w:rPr>
+          <w:t>MU</w:t>
+        </w:r>
+      </w:hyperlink>
+      <w:r>
+        <w:t xml:space="preserve"> · </w:t>
+      </w:r>
+      <w:hyperlink r:id="rId48">
+        <w:r>
+          <w:rPr>
+            <w:color w:val="1D5FD1"/>
+            <w:u w:val="single"/>
+            <w:sz w:val="17"/>
+            <w:szCs w:val="17"/>
+            <w:rFonts w:ascii="Calibri" w:hAnsi="Calibri" w:eastAsia="Hiragino Sans GB"/>
+          </w:rPr>
+          <w:t>000660.KS</w:t>
+        </w:r>
+      </w:hyperlink>
+      <w:r>
+        <w:t xml:space="preserve"> · </w:t>
+      </w:r>
+      <w:hyperlink r:id="rId49">
+        <w:r>
+          <w:rPr>
+            <w:color w:val="1D5FD1"/>
+            <w:u w:val="single"/>
+            <w:sz w:val="17"/>
+            <w:szCs w:val="17"/>
+            <w:rFonts w:ascii="Calibri" w:hAnsi="Calibri" w:eastAsia="Hiragino Sans GB"/>
+          </w:rPr>
+          <w:t>ASML</w:t>
+        </w:r>
+      </w:hyperlink>
+    </w:p>
+    <w:p>
+      <w:pPr>
+        <w:keepNext/>
+      </w:pPr>
+      <w:r>
+        <w:rPr>
+          <w:rFonts w:ascii="Calibri" w:hAnsi="Calibri" w:eastAsia="Hiragino Sans GB"/>
+          <w:b/>
+          <w:color w:val="D85B16"/>
+          <w:sz w:val="18"/>
+        </w:rPr>
+        <w:t xml:space="preserve">02  SPLIT  </w:t>
+      </w:r>
+      <w:r>
+        <w:rPr>
+          <w:rFonts w:ascii="Calibri" w:hAnsi="Calibri" w:eastAsia="Hiragino Sans GB"/>
+          <w:b/>
+          <w:color w:val="111111"/>
+          <w:sz w:val="22"/>
+        </w:rPr>
+        <w:t>AI 电力：瓶颈论更强，但“瓶颈即收益”受到挑战</w:t>
+      </w:r>
+    </w:p>
+    <w:p>
+      <w:pPr>
+        <w:keepLines w:val="0"/>
+      </w:pPr>
+      <w:r>
+        <w:rPr>
+          <w:rFonts w:ascii="Calibri" w:hAnsi="Calibri" w:eastAsia="Hiragino Sans GB"/>
+          <w:b w:val="0"/>
+          <w:color w:val="111111"/>
+          <w:sz w:val="22"/>
+        </w:rPr>
+        <w:t>相对 standing thesis“AI Capex 经能源、设备和利率进入通胀定价”，本周 GOES、变压器、铜与并网排队证据强化了成本传导链；但这同时意味着云厂商 ROIC 受损、设备交付延期和下游硬件库存倒灌。主导的电力受益观点因此被拆成两部分：有合同保护和可交付产能者受益，只有稀缺叙事、缺少许可或通电兑现者未必受益。</w:t>
+      </w:r>
+    </w:p>
+    <w:p>
+      <w:pPr>
+        <w:pStyle w:val="TableCitation"/>
+      </w:pPr>
+      <w:r>
+        <w:t>关联标的：</w:t>
+      </w:r>
+      <w:hyperlink r:id="rId50">
+        <w:r>
+          <w:rPr>
+            <w:color w:val="1D5FD1"/>
+            <w:u w:val="single"/>
+            <w:sz w:val="17"/>
+            <w:szCs w:val="17"/>
+            <w:rFonts w:ascii="Calibri" w:hAnsi="Calibri" w:eastAsia="Hiragino Sans GB"/>
+          </w:rPr>
+          <w:t>GEV</w:t>
+        </w:r>
+      </w:hyperlink>
+      <w:r>
+        <w:t xml:space="preserve"> · </w:t>
+      </w:r>
+      <w:hyperlink r:id="rId51">
+        <w:r>
+          <w:rPr>
+            <w:color w:val="1D5FD1"/>
+            <w:u w:val="single"/>
+            <w:sz w:val="17"/>
+            <w:szCs w:val="17"/>
+            <w:rFonts w:ascii="Calibri" w:hAnsi="Calibri" w:eastAsia="Hiragino Sans GB"/>
+          </w:rPr>
+          <w:t>ETN</w:t>
+        </w:r>
+      </w:hyperlink>
+      <w:r>
+        <w:t xml:space="preserve"> · </w:t>
+      </w:r>
+      <w:hyperlink r:id="rId52">
+        <w:r>
+          <w:rPr>
+            <w:color w:val="1D5FD1"/>
+            <w:u w:val="single"/>
+            <w:sz w:val="17"/>
+            <w:szCs w:val="17"/>
+            <w:rFonts w:ascii="Calibri" w:hAnsi="Calibri" w:eastAsia="Hiragino Sans GB"/>
+          </w:rPr>
+          <w:t>VST</w:t>
+        </w:r>
+      </w:hyperlink>
+      <w:r>
+        <w:t xml:space="preserve"> · </w:t>
+      </w:r>
+      <w:hyperlink r:id="rId53">
+        <w:r>
+          <w:rPr>
+            <w:color w:val="1D5FD1"/>
+            <w:u w:val="single"/>
+            <w:sz w:val="17"/>
+            <w:szCs w:val="17"/>
+            <w:rFonts w:ascii="Calibri" w:hAnsi="Calibri" w:eastAsia="Hiragino Sans GB"/>
+          </w:rPr>
+          <w:t>CEG</w:t>
+        </w:r>
+      </w:hyperlink>
+      <w:r>
+        <w:t xml:space="preserve"> · </w:t>
+      </w:r>
+      <w:hyperlink r:id="rId54">
+        <w:r>
+          <w:rPr>
+            <w:color w:val="1D5FD1"/>
+            <w:u w:val="single"/>
+            <w:sz w:val="17"/>
+            <w:szCs w:val="17"/>
+            <w:rFonts w:ascii="Calibri" w:hAnsi="Calibri" w:eastAsia="Hiragino Sans GB"/>
+          </w:rPr>
+          <w:t>002028.SZ</w:t>
+        </w:r>
+      </w:hyperlink>
+      <w:r>
+        <w:t xml:space="preserve"> · </w:t>
+      </w:r>
+      <w:hyperlink r:id="rId55">
+        <w:r>
+          <w:rPr>
+            <w:color w:val="1D5FD1"/>
+            <w:u w:val="single"/>
+            <w:sz w:val="17"/>
+            <w:szCs w:val="17"/>
+            <w:rFonts w:ascii="Calibri" w:hAnsi="Calibri" w:eastAsia="Hiragino Sans GB"/>
+          </w:rPr>
+          <w:t>600089.SH</w:t>
+        </w:r>
+      </w:hyperlink>
+      <w:r>
+        <w:t xml:space="preserve"> · </w:t>
+      </w:r>
+      <w:hyperlink r:id="rId45">
+        <w:r>
+          <w:rPr>
+            <w:color w:val="1D5FD1"/>
+            <w:u w:val="single"/>
+            <w:sz w:val="17"/>
+            <w:szCs w:val="17"/>
+            <w:rFonts w:ascii="Calibri" w:hAnsi="Calibri" w:eastAsia="Hiragino Sans GB"/>
+          </w:rPr>
+          <w:t>NVDA</w:t>
+        </w:r>
+      </w:hyperlink>
+    </w:p>
+    <w:p>
+      <w:pPr>
+        <w:keepNext/>
+      </w:pPr>
+      <w:r>
+        <w:rPr>
+          <w:rFonts w:ascii="Calibri" w:hAnsi="Calibri" w:eastAsia="Hiragino Sans GB"/>
+          <w:b/>
+          <w:color w:val="D85B16"/>
+          <w:sz w:val="18"/>
+        </w:rPr>
+        <w:t xml:space="preserve">03  SPLIT  </w:t>
+      </w:r>
+      <w:r>
+        <w:rPr>
+          <w:rFonts w:ascii="Calibri" w:hAnsi="Calibri" w:eastAsia="Hiragino Sans GB"/>
+          <w:b/>
+          <w:color w:val="111111"/>
+          <w:sz w:val="22"/>
+        </w:rPr>
+        <w:t>A股杠铃：框架未变，红利腿和硬科技腿都需二次筛选</w:t>
+      </w:r>
+    </w:p>
+    <w:p>
+      <w:pPr>
+        <w:keepLines w:val="0"/>
+      </w:pPr>
+      <w:r>
+        <w:rPr>
+          <w:rFonts w:ascii="Calibri" w:hAnsi="Calibri" w:eastAsia="Hiragino Sans GB"/>
+          <w:b w:val="0"/>
+          <w:color w:val="111111"/>
+          <w:sz w:val="22"/>
+        </w:rPr>
+        <w:t>相对 standing thesis 的政策、利率与风险偏好杠铃表达，本周没有形成动作升级。新增证据支持红利作为组合稳定器，但银行 NIM 压力要求转向非银现金流；硬科技虽有订单依据，却仍缺少融资、ETF、北向资金与宽度的同步确认。杠铃从行业标签进一步收窄为“现金流质量加订单兑现”的组合。</w:t>
+      </w:r>
+    </w:p>
+    <w:p>
+      <w:pPr>
+        <w:pStyle w:val="TableCitation"/>
+      </w:pPr>
+      <w:r>
+        <w:t>关联标的：</w:t>
+      </w:r>
+      <w:hyperlink r:id="rId56">
         <w:r>
           <w:rPr>
             <w:color w:val="1D5FD1"/>
@@ -2839,7 +3313,7 @@
       <w:r>
         <w:t xml:space="preserve"> · </w:t>
       </w:r>
-      <w:hyperlink r:id="rId39">
+      <w:hyperlink r:id="rId57">
         <w:r>
           <w:rPr>
             <w:color w:val="1D5FD1"/>
@@ -2854,7 +3328,7 @@
       <w:r>
         <w:t xml:space="preserve"> · </w:t>
       </w:r>
-      <w:hyperlink r:id="rId40">
+      <w:hyperlink r:id="rId58">
         <w:r>
           <w:rPr>
             <w:color w:val="1D5FD1"/>
@@ -2869,22 +3343,7 @@
       <w:r>
         <w:t xml:space="preserve"> · </w:t>
       </w:r>
-      <w:hyperlink r:id="rId41">
-        <w:r>
-          <w:rPr>
-            <w:color w:val="1D5FD1"/>
-            <w:u w:val="single"/>
-            <w:sz w:val="17"/>
-            <w:szCs w:val="17"/>
-            <w:rFonts w:ascii="Calibri" w:hAnsi="Calibri" w:eastAsia="Hiragino Sans GB"/>
-          </w:rPr>
-          <w:t>600941.SH</w:t>
-        </w:r>
-      </w:hyperlink>
-      <w:r>
-        <w:t xml:space="preserve"> · </w:t>
-      </w:r>
-      <w:hyperlink r:id="rId42">
+      <w:hyperlink r:id="rId59">
         <w:r>
           <w:rPr>
             <w:color w:val="1D5FD1"/>
@@ -2899,7 +3358,7 @@
       <w:r>
         <w:t xml:space="preserve"> · </w:t>
       </w:r>
-      <w:hyperlink r:id="rId43">
+      <w:hyperlink r:id="rId60">
         <w:r>
           <w:rPr>
             <w:color w:val="1D5FD1"/>
@@ -2909,6 +3368,21 @@
             <w:rFonts w:ascii="Calibri" w:hAnsi="Calibri" w:eastAsia="Hiragino Sans GB"/>
           </w:rPr>
           <w:t>688981.SH</w:t>
+        </w:r>
+      </w:hyperlink>
+      <w:r>
+        <w:t xml:space="preserve"> · </w:t>
+      </w:r>
+      <w:hyperlink r:id="rId61">
+        <w:r>
+          <w:rPr>
+            <w:color w:val="1D5FD1"/>
+            <w:u w:val="single"/>
+            <w:sz w:val="17"/>
+            <w:szCs w:val="17"/>
+            <w:rFonts w:ascii="Calibri" w:hAnsi="Calibri" w:eastAsia="Hiragino Sans GB"/>
+          </w:rPr>
+          <w:t>300308.SZ</w:t>
         </w:r>
       </w:hyperlink>
     </w:p>
@@ -2923,7 +3397,7 @@
           <w:color w:val="D85B16"/>
           <w:sz w:val="18"/>
         </w:rPr>
-        <w:t xml:space="preserve">02  WEAKENED  </w:t>
+        <w:t xml:space="preserve">04  SPLIT  </w:t>
       </w:r>
       <w:r>
         <w:rPr>
@@ -2932,7 +3406,7 @@
           <w:color w:val="111111"/>
           <w:sz w:val="22"/>
         </w:rPr>
-        <w:t>AI 资本开支通过能源、设备和利率进入通胀定价 的本周证据更新</w:t>
+        <w:t>科创50复苏：产业证据增强，组合证据仍未闭环</w:t>
       </w:r>
     </w:p>
     <w:p>
@@ -2946,7 +3420,7 @@
           <w:color w:val="111111"/>
           <w:sz w:val="22"/>
         </w:rPr>
-        <w:t>赛道：AI 再通胀/利率敏感资产。候选观察标的：XLE, XLU, TLT, GLD, JPM, NEE。当前共有 40 条证据、3 位分析师和 8 条风险信号指向该判断；主导链条为 宏观通胀传导。该主题应作为可跟踪投资假设，而不是孤立结论。 本周新增 8 条主线事件，其中支持 2 条、风险 6 条；当前组合含义是 先放入观察池，只在证据密度和价格确认同时改善时进入组合。</w:t>
+        <w:t>standing thesis 要求订单、融资盘和指数结构共振。本周先进封装与设备材料强化了订单端，但融资集中、被动配置与拥挤风险仍构成挑战；由于 marketQuoteRows 为 0，也无法在本报告中确认价格或资金面已经改善。因此复苏判断仍停留在分歧验证，而非趋势确认。</w:t>
       </w:r>
     </w:p>
     <w:p>
@@ -2956,7 +3430,7 @@
       <w:r>
         <w:t>关联标的：</w:t>
       </w:r>
-      <w:hyperlink r:id="rId44">
+      <w:hyperlink r:id="rId59">
         <w:r>
           <w:rPr>
             <w:color w:val="1D5FD1"/>
@@ -2965,13 +3439,13 @@
             <w:szCs w:val="17"/>
             <w:rFonts w:ascii="Calibri" w:hAnsi="Calibri" w:eastAsia="Hiragino Sans GB"/>
           </w:rPr>
-          <w:t>XLU</w:t>
+          <w:t>588000.SH</w:t>
         </w:r>
       </w:hyperlink>
       <w:r>
         <w:t xml:space="preserve"> · </w:t>
       </w:r>
-      <w:hyperlink r:id="rId45">
+      <w:hyperlink r:id="rId62">
         <w:r>
           <w:rPr>
             <w:color w:val="1D5FD1"/>
@@ -2980,13 +3454,13 @@
             <w:szCs w:val="17"/>
             <w:rFonts w:ascii="Calibri" w:hAnsi="Calibri" w:eastAsia="Hiragino Sans GB"/>
           </w:rPr>
-          <w:t>XLE</w:t>
+          <w:t>688256.SH</w:t>
         </w:r>
       </w:hyperlink>
       <w:r>
         <w:t xml:space="preserve"> · </w:t>
       </w:r>
-      <w:hyperlink r:id="rId46">
+      <w:hyperlink r:id="rId60">
         <w:r>
           <w:rPr>
             <w:color w:val="1D5FD1"/>
@@ -2995,13 +3469,13 @@
             <w:szCs w:val="17"/>
             <w:rFonts w:ascii="Calibri" w:hAnsi="Calibri" w:eastAsia="Hiragino Sans GB"/>
           </w:rPr>
-          <w:t>META</w:t>
+          <w:t>688981.SH</w:t>
         </w:r>
       </w:hyperlink>
       <w:r>
         <w:t xml:space="preserve"> · </w:t>
       </w:r>
-      <w:hyperlink r:id="rId47">
+      <w:hyperlink r:id="rId63">
         <w:r>
           <w:rPr>
             <w:color w:val="1D5FD1"/>
@@ -3010,13 +3484,13 @@
             <w:szCs w:val="17"/>
             <w:rFonts w:ascii="Calibri" w:hAnsi="Calibri" w:eastAsia="Hiragino Sans GB"/>
           </w:rPr>
-          <w:t>TLT</w:t>
+          <w:t>688041.SH</w:t>
         </w:r>
       </w:hyperlink>
       <w:r>
         <w:t xml:space="preserve"> · </w:t>
       </w:r>
-      <w:hyperlink r:id="rId48">
+      <w:hyperlink r:id="rId64">
         <w:r>
           <w:rPr>
             <w:color w:val="1D5FD1"/>
@@ -3025,13 +3499,13 @@
             <w:szCs w:val="17"/>
             <w:rFonts w:ascii="Calibri" w:hAnsi="Calibri" w:eastAsia="Hiragino Sans GB"/>
           </w:rPr>
-          <w:t>MSFT</w:t>
+          <w:t>688008.SH</w:t>
         </w:r>
       </w:hyperlink>
       <w:r>
         <w:t xml:space="preserve"> · </w:t>
       </w:r>
-      <w:hyperlink r:id="rId38">
+      <w:hyperlink r:id="rId61">
         <w:r>
           <w:rPr>
             <w:color w:val="1D5FD1"/>
@@ -3040,271 +3514,7 @@
             <w:szCs w:val="17"/>
             <w:rFonts w:ascii="Calibri" w:hAnsi="Calibri" w:eastAsia="Hiragino Sans GB"/>
           </w:rPr>
-          <w:t>600900.SH</w:t>
-        </w:r>
-      </w:hyperlink>
-    </w:p>
-    <w:p>
-      <w:pPr>
-        <w:keepNext/>
-      </w:pPr>
-      <w:r>
-        <w:rPr>
-          <w:rFonts w:ascii="Calibri" w:hAnsi="Calibri" w:eastAsia="Hiragino Sans GB"/>
-          <w:b/>
-          <w:color w:val="D85B16"/>
-          <w:sz w:val="18"/>
-        </w:rPr>
-        <w:t xml:space="preserve">03  WEAKENED  </w:t>
-      </w:r>
-      <w:r>
-        <w:rPr>
-          <w:rFonts w:ascii="Calibri" w:hAnsi="Calibri" w:eastAsia="Hiragino Sans GB"/>
-          <w:b/>
-          <w:color w:val="111111"/>
-          <w:sz w:val="22"/>
-        </w:rPr>
-        <w:t>NAND盈利弹性由价格与产品结构主导，而非单纯出货增长 的本周证据更新</w:t>
-      </w:r>
-    </w:p>
-    <w:p>
-      <w:pPr>
-        <w:keepLines w:val="0"/>
-      </w:pPr>
-      <w:r>
-        <w:rPr>
-          <w:rFonts w:ascii="Calibri" w:hAnsi="Calibri" w:eastAsia="Hiragino Sans GB"/>
-          <w:b w:val="0"/>
-          <w:color w:val="111111"/>
-          <w:sz w:val="22"/>
-        </w:rPr>
-        <w:t>SanDisk的盈利修复主要来自NAND单位价格上行和产品结构改善，而非位元出货扩张。若AI及企业存储需求维持、行业供给纪律未被破坏，利润率可保持韧性；若新增供给推动价格回落，盈利弹性将快速反转。 本周新增 8 条主线事件，其中支持 3 条、风险 5 条；当前组合含义是 适合作为风险雷达，不适合作为无条件加仓理由。</w:t>
-      </w:r>
-    </w:p>
-    <w:p>
-      <w:pPr>
-        <w:pStyle w:val="TableCitation"/>
-      </w:pPr>
-      <w:r>
-        <w:t>关联标的：</w:t>
-      </w:r>
-      <w:hyperlink r:id="rId49">
-        <w:r>
-          <w:rPr>
-            <w:color w:val="1D5FD1"/>
-            <w:u w:val="single"/>
-            <w:sz w:val="17"/>
-            <w:szCs w:val="17"/>
-            <w:rFonts w:ascii="Calibri" w:hAnsi="Calibri" w:eastAsia="Hiragino Sans GB"/>
-          </w:rPr>
-          <w:t>NVDA</w:t>
-        </w:r>
-      </w:hyperlink>
-      <w:r>
-        <w:t xml:space="preserve"> · </w:t>
-      </w:r>
-      <w:hyperlink r:id="rId50">
-        <w:r>
-          <w:rPr>
-            <w:color w:val="1D5FD1"/>
-            <w:u w:val="single"/>
-            <w:sz w:val="17"/>
-            <w:szCs w:val="17"/>
-            <w:rFonts w:ascii="Calibri" w:hAnsi="Calibri" w:eastAsia="Hiragino Sans GB"/>
-          </w:rPr>
-          <w:t>TSM</w:t>
-        </w:r>
-      </w:hyperlink>
-      <w:r>
-        <w:t xml:space="preserve"> · </w:t>
-      </w:r>
-      <w:hyperlink r:id="rId51">
-        <w:r>
-          <w:rPr>
-            <w:color w:val="1D5FD1"/>
-            <w:u w:val="single"/>
-            <w:sz w:val="17"/>
-            <w:szCs w:val="17"/>
-            <w:rFonts w:ascii="Calibri" w:hAnsi="Calibri" w:eastAsia="Hiragino Sans GB"/>
-          </w:rPr>
-          <w:t>MU</w:t>
-        </w:r>
-      </w:hyperlink>
-      <w:r>
-        <w:t xml:space="preserve"> · </w:t>
-      </w:r>
-      <w:hyperlink r:id="rId52">
-        <w:r>
-          <w:rPr>
-            <w:color w:val="1D5FD1"/>
-            <w:u w:val="single"/>
-            <w:sz w:val="17"/>
-            <w:szCs w:val="17"/>
-            <w:rFonts w:ascii="Calibri" w:hAnsi="Calibri" w:eastAsia="Hiragino Sans GB"/>
-          </w:rPr>
-          <w:t>000660.KS</w:t>
-        </w:r>
-      </w:hyperlink>
-      <w:r>
-        <w:t xml:space="preserve"> · </w:t>
-      </w:r>
-      <w:hyperlink r:id="rId46">
-        <w:r>
-          <w:rPr>
-            <w:color w:val="1D5FD1"/>
-            <w:u w:val="single"/>
-            <w:sz w:val="17"/>
-            <w:szCs w:val="17"/>
-            <w:rFonts w:ascii="Calibri" w:hAnsi="Calibri" w:eastAsia="Hiragino Sans GB"/>
-          </w:rPr>
-          <w:t>META</w:t>
-        </w:r>
-      </w:hyperlink>
-      <w:r>
-        <w:t xml:space="preserve"> · </w:t>
-      </w:r>
-      <w:hyperlink r:id="rId53">
-        <w:r>
-          <w:rPr>
-            <w:color w:val="1D5FD1"/>
-            <w:u w:val="single"/>
-            <w:sz w:val="17"/>
-            <w:szCs w:val="17"/>
-            <w:rFonts w:ascii="Calibri" w:hAnsi="Calibri" w:eastAsia="Hiragino Sans GB"/>
-          </w:rPr>
-          <w:t>AMD</w:t>
-        </w:r>
-      </w:hyperlink>
-    </w:p>
-    <w:p>
-      <w:pPr>
-        <w:keepNext/>
-      </w:pPr>
-      <w:r>
-        <w:rPr>
-          <w:rFonts w:ascii="Calibri" w:hAnsi="Calibri" w:eastAsia="Hiragino Sans GB"/>
-          <w:b/>
-          <w:color w:val="D85B16"/>
-          <w:sz w:val="18"/>
-        </w:rPr>
-        <w:t xml:space="preserve">04  WEAKENED  </w:t>
-      </w:r>
-      <w:r>
-        <w:rPr>
-          <w:rFonts w:ascii="Calibri" w:hAnsi="Calibri" w:eastAsia="Hiragino Sans GB"/>
-          <w:b/>
-          <w:color w:val="111111"/>
-          <w:sz w:val="22"/>
-        </w:rPr>
-        <w:t>Mag7 在 AI 时代从平台垄断转向基础设施再分层 的本周证据更新</w:t>
-      </w:r>
-    </w:p>
-    <w:p>
-      <w:pPr>
-        <w:keepLines w:val="0"/>
-      </w:pPr>
-      <w:r>
-        <w:rPr>
-          <w:rFonts w:ascii="Calibri" w:hAnsi="Calibri" w:eastAsia="Hiragino Sans GB"/>
-          <w:b w:val="0"/>
-          <w:color w:val="111111"/>
-          <w:sz w:val="22"/>
-        </w:rPr>
-        <w:t>赛道：Mag7 AI 平台再分层。候选观察标的：MSFT, AAPL, TSLA, META, AMZN, GOOGL, NVDA。当前共有 40 条证据、4 位分析师和 8 条风险信号指向该判断；主导链条为 AI 基础设施。该主题应作为可跟踪投资假设，而不是孤立结论。 本周新增 8 条主线事件，其中支持 1 条、风险 7 条；当前组合含义是 这是有投资含义但证据分歧很高的主线，更适合配对验证、分批试错和严格证伪。</w:t>
-      </w:r>
-    </w:p>
-    <w:p>
-      <w:pPr>
-        <w:pStyle w:val="TableCitation"/>
-      </w:pPr>
-      <w:r>
-        <w:t>关联标的：</w:t>
-      </w:r>
-      <w:hyperlink r:id="rId46">
-        <w:r>
-          <w:rPr>
-            <w:color w:val="1D5FD1"/>
-            <w:u w:val="single"/>
-            <w:sz w:val="17"/>
-            <w:szCs w:val="17"/>
-            <w:rFonts w:ascii="Calibri" w:hAnsi="Calibri" w:eastAsia="Hiragino Sans GB"/>
-          </w:rPr>
-          <w:t>META</w:t>
-        </w:r>
-      </w:hyperlink>
-      <w:r>
-        <w:t xml:space="preserve"> · </w:t>
-      </w:r>
-      <w:hyperlink r:id="rId48">
-        <w:r>
-          <w:rPr>
-            <w:color w:val="1D5FD1"/>
-            <w:u w:val="single"/>
-            <w:sz w:val="17"/>
-            <w:szCs w:val="17"/>
-            <w:rFonts w:ascii="Calibri" w:hAnsi="Calibri" w:eastAsia="Hiragino Sans GB"/>
-          </w:rPr>
-          <w:t>MSFT</w:t>
-        </w:r>
-      </w:hyperlink>
-      <w:r>
-        <w:t xml:space="preserve"> · </w:t>
-      </w:r>
-      <w:hyperlink r:id="rId49">
-        <w:r>
-          <w:rPr>
-            <w:color w:val="1D5FD1"/>
-            <w:u w:val="single"/>
-            <w:sz w:val="17"/>
-            <w:szCs w:val="17"/>
-            <w:rFonts w:ascii="Calibri" w:hAnsi="Calibri" w:eastAsia="Hiragino Sans GB"/>
-          </w:rPr>
-          <w:t>NVDA</w:t>
-        </w:r>
-      </w:hyperlink>
-      <w:r>
-        <w:t xml:space="preserve"> · </w:t>
-      </w:r>
-      <w:hyperlink r:id="rId54">
-        <w:r>
-          <w:rPr>
-            <w:color w:val="1D5FD1"/>
-            <w:u w:val="single"/>
-            <w:sz w:val="17"/>
-            <w:szCs w:val="17"/>
-            <w:rFonts w:ascii="Calibri" w:hAnsi="Calibri" w:eastAsia="Hiragino Sans GB"/>
-          </w:rPr>
-          <w:t>AMZN</w:t>
-        </w:r>
-      </w:hyperlink>
-      <w:r>
-        <w:t xml:space="preserve"> · </w:t>
-      </w:r>
-      <w:hyperlink r:id="rId55">
-        <w:r>
-          <w:rPr>
-            <w:color w:val="1D5FD1"/>
-            <w:u w:val="single"/>
-            <w:sz w:val="17"/>
-            <w:szCs w:val="17"/>
-            <w:rFonts w:ascii="Calibri" w:hAnsi="Calibri" w:eastAsia="Hiragino Sans GB"/>
-          </w:rPr>
-          <w:t>GOOGL</w:t>
-        </w:r>
-      </w:hyperlink>
-      <w:r>
-        <w:t xml:space="preserve"> · </w:t>
-      </w:r>
-      <w:hyperlink r:id="rId50">
-        <w:r>
-          <w:rPr>
-            <w:color w:val="1D5FD1"/>
-            <w:u w:val="single"/>
-            <w:sz w:val="17"/>
-            <w:szCs w:val="17"/>
-            <w:rFonts w:ascii="Calibri" w:hAnsi="Calibri" w:eastAsia="Hiragino Sans GB"/>
-          </w:rPr>
-          <w:t>TSM</w:t>
+          <w:t>300308.SZ</w:t>
         </w:r>
       </w:hyperlink>
     </w:p>
@@ -3328,7 +3538,7 @@
           <w:color w:val="111111"/>
           <w:sz w:val="22"/>
         </w:rPr>
-        <w:t>A 股硬科技与科创50的复苏需要订单、融资盘和指数结构共振 的本周证据更新</w:t>
+        <w:t>CPO：租金迁移逻辑延续，拥挤度成为新增约束</w:t>
       </w:r>
     </w:p>
     <w:p>
@@ -3342,7 +3552,7 @@
           <w:color w:val="111111"/>
           <w:sz w:val="22"/>
         </w:rPr>
-        <w:t>赛道：A股硬科技/科创50。候选观察标的：588000.SH, 688981.SH, 688256.SH, 688041.SH, 688008.SH, 688111.SH, 300308.SZ, 002916.SZ。当前共有 40 条证据、3 位分析师和 8 条风险信号指向该判断；主导链条为 AI 基础设施。该主题应作为可跟踪投资假设，而不是孤立结论。 本周新增 8 条主线事件，其中支持 5 条、风险 3 条；当前组合含义是 这是有投资含义但证据分歧很高的主线，更适合配对验证、分批试错和严格证伪。</w:t>
+        <w:t>相对 standing thesis“光互联与铜连接决定集群内部租金迁移”，本周 Capex 向网络和物理容量扩散的证据继续支持产业方向；新增挑战是交易集中和融资风险可能先于订单逻辑影响可交易性。结论不是否定 CPO，而是把进入组合的条件从主题曝光提升为订单、利润和交易宽度的三重验证。</w:t>
       </w:r>
     </w:p>
     <w:p>
@@ -3352,7 +3562,67 @@
       <w:r>
         <w:t>关联标的：</w:t>
       </w:r>
-      <w:hyperlink r:id="rId56">
+      <w:hyperlink r:id="rId65">
+        <w:r>
+          <w:rPr>
+            <w:color w:val="1D5FD1"/>
+            <w:u w:val="single"/>
+            <w:sz w:val="17"/>
+            <w:szCs w:val="17"/>
+            <w:rFonts w:ascii="Calibri" w:hAnsi="Calibri" w:eastAsia="Hiragino Sans GB"/>
+          </w:rPr>
+          <w:t>AVGO</w:t>
+        </w:r>
+      </w:hyperlink>
+      <w:r>
+        <w:t xml:space="preserve"> · </w:t>
+      </w:r>
+      <w:hyperlink r:id="rId66">
+        <w:r>
+          <w:rPr>
+            <w:color w:val="1D5FD1"/>
+            <w:u w:val="single"/>
+            <w:sz w:val="17"/>
+            <w:szCs w:val="17"/>
+            <w:rFonts w:ascii="Calibri" w:hAnsi="Calibri" w:eastAsia="Hiragino Sans GB"/>
+          </w:rPr>
+          <w:t>MRVL</w:t>
+        </w:r>
+      </w:hyperlink>
+      <w:r>
+        <w:t xml:space="preserve"> · </w:t>
+      </w:r>
+      <w:hyperlink r:id="rId67">
+        <w:r>
+          <w:rPr>
+            <w:color w:val="1D5FD1"/>
+            <w:u w:val="single"/>
+            <w:sz w:val="17"/>
+            <w:szCs w:val="17"/>
+            <w:rFonts w:ascii="Calibri" w:hAnsi="Calibri" w:eastAsia="Hiragino Sans GB"/>
+          </w:rPr>
+          <w:t>COHR</w:t>
+        </w:r>
+      </w:hyperlink>
+      <w:r>
+        <w:t xml:space="preserve"> · </w:t>
+      </w:r>
+      <w:hyperlink r:id="rId68">
+        <w:r>
+          <w:rPr>
+            <w:color w:val="1D5FD1"/>
+            <w:u w:val="single"/>
+            <w:sz w:val="17"/>
+            <w:szCs w:val="17"/>
+            <w:rFonts w:ascii="Calibri" w:hAnsi="Calibri" w:eastAsia="Hiragino Sans GB"/>
+          </w:rPr>
+          <w:t>LITE</w:t>
+        </w:r>
+      </w:hyperlink>
+      <w:r>
+        <w:t xml:space="preserve"> · </w:t>
+      </w:r>
+      <w:hyperlink r:id="rId61">
         <w:r>
           <w:rPr>
             <w:color w:val="1D5FD1"/>
@@ -3367,7 +3637,7 @@
       <w:r>
         <w:t xml:space="preserve"> · </w:t>
       </w:r>
-      <w:hyperlink r:id="rId57">
+      <w:hyperlink r:id="rId69">
         <w:r>
           <w:rPr>
             <w:color w:val="1D5FD1"/>
@@ -3376,13 +3646,55 @@
             <w:szCs w:val="17"/>
             <w:rFonts w:ascii="Calibri" w:hAnsi="Calibri" w:eastAsia="Hiragino Sans GB"/>
           </w:rPr>
-          <w:t>688256.SH</w:t>
+          <w:t>300394.SZ</w:t>
         </w:r>
       </w:hyperlink>
+    </w:p>
+    <w:p>
+      <w:pPr>
+        <w:keepNext/>
+      </w:pPr>
       <w:r>
-        <w:t xml:space="preserve"> · </w:t>
+        <w:rPr>
+          <w:rFonts w:ascii="Calibri" w:hAnsi="Calibri" w:eastAsia="Hiragino Sans GB"/>
+          <w:b/>
+          <w:color w:val="D85B16"/>
+          <w:sz w:val="18"/>
+        </w:rPr>
+        <w:t xml:space="preserve">06  UNCHANGED_BUT_IMPORTANT  </w:t>
       </w:r>
-      <w:hyperlink r:id="rId43">
+      <w:r>
+        <w:rPr>
+          <w:rFonts w:ascii="Calibri" w:hAnsi="Calibri" w:eastAsia="Hiragino Sans GB"/>
+          <w:b/>
+          <w:color w:val="111111"/>
+          <w:sz w:val="22"/>
+        </w:rPr>
+        <w:t>中国权益流动性：仍是重要总阀门，但直接证据偏薄</w:t>
+      </w:r>
+    </w:p>
+    <w:p>
+      <w:pPr>
+        <w:keepLines w:val="0"/>
+      </w:pPr>
+      <w:r>
+        <w:rPr>
+          <w:rFonts w:ascii="Calibri" w:hAnsi="Calibri" w:eastAsia="Hiragino Sans GB"/>
+          <w:b w:val="0"/>
+          <w:color w:val="111111"/>
+          <w:sz w:val="22"/>
+        </w:rPr>
+        <w:t>相对 standing thesis 的政策、流动性与风险偏好共同驱动框架，本周地产企稳范围仍窄，未形成能够推高整体风险偏好的新闭环；直接支撑该 call 的证据数量也有限。因此 HOLD 不变，重点从宽泛政策叙事转向 ETF、期权伽马和尾盘流动性的可观察验证。</w:t>
+      </w:r>
+    </w:p>
+    <w:p>
+      <w:pPr>
+        <w:pStyle w:val="TableCitation"/>
+      </w:pPr>
+      <w:r>
+        <w:t>关联标的：</w:t>
+      </w:r>
+      <w:hyperlink r:id="rId70">
         <w:r>
           <w:rPr>
             <w:color w:val="1D5FD1"/>
@@ -3391,13 +3703,13 @@
             <w:szCs w:val="17"/>
             <w:rFonts w:ascii="Calibri" w:hAnsi="Calibri" w:eastAsia="Hiragino Sans GB"/>
           </w:rPr>
-          <w:t>688981.SH</w:t>
+          <w:t>510300.SH</w:t>
         </w:r>
       </w:hyperlink>
       <w:r>
         <w:t xml:space="preserve"> · </w:t>
       </w:r>
-      <w:hyperlink r:id="rId58">
+      <w:hyperlink r:id="rId71">
         <w:r>
           <w:rPr>
             <w:color w:val="1D5FD1"/>
@@ -3406,13 +3718,13 @@
             <w:szCs w:val="17"/>
             <w:rFonts w:ascii="Calibri" w:hAnsi="Calibri" w:eastAsia="Hiragino Sans GB"/>
           </w:rPr>
-          <w:t>0981.HK</w:t>
+          <w:t>159915.SZ</w:t>
         </w:r>
       </w:hyperlink>
       <w:r>
         <w:t xml:space="preserve"> · </w:t>
       </w:r>
-      <w:hyperlink r:id="rId59">
+      <w:hyperlink r:id="rId72">
         <w:r>
           <w:rPr>
             <w:color w:val="1D5FD1"/>
@@ -3421,13 +3733,13 @@
             <w:szCs w:val="17"/>
             <w:rFonts w:ascii="Calibri" w:hAnsi="Calibri" w:eastAsia="Hiragino Sans GB"/>
           </w:rPr>
-          <w:t>688041.SH</w:t>
+          <w:t>2800.HK</w:t>
         </w:r>
       </w:hyperlink>
       <w:r>
         <w:t xml:space="preserve"> · </w:t>
       </w:r>
-      <w:hyperlink r:id="rId38">
+      <w:hyperlink r:id="rId73">
         <w:r>
           <w:rPr>
             <w:color w:val="1D5FD1"/>
@@ -3436,7 +3748,22 @@
             <w:szCs w:val="17"/>
             <w:rFonts w:ascii="Calibri" w:hAnsi="Calibri" w:eastAsia="Hiragino Sans GB"/>
           </w:rPr>
-          <w:t>600900.SH</w:t>
+          <w:t>0700.HK</w:t>
+        </w:r>
+      </w:hyperlink>
+      <w:r>
+        <w:t xml:space="preserve"> · </w:t>
+      </w:r>
+      <w:hyperlink r:id="rId74">
+        <w:r>
+          <w:rPr>
+            <w:color w:val="1D5FD1"/>
+            <w:u w:val="single"/>
+            <w:sz w:val="17"/>
+            <w:szCs w:val="17"/>
+            <w:rFonts w:ascii="Calibri" w:hAnsi="Calibri" w:eastAsia="Hiragino Sans GB"/>
+          </w:rPr>
+          <w:t>9988.HK</w:t>
         </w:r>
       </w:hyperlink>
     </w:p>
@@ -3677,7 +4004,7 @@
             </w:tcMar>
           </w:tcPr>
           <w:p>
-            <w:hyperlink r:id="rId60">
+            <w:hyperlink r:id="rId75">
               <w:r>
                 <w:rPr>
                   <w:color w:val="1D5FD1"/>
@@ -3808,7 +4135,7 @@
             </w:tcMar>
           </w:tcPr>
           <w:p>
-            <w:hyperlink r:id="rId61">
+            <w:hyperlink r:id="rId76">
               <w:r>
                 <w:rPr>
                   <w:color w:val="1D5FD1"/>
@@ -3939,7 +4266,7 @@
             </w:tcMar>
           </w:tcPr>
           <w:p>
-            <w:hyperlink r:id="rId62">
+            <w:hyperlink r:id="rId77">
               <w:r>
                 <w:rPr>
                   <w:color w:val="1D5FD1"/>
@@ -4070,7 +4397,7 @@
             </w:tcMar>
           </w:tcPr>
           <w:p>
-            <w:hyperlink r:id="rId63">
+            <w:hyperlink r:id="rId78">
               <w:r>
                 <w:rPr>
                   <w:color w:val="1D5FD1"/>
@@ -4332,7 +4659,7 @@
             </w:tcMar>
           </w:tcPr>
           <w:p>
-            <w:hyperlink r:id="rId64">
+            <w:hyperlink r:id="rId79">
               <w:r>
                 <w:rPr>
                   <w:color w:val="1D5FD1"/>
@@ -4463,7 +4790,7 @@
             </w:tcMar>
           </w:tcPr>
           <w:p>
-            <w:hyperlink r:id="rId65">
+            <w:hyperlink r:id="rId80">
               <w:r>
                 <w:rPr>
                   <w:color w:val="1D5FD1"/>
@@ -4725,7 +5052,7 @@
             </w:tcMar>
           </w:tcPr>
           <w:p>
-            <w:hyperlink r:id="rId66">
+            <w:hyperlink r:id="rId81">
               <w:r>
                 <w:rPr>
                   <w:color w:val="1D5FD1"/>
@@ -4856,7 +5183,7 @@
             </w:tcMar>
           </w:tcPr>
           <w:p>
-            <w:hyperlink r:id="rId67">
+            <w:hyperlink r:id="rId82">
               <w:r>
                 <w:rPr>
                   <w:color w:val="1D5FD1"/>
@@ -4987,7 +5314,7 @@
             </w:tcMar>
           </w:tcPr>
           <w:p>
-            <w:hyperlink r:id="rId68">
+            <w:hyperlink r:id="rId83">
               <w:r>
                 <w:rPr>
                   <w:color w:val="1D5FD1"/>
@@ -5118,7 +5445,7 @@
             </w:tcMar>
           </w:tcPr>
           <w:p>
-            <w:hyperlink r:id="rId69">
+            <w:hyperlink r:id="rId84">
               <w:r>
                 <w:rPr>
                   <w:color w:val="1D5FD1"/>
@@ -5198,7 +5525,7 @@
         <w:pStyle w:val="Heading2"/>
       </w:pPr>
       <w:r>
-        <w:t>01 · Mag7 在 AI 时代从平台垄断转向基础设施再分层</w:t>
+        <w:t>01 · AI 需求扩张与物理交付约束</w:t>
       </w:r>
     </w:p>
     <w:tbl>
@@ -5274,7 +5601,7 @@
                 <w:color w:val="111111"/>
                 <w:sz w:val="18"/>
               </w:rPr>
-              <w:t>2026-07-10｜超大规模厂商资本轮动：从消费内容到 AI 算力</w:t>
+              <w:t>先进封装、设备和算力订单证据继续支持 AI 资本开支扩散，受益范围可能从 GPU 延伸至存储、定制芯片、网络与电力。</w:t>
             </w:r>
           </w:p>
         </w:tc>
@@ -5332,7 +5659,7 @@
                 <w:color w:val="111111"/>
                 <w:sz w:val="18"/>
               </w:rPr>
-              <w:t>2026-07-18 AI 资本开支消化气穴仪表盘:公司与供应链披露</w:t>
+              <w:t>云厂商 Capex 分化、电力并网延迟和变压器约束可能造成服务器交付递延、晶圆扣留与有效产能利用率下降，需求强度未必转化为同期利润。</w:t>
             </w:r>
           </w:p>
         </w:tc>
@@ -5390,7 +5717,7 @@
                 <w:color w:val="111111"/>
                 <w:sz w:val="18"/>
               </w:rPr>
-              <w:t>下一周需要由价格、订单、交付、政策或盈利数据中的至少一项同向确认。</w:t>
+              <w:t>观察云厂商 Capex 指引、已锁定电力容量、实际通电进度、服务器与封装交付以及库存变化是否同步改善。</w:t>
             </w:r>
           </w:p>
         </w:tc>
@@ -5401,7 +5728,7 @@
         <w:pStyle w:val="Heading2"/>
       </w:pPr>
       <w:r>
-        <w:t>02 · A 股硬科技与科创50的复苏需要订单、融资盘和指数结构共振</w:t>
+        <w:t>02 · 电网稀缺租金与扩产执行风险</w:t>
       </w:r>
     </w:p>
     <w:tbl>
@@ -5477,7 +5804,7 @@
                 <w:color w:val="111111"/>
                 <w:sz w:val="18"/>
               </w:rPr>
-              <w:t>前序研究研究报告 — 2026-07-10</w:t>
+              <w:t>GOES、变压器和并网容量约束延长交期，可能提高具备可交付产能、合同保护和服务能力的电网设备商议价权。</w:t>
             </w:r>
           </w:p>
         </w:tc>
@@ -5535,7 +5862,7 @@
                 <w:color w:val="111111"/>
                 <w:sz w:val="18"/>
               </w:rPr>
-              <w:t>算力“千元股集群”拥挤度压力测试报告</w:t>
+              <w:t>稀缺也可能推高项目总成本、延后收入确认，并促使 BTM 自备电源等替代方案分流传统电网需求；许可、燃料和融资又会引入新的风险。</w:t>
             </w:r>
           </w:p>
         </w:tc>
@@ -5593,7 +5920,7 @@
                 <w:color w:val="111111"/>
                 <w:sz w:val="18"/>
               </w:rPr>
-              <w:t>下一周需要由价格、订单、交付、政策或盈利数据中的至少一项同向确认。</w:t>
+              <w:t>观察变压器交期、在手订单转收入、项目延期比例、并网排队变化，以及 BTM 项目的许可、融资与商业运行进展。</w:t>
             </w:r>
           </w:p>
         </w:tc>
@@ -5604,7 +5931,7 @@
         <w:pStyle w:val="Heading2"/>
       </w:pPr>
       <w:r>
-        <w:t>03 · DeepSeek 式低价模型正在重塑 AI 定价权与软件利润池</w:t>
+        <w:t>03 · A股硬科技订单与交易结构</w:t>
       </w:r>
     </w:p>
     <w:tbl>
@@ -5680,7 +6007,7 @@
                 <w:color w:val="111111"/>
                 <w:sz w:val="18"/>
               </w:rPr>
-              <w:t>硬件稀缺与 Token 通缩：AI 算力层级的“大分流”</w:t>
+              <w:t>先进封装、半导体设备和光通信仍有订单与利润兑现研究支持，产业方向没有被推翻。价差或研究关注本身并非这里的依据。</w:t>
             </w:r>
           </w:p>
         </w:tc>
@@ -5738,7 +6065,7 @@
                 <w:color w:val="111111"/>
                 <w:sz w:val="18"/>
               </w:rPr>
-              <w:t>DeepSeek V4 极低成本对国内云价格战与 A 股软件板块利润率的影响</w:t>
+              <w:t>融资集中、ETF 被动配置、成分股宽度不足和解禁压力可能使交易结构先于基本面转弱；本期没有市场报价数据，无法确认这些风险已经解除。</w:t>
             </w:r>
           </w:p>
         </w:tc>
@@ -5796,7 +6123,210 @@
                 <w:color w:val="111111"/>
                 <w:sz w:val="18"/>
               </w:rPr>
-              <w:t>下一周需要由价格、订单、交付、政策或盈利数据中的至少一项同向确认。</w:t>
+              <w:t>融资余额、ETF 申赎、北向资金、成分股宽度与公司订单是否至少连续两个观察窗口同向改善。</w:t>
+            </w:r>
+          </w:p>
+        </w:tc>
+      </w:tr>
+    </w:tbl>
+    <w:p>
+      <w:pPr>
+        <w:pStyle w:val="Heading2"/>
+      </w:pPr>
+      <w:r>
+        <w:t>04 · 油气现金流防御与宏观增长税</w:t>
+      </w:r>
+    </w:p>
+    <w:tbl>
+      <w:tblPr>
+        <w:tblW w:type="dxa" w:w="9360"/>
+        <w:jc w:val="left"/>
+        <w:tblLayout w:type="fixed"/>
+        <w:tblLook w:firstColumn="1" w:firstRow="1" w:lastColumn="0" w:lastRow="0" w:noHBand="0" w:noVBand="1" w:val="04A0"/>
+        <w:tblInd w:w="120" w:type="dxa"/>
+        <w:tblBorders>
+          <w:top w:val="single" w:sz="4" w:color="C8CDD3"/>
+          <w:left w:val="single" w:sz="4" w:color="C8CDD3"/>
+          <w:bottom w:val="single" w:sz="4" w:color="C8CDD3"/>
+          <w:right w:val="single" w:sz="4" w:color="C8CDD3"/>
+          <w:insideH w:val="single" w:sz="4" w:color="C8CDD3"/>
+          <w:insideV w:val="single" w:sz="4" w:color="C8CDD3"/>
+        </w:tblBorders>
+      </w:tblPr>
+      <w:tblGrid>
+        <w:gridCol w:w="1350"/>
+        <w:gridCol w:w="8010"/>
+      </w:tblGrid>
+      <w:tr>
+        <w:trPr>
+          <w:cantSplit/>
+        </w:trPr>
+        <w:tc>
+          <w:tcPr>
+            <w:tcW w:type="dxa" w:w="1350"/>
+            <w:tcMar>
+              <w:top w:w="80" w:type="dxa"/>
+              <w:bottom w:w="80" w:type="dxa"/>
+              <w:start w:w="120" w:type="dxa"/>
+              <w:end w:w="120" w:type="dxa"/>
+            </w:tcMar>
+            <w:vAlign w:val="top"/>
+            <w:shd w:fill="F2F4F7"/>
+          </w:tcPr>
+          <w:p>
+            <w:pPr>
+              <w:spacing w:before="0" w:after="0" w:line="252" w:lineRule="auto"/>
+            </w:pPr>
+            <w:r>
+              <w:rPr>
+                <w:rFonts w:ascii="Calibri" w:hAnsi="Calibri" w:eastAsia="Hiragino Sans GB"/>
+                <w:b/>
+                <w:color w:val="18864B"/>
+                <w:sz w:val="16"/>
+              </w:rPr>
+              <w:t>SUPPORT</w:t>
+            </w:r>
+          </w:p>
+        </w:tc>
+        <w:tc>
+          <w:tcPr>
+            <w:tcW w:type="dxa" w:w="8010"/>
+            <w:tcMar>
+              <w:top w:w="80" w:type="dxa"/>
+              <w:bottom w:w="80" w:type="dxa"/>
+              <w:start w:w="120" w:type="dxa"/>
+              <w:end w:w="120" w:type="dxa"/>
+            </w:tcMar>
+            <w:vAlign w:val="top"/>
+          </w:tcPr>
+          <w:p>
+            <w:pPr>
+              <w:spacing w:before="0" w:after="0" w:line="252" w:lineRule="auto"/>
+            </w:pPr>
+            <w:r>
+              <w:rPr>
+                <w:rFonts w:ascii="Calibri" w:hAnsi="Calibri" w:eastAsia="Hiragino Sans GB"/>
+                <w:b w:val="0"/>
+                <w:color w:val="111111"/>
+                <w:sz w:val="18"/>
+              </w:rPr>
+              <w:t>能源价格韧性能够支撑部分油气公司的分红与自由现金流，并为组合提供再通胀对冲。硬科技之外的现金流来源因此仍有配置研究价值。</w:t>
+            </w:r>
+          </w:p>
+        </w:tc>
+      </w:tr>
+      <w:tr>
+        <w:trPr>
+          <w:cantSplit/>
+        </w:trPr>
+        <w:tc>
+          <w:tcPr>
+            <w:tcW w:type="dxa" w:w="1350"/>
+            <w:tcMar>
+              <w:top w:w="80" w:type="dxa"/>
+              <w:bottom w:w="80" w:type="dxa"/>
+              <w:start w:w="120" w:type="dxa"/>
+              <w:end w:w="120" w:type="dxa"/>
+            </w:tcMar>
+            <w:vAlign w:val="top"/>
+            <w:shd w:fill="F2F4F7"/>
+          </w:tcPr>
+          <w:p>
+            <w:pPr>
+              <w:spacing w:before="0" w:after="0" w:line="252" w:lineRule="auto"/>
+            </w:pPr>
+            <w:r>
+              <w:rPr>
+                <w:rFonts w:ascii="Calibri" w:hAnsi="Calibri" w:eastAsia="Hiragino Sans GB"/>
+                <w:b/>
+                <w:color w:val="C92A2A"/>
+                <w:sz w:val="16"/>
+              </w:rPr>
+              <w:t>CHALLENGE</w:t>
+            </w:r>
+          </w:p>
+        </w:tc>
+        <w:tc>
+          <w:tcPr>
+            <w:tcW w:type="dxa" w:w="8010"/>
+            <w:tcMar>
+              <w:top w:w="80" w:type="dxa"/>
+              <w:bottom w:w="80" w:type="dxa"/>
+              <w:start w:w="120" w:type="dxa"/>
+              <w:end w:w="120" w:type="dxa"/>
+            </w:tcMar>
+            <w:vAlign w:val="top"/>
+          </w:tcPr>
+          <w:p>
+            <w:pPr>
+              <w:spacing w:before="0" w:after="0" w:line="252" w:lineRule="auto"/>
+            </w:pPr>
+            <w:r>
+              <w:rPr>
+                <w:rFonts w:ascii="Calibri" w:hAnsi="Calibri" w:eastAsia="Hiragino Sans GB"/>
+                <w:b w:val="0"/>
+                <w:color w:val="111111"/>
+                <w:sz w:val="18"/>
+              </w:rPr>
+              <w:t>同一油价冲击会挤压中国中下游制造业利润、推高通胀预期和实际利率，并削弱低现金仓位下的回撤承接能力。能源腿的收益可能对应更广泛风险资产的估值压力。</w:t>
+            </w:r>
+          </w:p>
+        </w:tc>
+      </w:tr>
+      <w:tr>
+        <w:trPr>
+          <w:cantSplit/>
+        </w:trPr>
+        <w:tc>
+          <w:tcPr>
+            <w:tcW w:type="dxa" w:w="1350"/>
+            <w:tcMar>
+              <w:top w:w="80" w:type="dxa"/>
+              <w:bottom w:w="80" w:type="dxa"/>
+              <w:start w:w="120" w:type="dxa"/>
+              <w:end w:w="120" w:type="dxa"/>
+            </w:tcMar>
+            <w:vAlign w:val="top"/>
+            <w:shd w:fill="F2F4F7"/>
+          </w:tcPr>
+          <w:p>
+            <w:pPr>
+              <w:spacing w:before="0" w:after="0" w:line="252" w:lineRule="auto"/>
+            </w:pPr>
+            <w:r>
+              <w:rPr>
+                <w:rFonts w:ascii="Calibri" w:hAnsi="Calibri" w:eastAsia="Hiragino Sans GB"/>
+                <w:b/>
+                <w:color w:val="D85B16"/>
+                <w:sz w:val="16"/>
+              </w:rPr>
+              <w:t>RESOLVE</w:t>
+            </w:r>
+          </w:p>
+        </w:tc>
+        <w:tc>
+          <w:tcPr>
+            <w:tcW w:type="dxa" w:w="8010"/>
+            <w:tcMar>
+              <w:top w:w="80" w:type="dxa"/>
+              <w:bottom w:w="80" w:type="dxa"/>
+              <w:start w:w="120" w:type="dxa"/>
+              <w:end w:w="120" w:type="dxa"/>
+            </w:tcMar>
+            <w:vAlign w:val="top"/>
+          </w:tcPr>
+          <w:p>
+            <w:pPr>
+              <w:spacing w:before="0" w:after="0" w:line="252" w:lineRule="auto"/>
+            </w:pPr>
+            <w:r>
+              <w:rPr>
+                <w:rFonts w:ascii="Calibri" w:hAnsi="Calibri" w:eastAsia="Hiragino Sans GB"/>
+                <w:b w:val="0"/>
+                <w:color w:val="111111"/>
+                <w:sz w:val="18"/>
+              </w:rPr>
+              <w:t>观察 CPI/PCE、油价传导、制造业利润率、实际利率和能源企业自由现金流是否显示“现金流受益”大于“需求破坏”。</w:t>
             </w:r>
           </w:p>
         </w:tc>
@@ -5815,7 +6345,7 @@
         <w:pStyle w:val="Heading2"/>
       </w:pPr>
       <w:r>
-        <w:t>01 · AI 电力/电网设备：并网排队和变压器交期是否继续拉长</w:t>
+        <w:t>01 · 云厂商 Capex 指引与订单兑现</w:t>
       </w:r>
     </w:p>
     <w:p>
@@ -5829,7 +6359,7 @@
           <w:color w:val="5E6268"/>
           <w:sz w:val="22"/>
         </w:rPr>
-        <w:t>该信号决定 OVERWEIGHT 配置能否从研究判断转化为可验证的组合结果。</w:t>
+        <w:t>这是 Mag7、AI 半导体、先进封装和 CPO 的共同收入源，能区分真实需求扩张与预算内部迁移。</w:t>
       </w:r>
     </w:p>
     <w:tbl>
@@ -5906,7 +6436,7 @@
                 <w:color w:val="111111"/>
                 <w:sz w:val="17"/>
               </w:rPr>
-              <w:t>并网排队和变压器交期是否继续拉长</w:t>
+              <w:t>主要云厂商维持或上修 Capex 指引，同时供应商披露订单、交付和自由现金流改善，且没有新增大规模递延。</w:t>
             </w:r>
           </w:p>
         </w:tc>
@@ -5932,7 +6462,7 @@
                 <w:color w:val="111111"/>
                 <w:sz w:val="17"/>
               </w:rPr>
-              <w:t>在既定赛道上限内优先增加证据最强的核心标的。</w:t>
+              <w:t>维持 AI 半导体 TRIM 的集中度纪律，但把新增风险预算优先分配给订单清晰、产品结构改善和现金流可验证的封装、存储、定制芯片及互联环节。</w:t>
             </w:r>
           </w:p>
         </w:tc>
@@ -5990,7 +6520,7 @@
                 <w:color w:val="111111"/>
                 <w:sz w:val="17"/>
               </w:rPr>
-              <w:t>风险事件继续高于支持事件，且最新证据没有修复。</w:t>
+              <w:t>云厂商下修或延后 Capex，供应商披露交付递延、客户验收放缓或库存上升。</w:t>
             </w:r>
           </w:p>
         </w:tc>
@@ -6016,7 +6546,7 @@
                 <w:color w:val="111111"/>
                 <w:sz w:val="17"/>
               </w:rPr>
-              <w:t>降低相关暴露，回到观察状态，并重新比较替代赛道。</w:t>
+              <w:t>继续降低单一加速器及高固定成本供应链暴露，暂停 Mag7、CPO 与先进封装试仓，保留现金流和防御资产。</w:t>
             </w:r>
           </w:p>
         </w:tc>
@@ -6027,7 +6557,7 @@
         <w:pStyle w:val="Heading2"/>
       </w:pPr>
       <w:r>
-        <w:t>02 · A股半导体/两融负 Gamma：融资余额、ETF 申赎和北向资金是否同向</w:t>
+        <w:t>02 · 通电时间与电网设备交付</w:t>
       </w:r>
     </w:p>
     <w:p>
@@ -6041,7 +6571,7 @@
           <w:color w:val="5E6268"/>
           <w:sz w:val="22"/>
         </w:rPr>
-        <w:t>该信号决定 UNDERWEIGHT 配置能否从研究判断转化为可验证的组合结果。</w:t>
+        <w:t>电力已从 AI 需求的背景条件变成订单能否转化为收入的串行闸门。拥挤的研究关注不能替代真实通电。</w:t>
       </w:r>
     </w:p>
     <w:tbl>
@@ -6118,7 +6648,7 @@
                 <w:color w:val="111111"/>
                 <w:sz w:val="17"/>
               </w:rPr>
-              <w:t>融资余额、ETF 申赎和北向资金是否同向</w:t>
+              <w:t>并网排队缩短、变压器交期稳定或改善、已锁定电力容量增加，且设备在手订单按期转化为交付。</w:t>
             </w:r>
           </w:p>
         </w:tc>
@@ -6144,7 +6674,7 @@
                 <w:color w:val="111111"/>
                 <w:sz w:val="17"/>
               </w:rPr>
-              <w:t>维持低配并等待第二条确认。</w:t>
+              <w:t>保持 AI 电力/电网设备的相对高权重，但进一步集中于已锁单、可交付、有合同保护的 GEV、ETN、002028.SZ、600089.SH、601179.SH 等观察对象。</w:t>
             </w:r>
           </w:p>
         </w:tc>
@@ -6202,7 +6732,7 @@
                 <w:color w:val="111111"/>
                 <w:sz w:val="17"/>
               </w:rPr>
-              <w:t>风险事件继续高于支持事件，且最新证据没有修复。</w:t>
+              <w:t>并网延期继续扩大、变压器或 GOES 交付恶化、项目收入确认推迟，或 BTM 项目因许可和融资无法落地。</w:t>
             </w:r>
           </w:p>
         </w:tc>
@@ -6228,7 +6758,7 @@
                 <w:color w:val="111111"/>
                 <w:sz w:val="17"/>
               </w:rPr>
-              <w:t>降低相关暴露，回到观察状态，并重新比较替代赛道。</w:t>
+              <w:t>削减只有稀缺叙事、缺少交付和合同保护的电力主题暴露，同时下调受通电延期影响更大的服务器与封装链风险预算。</w:t>
             </w:r>
           </w:p>
         </w:tc>
@@ -6239,7 +6769,7 @@
         <w:pStyle w:val="Heading2"/>
       </w:pPr>
       <w:r>
-        <w:t>03 · 先进封装/HBM4 闸门：云厂商 capex 指引是否继续上修</w:t>
+        <w:t>03 · A股融资、ETF、北向资金与市场宽度共振</w:t>
       </w:r>
     </w:p>
     <w:p>
@@ -6253,7 +6783,7 @@
           <w:color w:val="5E6268"/>
           <w:sz w:val="22"/>
         </w:rPr>
-        <w:t>该信号决定 NEUTRAL 配置能否从研究判断转化为可验证的组合结果。</w:t>
+        <w:t>该组合信号决定红利/硬科技杠铃、科创50和中国权益流动性是否能从观察状态进入受控试仓。</w:t>
       </w:r>
     </w:p>
     <w:tbl>
@@ -6330,7 +6860,7 @@
                 <w:color w:val="111111"/>
                 <w:sz w:val="17"/>
               </w:rPr>
-              <w:t>云厂商 capex 指引是否继续上修</w:t>
+              <w:t>融资余额停止收缩并呈稳定改善，相关 ETF 出现持续净申购，北向资金方向一致，且上涨或盈利改善不再集中于少数权重股。</w:t>
             </w:r>
           </w:p>
         </w:tc>
@@ -6356,7 +6886,7 @@
                 <w:color w:val="111111"/>
                 <w:sz w:val="17"/>
               </w:rPr>
-              <w:t>在既定赛道上限内优先增加证据最强的核心标的。</w:t>
+              <w:t>小幅启用杠铃风险预算：红利腿选择现金流稳健的非银红利，硬科技腿选择订单兑现度高的设备、封装与互联标的，避免一次性指数化加仓。</w:t>
             </w:r>
           </w:p>
         </w:tc>
@@ -6414,7 +6944,7 @@
                 <w:color w:val="111111"/>
                 <w:sz w:val="17"/>
               </w:rPr>
-              <w:t>风险事件继续高于支持事件，且最新证据没有修复。</w:t>
+              <w:t>杠杆继续收缩、ETF 转为持续净赎回、北向资金方向相反，或成分股宽度进一步恶化并伴随尾盘流动性放大。</w:t>
             </w:r>
           </w:p>
         </w:tc>
@@ -6440,7 +6970,7 @@
                 <w:color w:val="111111"/>
                 <w:sz w:val="17"/>
               </w:rPr>
-              <w:t>降低相关暴露，回到观察状态，并重新比较替代赛道。</w:t>
+              <w:t>维持 HOLD，压低科创50及高融资集中标的，保留非银红利和流动性缓冲，不把政策支持研究直接转化为仓位。</w:t>
             </w:r>
           </w:p>
         </w:tc>
@@ -6451,7 +6981,7 @@
         <w:pStyle w:val="Heading2"/>
       </w:pPr>
       <w:r>
-        <w:t>04 · A股风险偏好/两融：融资余额、ETF 申赎和北向资金是否同向</w:t>
+        <w:t>04 · CPI/PCE、油价与实际利率联动</w:t>
       </w:r>
     </w:p>
     <w:p>
@@ -6465,7 +6995,7 @@
           <w:color w:val="5E6268"/>
           <w:sz w:val="22"/>
         </w:rPr>
-        <w:t>该信号决定 UNDERWEIGHT 配置能否从研究判断转化为可验证的组合结果。</w:t>
+        <w:t>该信号同时约束 AI 久期、红利类债属性、油气现金流和黄金/美债对冲效率。单独观察任何一个变量都可能误判。</w:t>
       </w:r>
     </w:p>
     <w:tbl>
@@ -6542,7 +7072,7 @@
                 <w:color w:val="111111"/>
                 <w:sz w:val="17"/>
               </w:rPr>
-              <w:t>融资余额、ETF 申赎和北向资金是否同向</w:t>
+              <w:t>CPI/PCE 压力缓和，油价未继续形成成本传导，实际利率稳定或回落。</w:t>
             </w:r>
           </w:p>
         </w:tc>
@@ -6568,7 +7098,7 @@
                 <w:color w:val="111111"/>
                 <w:sz w:val="17"/>
               </w:rPr>
-              <w:t>维持低配并等待第二条确认。</w:t>
+              <w:t>在不改变当前 HOLD 的前提下，逐步恢复长久期成长和 TLT 等久期观察资产的试仓条件，同时降低纯再通胀对冲的边际权重。</w:t>
             </w:r>
           </w:p>
         </w:tc>
@@ -6626,7 +7156,7 @@
                 <w:color w:val="111111"/>
                 <w:sz w:val="17"/>
               </w:rPr>
-              <w:t>风险事件继续高于支持事件，且最新证据没有修复。</w:t>
+              <w:t>CPI/PCE 再加速，油价持续向核心通胀传导，实际利率同步上行。</w:t>
             </w:r>
           </w:p>
         </w:tc>
@@ -6652,7 +7182,7 @@
                 <w:color w:val="111111"/>
                 <w:sz w:val="17"/>
               </w:rPr>
-              <w:t>降低相关暴露，回到观察状态，并重新比较替代赛道。</w:t>
+              <w:t>继续压缩高久期与高估值集中暴露，维持油气现金流、GLD 和短久期防御研究篮子，并重新压力测试红利类债属性。</w:t>
             </w:r>
           </w:p>
         </w:tc>
@@ -6663,7 +7193,7 @@
         <w:pStyle w:val="Heading2"/>
       </w:pPr>
       <w:r>
-        <w:t>05 · AI 算力半导体：CPI/PCE 与油价是否重新推高实际利率</w:t>
+        <w:t>05 · CPO 订单、利润与交易宽度</w:t>
       </w:r>
     </w:p>
     <w:p>
@@ -6677,7 +7207,7 @@
           <w:color w:val="5E6268"/>
           <w:sz w:val="22"/>
         </w:rPr>
-        <w:t>该信号决定 NEUTRAL 配置能否从研究判断转化为可验证的组合结果。</w:t>
+        <w:t>CPO 的产业逻辑与交易拥挤可以同时成立；只有基本面兑现并向更多成分扩散，才足以解除 HOLD。</w:t>
       </w:r>
     </w:p>
     <w:tbl>
@@ -6754,7 +7284,7 @@
                 <w:color w:val="111111"/>
                 <w:sz w:val="17"/>
               </w:rPr>
-              <w:t>CPI/PCE 与油价是否重新推高实际利率</w:t>
+              <w:t>云厂商继续上修网络 Capex，光模块及高速互联厂商披露订单和利润改善，同时融资集中度下降、成分股宽度扩大。</w:t>
             </w:r>
           </w:p>
         </w:tc>
@@ -6780,7 +7310,7 @@
                 <w:color w:val="111111"/>
                 <w:sz w:val="17"/>
               </w:rPr>
-              <w:t>在既定赛道上限内优先增加证据最强的核心标的。</w:t>
+              <w:t>以分批试错方式提高 AVGO、MRVL、COHR、LITE、300308.SZ、300394.SZ 等互联篮子的风险预算，并保持供应链分散。</w:t>
             </w:r>
           </w:p>
         </w:tc>
@@ -6838,7 +7368,7 @@
                 <w:color w:val="111111"/>
                 <w:sz w:val="17"/>
               </w:rPr>
-              <w:t>风险事件继续高于支持事件，且最新证据没有修复。</w:t>
+              <w:t>网络 Capex 延后、订单或利润指引转弱，或基本面尚未恶化但融资和交易继续向少数标的集中。</w:t>
             </w:r>
           </w:p>
         </w:tc>
@@ -6864,7 +7394,7 @@
                 <w:color w:val="111111"/>
                 <w:sz w:val="17"/>
               </w:rPr>
-              <w:t>降低相关暴露，回到观察状态，并重新比较替代赛道。</w:t>
+              <w:t>维持 HOLD 或进一步降权拥挤标的，把 AI 基建预算转向订单与交付确定性更高的电力设备、存储或定制芯片环节。</w:t>
             </w:r>
           </w:p>
         </w:tc>
@@ -7447,10 +7977,10 @@
               <w:rPr>
                 <w:rFonts w:ascii="Calibri" w:hAnsi="Calibri" w:eastAsia="Hiragino Sans GB"/>
                 <w:b/>
-                <w:color w:val="D85B16"/>
+                <w:color w:val="18864B"/>
                 <w:sz w:val="16"/>
               </w:rPr>
-              <w:t>warn · deterministic_grounded</w:t>
+              <w:t>pass · structured_llm</w:t>
             </w:r>
           </w:p>
         </w:tc>
@@ -7754,7 +8284,7 @@
             <w:pPr>
               <w:spacing w:after="20"/>
             </w:pPr>
-            <w:hyperlink r:id="rId70">
+            <w:hyperlink r:id="rId85">
               <w:r>
                 <w:rPr>
                   <w:color w:val="1D5FD1"/>
@@ -7872,7 +8402,7 @@
             <w:pPr>
               <w:spacing w:after="20"/>
             </w:pPr>
-            <w:hyperlink r:id="rId33">
+            <w:hyperlink r:id="rId39">
               <w:r>
                 <w:rPr>
                   <w:color w:val="1D5FD1"/>
@@ -7990,7 +8520,7 @@
             <w:pPr>
               <w:spacing w:after="20"/>
             </w:pPr>
-            <w:hyperlink r:id="rId71">
+            <w:hyperlink r:id="rId34">
               <w:r>
                 <w:rPr>
                   <w:color w:val="1D5FD1"/>
@@ -8226,7 +8756,7 @@
             <w:pPr>
               <w:spacing w:after="20"/>
             </w:pPr>
-            <w:hyperlink r:id="rId29">
+            <w:hyperlink r:id="rId86">
               <w:r>
                 <w:rPr>
                   <w:color w:val="1D5FD1"/>
@@ -8344,7 +8874,7 @@
             <w:pPr>
               <w:spacing w:after="20"/>
             </w:pPr>
-            <w:hyperlink r:id="rId72">
+            <w:hyperlink r:id="rId87">
               <w:r>
                 <w:rPr>
                   <w:color w:val="1D5FD1"/>
@@ -8462,7 +8992,7 @@
             <w:pPr>
               <w:spacing w:after="20"/>
             </w:pPr>
-            <w:hyperlink r:id="rId35">
+            <w:hyperlink r:id="rId88">
               <w:r>
                 <w:rPr>
                   <w:color w:val="1D5FD1"/>
@@ -8580,7 +9110,7 @@
             <w:pPr>
               <w:spacing w:after="20"/>
             </w:pPr>
-            <w:hyperlink r:id="rId34">
+            <w:hyperlink r:id="rId35">
               <w:r>
                 <w:rPr>
                   <w:color w:val="1D5FD1"/>
@@ -8934,7 +9464,7 @@
             <w:pPr>
               <w:spacing w:after="20"/>
             </w:pPr>
-            <w:hyperlink r:id="rId31">
+            <w:hyperlink r:id="rId32">
               <w:r>
                 <w:rPr>
                   <w:color w:val="1D5FD1"/>
@@ -9052,7 +9582,7 @@
             <w:pPr>
               <w:spacing w:after="20"/>
             </w:pPr>
-            <w:hyperlink r:id="rId73">
+            <w:hyperlink r:id="rId89">
               <w:r>
                 <w:rPr>
                   <w:color w:val="1D5FD1"/>
@@ -9170,7 +9700,7 @@
             <w:pPr>
               <w:spacing w:after="20"/>
             </w:pPr>
-            <w:hyperlink r:id="rId74">
+            <w:hyperlink r:id="rId90">
               <w:r>
                 <w:rPr>
                   <w:color w:val="1D5FD1"/>
@@ -9288,7 +9818,7 @@
             <w:pPr>
               <w:spacing w:after="20"/>
             </w:pPr>
-            <w:hyperlink r:id="rId75">
+            <w:hyperlink r:id="rId36">
               <w:r>
                 <w:rPr>
                   <w:color w:val="1D5FD1"/>
@@ -9524,7 +10054,7 @@
             <w:pPr>
               <w:spacing w:after="20"/>
             </w:pPr>
-            <w:hyperlink r:id="rId76">
+            <w:hyperlink r:id="rId91">
               <w:r>
                 <w:rPr>
                   <w:color w:val="1D5FD1"/>
@@ -9642,7 +10172,7 @@
             <w:pPr>
               <w:spacing w:after="20"/>
             </w:pPr>
-            <w:hyperlink r:id="rId77">
+            <w:hyperlink r:id="rId31">
               <w:r>
                 <w:rPr>
                   <w:color w:val="1D5FD1"/>
@@ -9760,7 +10290,7 @@
             <w:pPr>
               <w:spacing w:after="20"/>
             </w:pPr>
-            <w:hyperlink r:id="rId78">
+            <w:hyperlink r:id="rId92">
               <w:r>
                 <w:rPr>
                   <w:color w:val="1D5FD1"/>
@@ -9878,7 +10408,7 @@
             <w:pPr>
               <w:spacing w:after="20"/>
             </w:pPr>
-            <w:hyperlink r:id="rId79">
+            <w:hyperlink r:id="rId93">
               <w:r>
                 <w:rPr>
                   <w:color w:val="1D5FD1"/>
@@ -9996,7 +10526,7 @@
             <w:pPr>
               <w:spacing w:after="20"/>
             </w:pPr>
-            <w:hyperlink r:id="rId80">
+            <w:hyperlink r:id="rId94">
               <w:r>
                 <w:rPr>
                   <w:color w:val="1D5FD1"/>
@@ -10114,7 +10644,7 @@
             <w:pPr>
               <w:spacing w:after="20"/>
             </w:pPr>
-            <w:hyperlink r:id="rId25">
+            <w:hyperlink r:id="rId23">
               <w:r>
                 <w:rPr>
                   <w:color w:val="1D5FD1"/>
@@ -10232,7 +10762,7 @@
             <w:pPr>
               <w:spacing w:after="20"/>
             </w:pPr>
-            <w:hyperlink r:id="rId81">
+            <w:hyperlink r:id="rId24">
               <w:r>
                 <w:rPr>
                   <w:color w:val="1D5FD1"/>
@@ -10350,7 +10880,7 @@
             <w:pPr>
               <w:spacing w:after="20"/>
             </w:pPr>
-            <w:hyperlink r:id="rId82">
+            <w:hyperlink r:id="rId95">
               <w:r>
                 <w:rPr>
                   <w:color w:val="1D5FD1"/>
@@ -10468,7 +10998,7 @@
             <w:pPr>
               <w:spacing w:after="20"/>
             </w:pPr>
-            <w:hyperlink r:id="rId83">
+            <w:hyperlink r:id="rId25">
               <w:r>
                 <w:rPr>
                   <w:color w:val="1D5FD1"/>
@@ -10586,7 +11116,7 @@
             <w:pPr>
               <w:spacing w:after="20"/>
             </w:pPr>
-            <w:hyperlink r:id="rId84">
+            <w:hyperlink r:id="rId38">
               <w:r>
                 <w:rPr>
                   <w:color w:val="1D5FD1"/>
@@ -10704,7 +11234,7 @@
             <w:pPr>
               <w:spacing w:after="20"/>
             </w:pPr>
-            <w:hyperlink r:id="rId85">
+            <w:hyperlink r:id="rId40">
               <w:r>
                 <w:rPr>
                   <w:color w:val="1D5FD1"/>
@@ -10822,7 +11352,7 @@
             <w:pPr>
               <w:spacing w:after="20"/>
             </w:pPr>
-            <w:hyperlink r:id="rId86">
+            <w:hyperlink r:id="rId96">
               <w:r>
                 <w:rPr>
                   <w:color w:val="1D5FD1"/>
@@ -10940,7 +11470,7 @@
             <w:pPr>
               <w:spacing w:after="20"/>
             </w:pPr>
-            <w:hyperlink r:id="rId87">
+            <w:hyperlink r:id="rId97">
               <w:r>
                 <w:rPr>
                   <w:color w:val="1D5FD1"/>
@@ -11058,7 +11588,7 @@
             <w:pPr>
               <w:spacing w:after="20"/>
             </w:pPr>
-            <w:hyperlink r:id="rId88">
+            <w:hyperlink r:id="rId98">
               <w:r>
                 <w:rPr>
                   <w:color w:val="1D5FD1"/>
@@ -11176,7 +11706,7 @@
             <w:pPr>
               <w:spacing w:after="20"/>
             </w:pPr>
-            <w:hyperlink r:id="rId89">
+            <w:hyperlink r:id="rId99">
               <w:r>
                 <w:rPr>
                   <w:color w:val="1D5FD1"/>
@@ -11294,7 +11824,7 @@
             <w:pPr>
               <w:spacing w:after="20"/>
             </w:pPr>
-            <w:hyperlink r:id="rId90">
+            <w:hyperlink r:id="rId100">
               <w:r>
                 <w:rPr>
                   <w:color w:val="1D5FD1"/>
@@ -11412,7 +11942,7 @@
             <w:pPr>
               <w:spacing w:after="20"/>
             </w:pPr>
-            <w:hyperlink r:id="rId91">
+            <w:hyperlink r:id="rId101">
               <w:r>
                 <w:rPr>
                   <w:color w:val="1D5FD1"/>
@@ -11530,7 +12060,7 @@
             <w:pPr>
               <w:spacing w:after="20"/>
             </w:pPr>
-            <w:hyperlink r:id="rId92">
+            <w:hyperlink r:id="rId102">
               <w:r>
                 <w:rPr>
                   <w:color w:val="1D5FD1"/>
@@ -11648,7 +12178,7 @@
             <w:pPr>
               <w:spacing w:after="20"/>
             </w:pPr>
-            <w:hyperlink r:id="rId93">
+            <w:hyperlink r:id="rId103">
               <w:r>
                 <w:rPr>
                   <w:color w:val="1D5FD1"/>
@@ -11766,7 +12296,7 @@
             <w:pPr>
               <w:spacing w:after="20"/>
             </w:pPr>
-            <w:hyperlink r:id="rId94">
+            <w:hyperlink r:id="rId104">
               <w:r>
                 <w:rPr>
                   <w:color w:val="1D5FD1"/>
@@ -11884,7 +12414,7 @@
             <w:pPr>
               <w:spacing w:after="20"/>
             </w:pPr>
-            <w:hyperlink r:id="rId95">
+            <w:hyperlink r:id="rId29">
               <w:r>
                 <w:rPr>
                   <w:color w:val="1D5FD1"/>
@@ -12002,7 +12532,7 @@
             <w:pPr>
               <w:spacing w:after="20"/>
             </w:pPr>
-            <w:hyperlink r:id="rId23">
+            <w:hyperlink r:id="rId28">
               <w:r>
                 <w:rPr>
                   <w:color w:val="1D5FD1"/>
@@ -12120,7 +12650,7 @@
             <w:pPr>
               <w:spacing w:after="20"/>
             </w:pPr>
-            <w:hyperlink r:id="rId24">
+            <w:hyperlink r:id="rId105">
               <w:r>
                 <w:rPr>
                   <w:color w:val="1D5FD1"/>
@@ -12238,7 +12768,7 @@
             <w:pPr>
               <w:spacing w:after="20"/>
             </w:pPr>
-            <w:hyperlink r:id="rId96">
+            <w:hyperlink r:id="rId106">
               <w:r>
                 <w:rPr>
                   <w:color w:val="1D5FD1"/>
@@ -12356,7 +12886,7 @@
             <w:pPr>
               <w:spacing w:after="20"/>
             </w:pPr>
-            <w:hyperlink r:id="rId28">
+            <w:hyperlink r:id="rId107">
               <w:r>
                 <w:rPr>
                   <w:color w:val="1D5FD1"/>
@@ -12474,7 +13004,7 @@
             <w:pPr>
               <w:spacing w:after="20"/>
             </w:pPr>
-            <w:hyperlink r:id="rId97">
+            <w:hyperlink r:id="rId108">
               <w:r>
                 <w:rPr>
                   <w:color w:val="1D5FD1"/>
@@ -12592,7 +13122,7 @@
             <w:pPr>
               <w:spacing w:after="20"/>
             </w:pPr>
-            <w:hyperlink r:id="rId98">
+            <w:hyperlink r:id="rId109">
               <w:r>
                 <w:rPr>
                   <w:color w:val="1D5FD1"/>
@@ -12710,7 +13240,7 @@
             <w:pPr>
               <w:spacing w:after="20"/>
             </w:pPr>
-            <w:hyperlink r:id="rId99">
+            <w:hyperlink r:id="rId110">
               <w:r>
                 <w:rPr>
                   <w:color w:val="1D5FD1"/>
@@ -12828,7 +13358,7 @@
             <w:pPr>
               <w:spacing w:after="20"/>
             </w:pPr>
-            <w:hyperlink r:id="rId100">
+            <w:hyperlink r:id="rId111">
               <w:r>
                 <w:rPr>
                   <w:color w:val="1D5FD1"/>
@@ -12946,7 +13476,7 @@
             <w:pPr>
               <w:spacing w:after="20"/>
             </w:pPr>
-            <w:hyperlink r:id="rId101">
+            <w:hyperlink r:id="rId112">
               <w:r>
                 <w:rPr>
                   <w:color w:val="1D5FD1"/>
@@ -13064,7 +13594,7 @@
             <w:pPr>
               <w:spacing w:after="20"/>
             </w:pPr>
-            <w:hyperlink r:id="rId102">
+            <w:hyperlink r:id="rId113">
               <w:r>
                 <w:rPr>
                   <w:color w:val="1D5FD1"/>
@@ -13182,7 +13712,7 @@
             <w:pPr>
               <w:spacing w:after="20"/>
             </w:pPr>
-            <w:hyperlink r:id="rId103">
+            <w:hyperlink r:id="rId114">
               <w:r>
                 <w:rPr>
                   <w:color w:val="1D5FD1"/>
@@ -13300,7 +13830,7 @@
             <w:pPr>
               <w:spacing w:after="20"/>
             </w:pPr>
-            <w:hyperlink r:id="rId104">
+            <w:hyperlink r:id="rId115">
               <w:r>
                 <w:rPr>
                   <w:color w:val="1D5FD1"/>
@@ -13418,7 +13948,7 @@
             <w:pPr>
               <w:spacing w:after="20"/>
             </w:pPr>
-            <w:hyperlink r:id="rId105">
+            <w:hyperlink r:id="rId42">
               <w:r>
                 <w:rPr>
                   <w:color w:val="1D5FD1"/>
@@ -13536,7 +14066,7 @@
             <w:pPr>
               <w:spacing w:after="20"/>
             </w:pPr>
-            <w:hyperlink r:id="rId106">
+            <w:hyperlink r:id="rId116">
               <w:r>
                 <w:rPr>
                   <w:color w:val="1D5FD1"/>
@@ -13654,7 +14184,7 @@
             <w:pPr>
               <w:spacing w:after="20"/>
             </w:pPr>
-            <w:hyperlink r:id="rId107">
+            <w:hyperlink r:id="rId117">
               <w:r>
                 <w:rPr>
                   <w:color w:val="1D5FD1"/>
@@ -13772,7 +14302,7 @@
             <w:pPr>
               <w:spacing w:after="20"/>
             </w:pPr>
-            <w:hyperlink r:id="rId108">
+            <w:hyperlink r:id="rId118">
               <w:r>
                 <w:rPr>
                   <w:color w:val="1D5FD1"/>
@@ -13890,7 +14420,7 @@
             <w:pPr>
               <w:spacing w:after="20"/>
             </w:pPr>
-            <w:hyperlink r:id="rId109">
+            <w:hyperlink r:id="rId119">
               <w:r>
                 <w:rPr>
                   <w:color w:val="1D5FD1"/>
@@ -14008,7 +14538,7 @@
             <w:pPr>
               <w:spacing w:after="20"/>
             </w:pPr>
-            <w:hyperlink r:id="rId110">
+            <w:hyperlink r:id="rId120">
               <w:r>
                 <w:rPr>
                   <w:color w:val="1D5FD1"/>
@@ -14126,7 +14656,7 @@
             <w:pPr>
               <w:spacing w:after="20"/>
             </w:pPr>
-            <w:hyperlink r:id="rId111">
+            <w:hyperlink r:id="rId121">
               <w:r>
                 <w:rPr>
                   <w:color w:val="1D5FD1"/>
@@ -14244,7 +14774,7 @@
             <w:pPr>
               <w:spacing w:after="20"/>
             </w:pPr>
-            <w:hyperlink r:id="rId112">
+            <w:hyperlink r:id="rId122">
               <w:r>
                 <w:rPr>
                   <w:color w:val="1D5FD1"/>
@@ -14362,7 +14892,7 @@
             <w:pPr>
               <w:spacing w:after="20"/>
             </w:pPr>
-            <w:hyperlink r:id="rId113">
+            <w:hyperlink r:id="rId123">
               <w:r>
                 <w:rPr>
                   <w:color w:val="1D5FD1"/>
@@ -14480,7 +15010,7 @@
             <w:pPr>
               <w:spacing w:after="20"/>
             </w:pPr>
-            <w:hyperlink r:id="rId114">
+            <w:hyperlink r:id="rId124">
               <w:r>
                 <w:rPr>
                   <w:color w:val="1D5FD1"/>
@@ -14598,7 +15128,7 @@
             <w:pPr>
               <w:spacing w:after="20"/>
             </w:pPr>
-            <w:hyperlink r:id="rId115">
+            <w:hyperlink r:id="rId125">
               <w:r>
                 <w:rPr>
                   <w:color w:val="1D5FD1"/>
@@ -14716,7 +15246,7 @@
             <w:pPr>
               <w:spacing w:after="20"/>
             </w:pPr>
-            <w:hyperlink r:id="rId116">
+            <w:hyperlink r:id="rId126">
               <w:r>
                 <w:rPr>
                   <w:color w:val="1D5FD1"/>
@@ -14834,7 +15364,7 @@
             <w:pPr>
               <w:spacing w:after="20"/>
             </w:pPr>
-            <w:hyperlink r:id="rId117">
+            <w:hyperlink r:id="rId127">
               <w:r>
                 <w:rPr>
                   <w:color w:val="1D5FD1"/>
@@ -14952,7 +15482,7 @@
             <w:pPr>
               <w:spacing w:after="20"/>
             </w:pPr>
-            <w:hyperlink r:id="rId118">
+            <w:hyperlink r:id="rId128">
               <w:r>
                 <w:rPr>
                   <w:color w:val="1D5FD1"/>
@@ -15070,7 +15600,7 @@
             <w:pPr>
               <w:spacing w:after="20"/>
             </w:pPr>
-            <w:hyperlink r:id="rId119">
+            <w:hyperlink r:id="rId129">
               <w:r>
                 <w:rPr>
                   <w:color w:val="1D5FD1"/>
@@ -15188,7 +15718,7 @@
             <w:pPr>
               <w:spacing w:after="20"/>
             </w:pPr>
-            <w:hyperlink r:id="rId120">
+            <w:hyperlink r:id="rId130">
               <w:r>
                 <w:rPr>
                   <w:color w:val="1D5FD1"/>
@@ -15306,7 +15836,7 @@
             <w:pPr>
               <w:spacing w:after="20"/>
             </w:pPr>
-            <w:hyperlink r:id="rId121">
+            <w:hyperlink r:id="rId131">
               <w:r>
                 <w:rPr>
                   <w:color w:val="1D5FD1"/>
@@ -15424,7 +15954,7 @@
             <w:pPr>
               <w:spacing w:after="20"/>
             </w:pPr>
-            <w:hyperlink r:id="rId122">
+            <w:hyperlink r:id="rId132">
               <w:r>
                 <w:rPr>
                   <w:color w:val="1D5FD1"/>
@@ -15542,7 +16072,7 @@
             <w:pPr>
               <w:spacing w:after="20"/>
             </w:pPr>
-            <w:hyperlink r:id="rId123">
+            <w:hyperlink r:id="rId133">
               <w:r>
                 <w:rPr>
                   <w:color w:val="1D5FD1"/>
@@ -15660,7 +16190,7 @@
             <w:pPr>
               <w:spacing w:after="20"/>
             </w:pPr>
-            <w:hyperlink r:id="rId124">
+            <w:hyperlink r:id="rId134">
               <w:r>
                 <w:rPr>
                   <w:color w:val="1D5FD1"/>
@@ -15778,7 +16308,7 @@
             <w:pPr>
               <w:spacing w:after="20"/>
             </w:pPr>
-            <w:hyperlink r:id="rId125">
+            <w:hyperlink r:id="rId135">
               <w:r>
                 <w:rPr>
                   <w:color w:val="1D5FD1"/>
@@ -15896,7 +16426,7 @@
             <w:pPr>
               <w:spacing w:after="20"/>
             </w:pPr>
-            <w:hyperlink r:id="rId126">
+            <w:hyperlink r:id="rId136">
               <w:r>
                 <w:rPr>
                   <w:color w:val="1D5FD1"/>
@@ -16014,7 +16544,7 @@
             <w:pPr>
               <w:spacing w:after="20"/>
             </w:pPr>
-            <w:hyperlink r:id="rId127">
+            <w:hyperlink r:id="rId137">
               <w:r>
                 <w:rPr>
                   <w:color w:val="1D5FD1"/>
@@ -16132,7 +16662,7 @@
             <w:pPr>
               <w:spacing w:after="20"/>
             </w:pPr>
-            <w:hyperlink r:id="rId128">
+            <w:hyperlink r:id="rId138">
               <w:r>
                 <w:rPr>
                   <w:color w:val="1D5FD1"/>
@@ -16250,7 +16780,7 @@
             <w:pPr>
               <w:spacing w:after="20"/>
             </w:pPr>
-            <w:hyperlink r:id="rId129">
+            <w:hyperlink r:id="rId43">
               <w:r>
                 <w:rPr>
                   <w:color w:val="1D5FD1"/>
@@ -16368,7 +16898,7 @@
             <w:pPr>
               <w:spacing w:after="20"/>
             </w:pPr>
-            <w:hyperlink r:id="rId130">
+            <w:hyperlink r:id="rId139">
               <w:r>
                 <w:rPr>
                   <w:color w:val="1D5FD1"/>
@@ -16486,7 +17016,7 @@
             <w:pPr>
               <w:spacing w:after="20"/>
             </w:pPr>
-            <w:hyperlink r:id="rId131">
+            <w:hyperlink r:id="rId140">
               <w:r>
                 <w:rPr>
                   <w:color w:val="1D5FD1"/>
@@ -16604,7 +17134,7 @@
             <w:pPr>
               <w:spacing w:after="20"/>
             </w:pPr>
-            <w:hyperlink r:id="rId132">
+            <w:hyperlink r:id="rId141">
               <w:r>
                 <w:rPr>
                   <w:color w:val="1D5FD1"/>
@@ -16722,7 +17252,7 @@
             <w:pPr>
               <w:spacing w:after="20"/>
             </w:pPr>
-            <w:hyperlink r:id="rId133">
+            <w:hyperlink r:id="rId142">
               <w:r>
                 <w:rPr>
                   <w:color w:val="1D5FD1"/>
@@ -16840,7 +17370,7 @@
             <w:pPr>
               <w:spacing w:after="20"/>
             </w:pPr>
-            <w:hyperlink r:id="rId134">
+            <w:hyperlink r:id="rId143">
               <w:r>
                 <w:rPr>
                   <w:color w:val="1D5FD1"/>
@@ -16958,7 +17488,7 @@
             <w:pPr>
               <w:spacing w:after="20"/>
             </w:pPr>
-            <w:hyperlink r:id="rId135">
+            <w:hyperlink r:id="rId144">
               <w:r>
                 <w:rPr>
                   <w:color w:val="1D5FD1"/>
@@ -17076,7 +17606,7 @@
             <w:pPr>
               <w:spacing w:after="20"/>
             </w:pPr>
-            <w:hyperlink r:id="rId136">
+            <w:hyperlink r:id="rId145">
               <w:r>
                 <w:rPr>
                   <w:color w:val="1D5FD1"/>
